--- a/CMA_Summaries_B3_Ch08.docx
+++ b/CMA_Summaries_B3_Ch08.docx
@@ -1027,7 +1027,7 @@
           <w:sz w:val="15"/>
           <w:szCs w:val="15"/>
         </w:rPr>
-        <w:t xml:space="preserve">The bars are drawn to scale.</w:t>
+        <w:t xml:space="preserve">Name each line from how it moves.</w:t>
       </w:r>
     </w:p>
     <w:p>
@@ -1038,7 +1038,7 @@
       <w:r>
         <w:drawing>
           <wp:inline distT="0" distB="0" distL="0" distR="0">
-            <wp:extent cx="5734050" cy="1644775"/>
+            <wp:extent cx="5734050" cy="2452050"/>
             <wp:effectExtent t="0" r="0" b="0" l="0"/>
             <wp:docPr id="1" name="" descr="" title=""/>
             <wp:cNvGraphicFramePr>
@@ -1063,7 +1063,7 @@
                   <pic:spPr bwMode="auto">
                     <a:xfrm>
                       <a:off x="0" y="0"/>
-                      <a:ext cx="5734050" cy="1644775"/>
+                      <a:ext cx="5734050" cy="2452050"/>
                     </a:xfrm>
                     <a:prstGeom prst="rect">
                       <a:avLst/>
@@ -1131,7 +1131,7 @@
                 <w:sz w:val="16"/>
                 <w:szCs w:val="16"/>
               </w:rPr>
-              <w:t xml:space="preserve">Cases sold   ·   contribution margin</w:t>
+              <w:t xml:space="preserve">× $12.60 standard   ·   Cases sold</w:t>
             </w:r>
           </w:p>
         </w:tc>
@@ -1993,7 +1993,7 @@
                 <w:sz w:val="16"/>
                 <w:szCs w:val="16"/>
               </w:rPr>
-              <w:t xml:space="preserve">Cases sold</w:t>
+              <w:t xml:space="preserve">× $12.60 standard</w:t>
             </w:r>
           </w:p>
         </w:tc>
@@ -2837,6 +2837,18 @@
     </w:p>
     <w:p>
       <w:pPr>
+        <w:pageBreakBefore w:val="true"/>
+        <w:spacing w:after="0"/>
+      </w:pPr>
+      <w:r>
+        <w:rPr>
+          <w:sz w:val="2"/>
+        </w:rPr>
+        <w:t xml:space="preserve"> </w:t>
+      </w:r>
+    </w:p>
+    <w:p>
+      <w:pPr>
         <w:spacing w:before="44" w:after="10"/>
       </w:pPr>
       <w:r>
@@ -2860,7 +2872,7 @@
           <w:sz w:val="15"/>
           <w:szCs w:val="15"/>
         </w:rPr>
-        <w:t xml:space="preserve">The bars are drawn to scale.</w:t>
+        <w:t xml:space="preserve">Name each line from how it moves.</w:t>
       </w:r>
     </w:p>
     <w:p>
@@ -2871,7 +2883,7 @@
       <w:r>
         <w:drawing>
           <wp:inline distT="0" distB="0" distL="0" distR="0">
-            <wp:extent cx="5734050" cy="1644775"/>
+            <wp:extent cx="5734050" cy="2452050"/>
             <wp:effectExtent t="0" r="0" b="0" l="0"/>
             <wp:docPr id="1" name="" descr="" title=""/>
             <wp:cNvGraphicFramePr>
@@ -2896,7 +2908,7 @@
                   <pic:spPr bwMode="auto">
                     <a:xfrm>
                       <a:off x="0" y="0"/>
-                      <a:ext cx="5734050" cy="1644775"/>
+                      <a:ext cx="5734050" cy="2452050"/>
                     </a:xfrm>
                     <a:prstGeom prst="rect">
                       <a:avLst/>
@@ -2964,25 +2976,13 @@
                 <w:sz w:val="16"/>
                 <w:szCs w:val="16"/>
               </w:rPr>
-              <w:t xml:space="preserve">cost of goods manufactured   ·   Fixed selling and admin</w:t>
+              <w:t xml:space="preserve">contribution margin   ·   Cases sold</w:t>
             </w:r>
           </w:p>
         </w:tc>
       </w:tr>
     </w:tbl>
     <w:p/>
-    <w:p>
-      <w:pPr>
-        <w:pageBreakBefore w:val="true"/>
-        <w:spacing w:after="0"/>
-      </w:pPr>
-      <w:r>
-        <w:rPr>
-          <w:sz w:val="2"/>
-        </w:rPr>
-        <w:t xml:space="preserve"> </w:t>
-      </w:r>
-    </w:p>
     <w:p>
       <w:pPr>
         <w:spacing w:before="44" w:after="14"/>
@@ -3564,7 +3564,7 @@
                 <w:sz w:val="16"/>
                 <w:szCs w:val="16"/>
               </w:rPr>
-              <w:t xml:space="preserve">Fixed selling and admin</w:t>
+              <w:t xml:space="preserve">Cases sold</w:t>
             </w:r>
           </w:p>
         </w:tc>
@@ -9903,6 +9903,154 @@
       </w:tr>
     </w:tbl>
     <w:p/>
+    <w:p>
+      <w:pPr>
+        <w:pageBreakBefore w:val="true"/>
+        <w:spacing w:after="0"/>
+      </w:pPr>
+      <w:r>
+        <w:rPr>
+          <w:sz w:val="2"/>
+        </w:rPr>
+        <w:t xml:space="preserve"> </w:t>
+      </w:r>
+    </w:p>
+    <w:p>
+      <w:pPr>
+        <w:spacing w:before="44" w:after="10"/>
+      </w:pPr>
+      <w:r>
+        <w:rPr>
+          <w:b/>
+          <w:bCs/>
+          <w:color w:val="353A7C"/>
+          <w:sz w:val="18"/>
+          <w:szCs w:val="18"/>
+        </w:rPr>
+        <w:t xml:space="preserve">The English this section uses, and its Arabic</w:t>
+      </w:r>
+    </w:p>
+    <w:p>
+      <w:pPr>
+        <w:spacing w:before="0" w:after="12"/>
+      </w:pPr>
+      <w:r>
+        <w:rPr>
+          <w:color w:val="6B7280"/>
+          <w:sz w:val="15"/>
+          <w:szCs w:val="15"/>
+        </w:rPr>
+        <w:t xml:space="preserve">Each term sits against what it means.</w:t>
+      </w:r>
+    </w:p>
+    <w:p>
+      <w:pPr>
+        <w:spacing w:after="40" w:before="90"/>
+        <w:jc w:val="center"/>
+      </w:pPr>
+      <w:r>
+        <w:drawing>
+          <wp:inline distT="0" distB="0" distL="0" distR="0">
+            <wp:extent cx="5734050" cy="2655775"/>
+            <wp:effectExtent t="0" r="0" b="0" l="0"/>
+            <wp:docPr id="1" name="" descr="" title=""/>
+            <wp:cNvGraphicFramePr>
+              <a:graphicFrameLocks xmlns:a="http://schemas.openxmlformats.org/drawingml/2006/main" noChangeAspect="1"/>
+            </wp:cNvGraphicFramePr>
+            <a:graphic xmlns:a="http://schemas.openxmlformats.org/drawingml/2006/main">
+              <a:graphicData uri="http://schemas.openxmlformats.org/drawingml/2006/picture">
+                <pic:pic xmlns:pic="http://schemas.openxmlformats.org/drawingml/2006/picture">
+                  <pic:nvPicPr>
+                    <pic:cNvPr id="0" name="" descr=""/>
+                    <pic:cNvPicPr>
+                      <a:picLocks noChangeAspect="1" noChangeArrowheads="1"/>
+                    </pic:cNvPicPr>
+                  </pic:nvPicPr>
+                  <pic:blipFill>
+                    <a:blip r:embed="rId108" cstate="none"/>
+                    <a:srcRect/>
+                    <a:stretch>
+                      <a:fillRect/>
+                    </a:stretch>
+                  </pic:blipFill>
+                  <pic:spPr bwMode="auto">
+                    <a:xfrm>
+                      <a:off x="0" y="0"/>
+                      <a:ext cx="5734050" cy="2655775"/>
+                    </a:xfrm>
+                    <a:prstGeom prst="rect">
+                      <a:avLst/>
+                    </a:prstGeom>
+                  </pic:spPr>
+                </pic:pic>
+              </a:graphicData>
+            </a:graphic>
+          </wp:inline>
+        </w:drawing>
+      </w:r>
+    </w:p>
+    <w:tbl>
+      <w:tblPr>
+        <w:tblW w:type="pct" w:w="100%"/>
+        <w:tblLayout w:type="fixed"/>
+        <w:tblBorders>
+          <w:top w:val="single" w:color="FBFAF6" w:sz="4"/>
+          <w:left w:val="single" w:color="FBFAF6" w:sz="4"/>
+          <w:bottom w:val="single" w:color="FBFAF6" w:sz="4"/>
+          <w:right w:val="single" w:color="FBFAF6" w:sz="4"/>
+          <w:insideH w:val="single" w:color="FBFAF6" w:sz="4"/>
+          <w:insideV w:val="single" w:color="FBFAF6" w:sz="4"/>
+        </w:tblBorders>
+      </w:tblPr>
+      <w:tblGrid>
+        <w:gridCol w:w="9600"/>
+      </w:tblGrid>
+      <w:tr>
+        <w:tc>
+          <w:tcPr>
+            <w:tcW w:type="pct" w:w="5000"/>
+            <w:shd w:fill="FBFAF6" w:val="clear"/>
+            <w:tcMar>
+              <w:top w:type="dxa" w:w="40"/>
+              <w:left w:type="dxa" w:w="100"/>
+              <w:bottom w:type="dxa" w:w="40"/>
+              <w:right w:type="dxa" w:w="100"/>
+            </w:tcMar>
+          </w:tcPr>
+          <w:p>
+            <w:pPr>
+              <w:spacing w:before="18" w:after="6"/>
+            </w:pPr>
+            <w:r>
+              <w:rPr>
+                <w:b/>
+                <w:bCs/>
+                <w:color w:val="6B7280"/>
+                <w:sz w:val="14"/>
+                <w:szCs w:val="14"/>
+              </w:rPr>
+              <w:t xml:space="preserve">word list</w:t>
+            </w:r>
+          </w:p>
+          <w:p>
+            <w:pPr>
+              <w:spacing w:before="0" w:after="18"/>
+            </w:pPr>
+            <w:r>
+              <w:rPr>
+                <w:b/>
+                <w:bCs/>
+                <w:color w:val="353A7C"/>
+                <w:sz w:val="16"/>
+                <w:szCs w:val="16"/>
+              </w:rPr>
+              <w:t xml:space="preserve">الموازنة التشغيلية (قائمة الدخل التقديرية)   ·   selling and administrative expense budget   ·   cost of goods sold budget</w:t>
+            </w:r>
+          </w:p>
+        </w:tc>
+      </w:tr>
+    </w:tbl>
+    <w:p/>
     <w:tbl>
       <w:tblPr>
         <w:tblW w:type="pct" w:w="100%"/>
@@ -10281,14 +10429,14 @@
                 <w:sz w:val="16"/>
                 <w:szCs w:val="16"/>
               </w:rPr>
-              <w:t xml:space="preserve">10  </w:t>
-            </w:r>
-            <w:r>
-              <w:rPr>
-                <w:sz w:val="16"/>
-                <w:szCs w:val="16"/>
-              </w:rPr>
-              <w:t xml:space="preserve">Jars sold in the second quarter</w:t>
+              <w:t xml:space="preserve">11  </w:t>
+            </w:r>
+            <w:r>
+              <w:rPr>
+                <w:sz w:val="16"/>
+                <w:szCs w:val="16"/>
+              </w:rPr>
+              <w:t xml:space="preserve">Finished jars at the start of the quarter</w:t>
             </w:r>
           </w:p>
         </w:tc>
@@ -10349,14 +10497,14 @@
                 <w:sz w:val="16"/>
                 <w:szCs w:val="16"/>
               </w:rPr>
-              <w:t xml:space="preserve">11  </w:t>
-            </w:r>
-            <w:r>
-              <w:rPr>
-                <w:sz w:val="16"/>
-                <w:szCs w:val="16"/>
-              </w:rPr>
-              <w:t xml:space="preserve">Finished jars at the start of the quarter</w:t>
+              <w:t xml:space="preserve">12  </w:t>
+            </w:r>
+            <w:r>
+              <w:rPr>
+                <w:sz w:val="16"/>
+                <w:szCs w:val="16"/>
+              </w:rPr>
+              <w:t xml:space="preserve">Finished jars at the end of the quarter</w:t>
             </w:r>
           </w:p>
         </w:tc>
@@ -10417,14 +10565,14 @@
                 <w:sz w:val="16"/>
                 <w:szCs w:val="16"/>
               </w:rPr>
-              <w:t xml:space="preserve">12  </w:t>
-            </w:r>
-            <w:r>
-              <w:rPr>
-                <w:sz w:val="16"/>
-                <w:szCs w:val="16"/>
-              </w:rPr>
-              <w:t xml:space="preserve">Finished jars at the end of the quarter</w:t>
+              <w:t xml:space="preserve">13  </w:t>
+            </w:r>
+            <w:r>
+              <w:rPr>
+                <w:sz w:val="16"/>
+                <w:szCs w:val="16"/>
+              </w:rPr>
+              <w:t xml:space="preserve">Variable selling cost per jar</w:t>
             </w:r>
           </w:p>
         </w:tc>
@@ -10485,14 +10633,14 @@
                 <w:sz w:val="16"/>
                 <w:szCs w:val="16"/>
               </w:rPr>
-              <w:t xml:space="preserve">13  </w:t>
-            </w:r>
-            <w:r>
-              <w:rPr>
-                <w:sz w:val="16"/>
-                <w:szCs w:val="16"/>
-              </w:rPr>
-              <w:t xml:space="preserve">Variable selling cost per jar</w:t>
+              <w:t xml:space="preserve">14  </w:t>
+            </w:r>
+            <w:r>
+              <w:rPr>
+                <w:sz w:val="16"/>
+                <w:szCs w:val="16"/>
+              </w:rPr>
+              <w:t xml:space="preserve">Fixed selling and admin per month</w:t>
             </w:r>
           </w:p>
         </w:tc>
@@ -10553,14 +10701,14 @@
                 <w:sz w:val="16"/>
                 <w:szCs w:val="16"/>
               </w:rPr>
-              <w:t xml:space="preserve">14  </w:t>
-            </w:r>
-            <w:r>
-              <w:rPr>
-                <w:sz w:val="16"/>
-                <w:szCs w:val="16"/>
-              </w:rPr>
-              <w:t xml:space="preserve">Fixed selling and admin per month</w:t>
+              <w:t xml:space="preserve">15  </w:t>
+            </w:r>
+            <w:r>
+              <w:rPr>
+                <w:sz w:val="16"/>
+                <w:szCs w:val="16"/>
+              </w:rPr>
+              <w:t xml:space="preserve">Variable</w:t>
             </w:r>
           </w:p>
         </w:tc>
@@ -10621,14 +10769,14 @@
                 <w:sz w:val="16"/>
                 <w:szCs w:val="16"/>
               </w:rPr>
-              <w:t xml:space="preserve">15  </w:t>
-            </w:r>
-            <w:r>
-              <w:rPr>
-                <w:sz w:val="16"/>
-                <w:szCs w:val="16"/>
-              </w:rPr>
-              <w:t xml:space="preserve">Variable</w:t>
+              <w:t xml:space="preserve">16  </w:t>
+            </w:r>
+            <w:r>
+              <w:rPr>
+                <w:sz w:val="16"/>
+                <w:szCs w:val="16"/>
+              </w:rPr>
+              <w:t xml:space="preserve">Variable selling expense</w:t>
             </w:r>
           </w:p>
         </w:tc>
@@ -10689,14 +10837,14 @@
                 <w:sz w:val="16"/>
                 <w:szCs w:val="16"/>
               </w:rPr>
-              <w:t xml:space="preserve">16  </w:t>
-            </w:r>
-            <w:r>
-              <w:rPr>
-                <w:sz w:val="16"/>
-                <w:szCs w:val="16"/>
-              </w:rPr>
-              <w:t xml:space="preserve">Variable selling expense</w:t>
+              <w:t xml:space="preserve">17  </w:t>
+            </w:r>
+            <w:r>
+              <w:rPr>
+                <w:sz w:val="16"/>
+                <w:szCs w:val="16"/>
+              </w:rPr>
+              <w:t xml:space="preserve">Fixed selling and administrative expense</w:t>
             </w:r>
           </w:p>
         </w:tc>
@@ -10757,14 +10905,14 @@
                 <w:sz w:val="16"/>
                 <w:szCs w:val="16"/>
               </w:rPr>
-              <w:t xml:space="preserve">17  </w:t>
-            </w:r>
-            <w:r>
-              <w:rPr>
-                <w:sz w:val="16"/>
-                <w:szCs w:val="16"/>
-              </w:rPr>
-              <w:t xml:space="preserve">Fixed selling and administrative expense</w:t>
+              <w:t xml:space="preserve">18  </w:t>
+            </w:r>
+            <w:r>
+              <w:rPr>
+                <w:sz w:val="16"/>
+                <w:szCs w:val="16"/>
+              </w:rPr>
+              <w:t xml:space="preserve">Manufacturing cost</w:t>
             </w:r>
           </w:p>
         </w:tc>
@@ -10825,14 +10973,82 @@
                 <w:sz w:val="16"/>
                 <w:szCs w:val="16"/>
               </w:rPr>
-              <w:t xml:space="preserve">18  </w:t>
-            </w:r>
-            <w:r>
-              <w:rPr>
-                <w:sz w:val="16"/>
-                <w:szCs w:val="16"/>
-              </w:rPr>
-              <w:t xml:space="preserve">Manufacturing cost</w:t>
+              <w:t xml:space="preserve">19  </w:t>
+            </w:r>
+            <w:r>
+              <w:rPr>
+                <w:sz w:val="16"/>
+                <w:szCs w:val="16"/>
+              </w:rPr>
+              <w:t xml:space="preserve">cost of goods sold budget</w:t>
+            </w:r>
+          </w:p>
+        </w:tc>
+      </w:tr>
+      <w:tr>
+        <w:tc>
+          <w:tcPr>
+            <w:tcW w:type="pct" w:w="2500"/>
+            <w:tcMar>
+              <w:top w:type="dxa" w:w="20"/>
+              <w:left w:type="dxa" w:w="80"/>
+              <w:bottom w:type="dxa" w:w="20"/>
+              <w:right w:type="dxa" w:w="80"/>
+            </w:tcMar>
+          </w:tcPr>
+          <w:p>
+            <w:pPr>
+              <w:spacing w:before="12" w:after="12"/>
+            </w:pPr>
+            <w:r>
+              <w:rPr>
+                <w:b/>
+                <w:bCs/>
+                <w:color w:val="8186EF"/>
+                <w:sz w:val="16"/>
+                <w:szCs w:val="16"/>
+              </w:rPr>
+              <w:t xml:space="preserve">10  </w:t>
+            </w:r>
+            <w:r>
+              <w:rPr>
+                <w:sz w:val="16"/>
+                <w:szCs w:val="16"/>
+              </w:rPr>
+              <w:t xml:space="preserve">Jars sold in the second quarter</w:t>
+            </w:r>
+          </w:p>
+        </w:tc>
+        <w:tc>
+          <w:tcPr>
+            <w:tcW w:type="pct" w:w="2500"/>
+            <w:tcMar>
+              <w:top w:type="dxa" w:w="20"/>
+              <w:left w:type="dxa" w:w="80"/>
+              <w:bottom w:type="dxa" w:w="20"/>
+              <w:right w:type="dxa" w:w="80"/>
+            </w:tcMar>
+          </w:tcPr>
+          <w:p>
+            <w:pPr>
+              <w:spacing w:before="12" w:after="12"/>
+            </w:pPr>
+            <w:r>
+              <w:rPr>
+                <w:b/>
+                <w:bCs/>
+                <w:color w:val="8186EF"/>
+                <w:sz w:val="16"/>
+                <w:szCs w:val="16"/>
+              </w:rPr>
+              <w:t xml:space="preserve">20  </w:t>
+            </w:r>
+            <w:r>
+              <w:rPr>
+                <w:sz w:val="16"/>
+                <w:szCs w:val="16"/>
+              </w:rPr>
+              <w:t xml:space="preserve">selling and administrative expense budget</w:t>
             </w:r>
           </w:p>
         </w:tc>
@@ -11844,7 +12060,7 @@
               <w:sz w:val="16"/>
               <w:szCs w:val="16"/>
             </w:rPr>
-            <w:t xml:space="preserve"> of 2</w:t>
+            <w:t xml:space="preserve"> of 3</w:t>
           </w:r>
         </w:p>
       </w:tc>

--- a/CMA_Summaries_B3_Ch08.docx
+++ b/CMA_Summaries_B3_Ch08.docx
@@ -2419,7 +2419,7 @@
           <w:sz w:val="16"/>
           <w:szCs w:val="16"/>
         </w:rPr>
-        <w:t xml:space="preserve">      gaps 1–4</w:t>
+        <w:t xml:space="preserve">      gaps 1–5</w:t>
       </w:r>
     </w:p>
     <w:p>
@@ -2503,7 +2503,7 @@
           <w:sz w:val="19"/>
           <w:szCs w:val="19"/>
         </w:rPr>
-        <w:t xml:space="preserve"/>
+        <w:t xml:space="preserve">Variable selling </w:t>
       </w:r>
       <w:r>
         <w:rPr>
@@ -2535,7 +2535,7 @@
           <w:sz w:val="19"/>
           <w:szCs w:val="19"/>
         </w:rPr>
-        <w:t xml:space="preserve"> selling expenses, such as freight to customers and sales </w:t>
+        <w:t xml:space="preserve">, such as freight to customers and sales </w:t>
       </w:r>
       <w:r>
         <w:rPr>
@@ -2574,7 +2574,46 @@
           <w:sz w:val="19"/>
           <w:szCs w:val="19"/>
         </w:rPr>
-        <w:t xml:space="preserve">Fixed costs, such as marketing, salaries, administration and depreciation of offices and vehicles, are budgeted item by item. </w:t>
+        <w:t xml:space="preserve">Fixed costs, such as marketing, salaries, </w:t>
+      </w:r>
+      <w:r>
+        <w:rPr>
+          <w:b/>
+          <w:bCs/>
+          <w:color w:val="8186EF"/>
+          <w:sz w:val="15"/>
+          <w:szCs w:val="15"/>
+        </w:rPr>
+        <w:t xml:space="preserve"> (5) </w:t>
+      </w:r>
+      <w:r>
+        <w:rPr>
+          <w:u w:val="single"/>
+          <w:sz w:val="19"/>
+          <w:szCs w:val="19"/>
+        </w:rPr>
+        <w:t xml:space="preserve">                </w:t>
+      </w:r>
+      <w:r>
+        <w:rPr>
+          <w:sz w:val="19"/>
+          <w:szCs w:val="19"/>
+        </w:rPr>
+        <w:t xml:space="preserve"> </w:t>
+      </w:r>
+      <w:r>
+        <w:rPr>
+          <w:sz w:val="19"/>
+          <w:szCs w:val="19"/>
+        </w:rPr>
+        <w:t xml:space="preserve"> and depreciation of offices and vehicles, are budgeted item by item. </w:t>
+      </w:r>
+      <w:r>
+        <w:rPr>
+          <w:sz w:val="19"/>
+          <w:szCs w:val="19"/>
+        </w:rPr>
+        <w:t xml:space="preserve">The variable rate of $1.20 a case and the fixed total of $2,400,000 are the figures used in the flexible budget. </w:t>
       </w:r>
     </w:p>
     <w:tbl>
@@ -2632,7 +2671,7 @@
                 <w:sz w:val="16"/>
                 <w:szCs w:val="16"/>
               </w:rPr>
-              <w:t xml:space="preserve">commissions   ·   overhead   ·   Variable   ·   components   ·   administrative</w:t>
+              <w:t xml:space="preserve">commissions   ·   expenses   ·   administration   ·   freight   ·   components   ·   administrative</w:t>
             </w:r>
           </w:p>
         </w:tc>
@@ -3003,7 +3042,7 @@
           <w:sz w:val="16"/>
           <w:szCs w:val="16"/>
         </w:rPr>
-        <w:t xml:space="preserve">      gaps 9–10</w:t>
+        <w:t xml:space="preserve">      gaps 10–11</w:t>
       </w:r>
     </w:p>
     <w:p>
@@ -3026,7 +3065,7 @@
           <w:sz w:val="15"/>
           <w:szCs w:val="15"/>
         </w:rPr>
-        <w:t xml:space="preserve"> (9) </w:t>
+        <w:t xml:space="preserve"> (10) </w:t>
       </w:r>
       <w:r>
         <w:rPr>
@@ -3058,7 +3097,7 @@
           <w:sz w:val="15"/>
           <w:szCs w:val="15"/>
         </w:rPr>
-        <w:t xml:space="preserve"> (10) </w:t>
+        <w:t xml:space="preserve"> (11) </w:t>
       </w:r>
       <w:r>
         <w:rPr>
@@ -3138,7 +3177,7 @@
                 <w:sz w:val="16"/>
                 <w:szCs w:val="16"/>
               </w:rPr>
-              <w:t xml:space="preserve">commissions   ·   manufacturing   ·   separately</w:t>
+              <w:t xml:space="preserve">marketing   ·   manufacturing   ·   separately</w:t>
             </w:r>
           </w:p>
         </w:tc>
@@ -3421,7 +3460,7 @@
                 <w:sz w:val="16"/>
                 <w:szCs w:val="16"/>
               </w:rPr>
-              <w:t xml:space="preserve">6  </w:t>
+              <w:t xml:space="preserve">7  </w:t>
             </w:r>
             <w:r>
               <w:rPr>
@@ -3489,7 +3528,7 @@
                 <w:sz w:val="16"/>
                 <w:szCs w:val="16"/>
               </w:rPr>
-              <w:t xml:space="preserve">7  </w:t>
+              <w:t xml:space="preserve">8  </w:t>
             </w:r>
             <w:r>
               <w:rPr>
@@ -3531,7 +3570,7 @@
                 <w:sz w:val="16"/>
                 <w:szCs w:val="16"/>
               </w:rPr>
-              <w:t xml:space="preserve">Variable</w:t>
+              <w:t xml:space="preserve">expenses</w:t>
             </w:r>
           </w:p>
         </w:tc>
@@ -3557,7 +3596,7 @@
                 <w:sz w:val="16"/>
                 <w:szCs w:val="16"/>
               </w:rPr>
-              <w:t xml:space="preserve">8  </w:t>
+              <w:t xml:space="preserve">9  </w:t>
             </w:r>
             <w:r>
               <w:rPr>
@@ -3625,7 +3664,7 @@
                 <w:sz w:val="16"/>
                 <w:szCs w:val="16"/>
               </w:rPr>
-              <w:t xml:space="preserve">9  </w:t>
+              <w:t xml:space="preserve">10  </w:t>
             </w:r>
             <w:r>
               <w:rPr>
@@ -3667,7 +3706,7 @@
                 <w:sz w:val="16"/>
                 <w:szCs w:val="16"/>
               </w:rPr>
-              <w:t xml:space="preserve">Variable selling expenses</w:t>
+              <w:t xml:space="preserve">administration</w:t>
             </w:r>
           </w:p>
         </w:tc>
@@ -3693,7 +3732,7 @@
                 <w:sz w:val="16"/>
                 <w:szCs w:val="16"/>
               </w:rPr>
-              <w:t xml:space="preserve">10  </w:t>
+              <w:t xml:space="preserve">11  </w:t>
             </w:r>
             <w:r>
               <w:rPr>
@@ -3701,6 +3740,64 @@
                 <w:szCs w:val="16"/>
               </w:rPr>
               <w:t xml:space="preserve">manufacturing</w:t>
+            </w:r>
+          </w:p>
+        </w:tc>
+      </w:tr>
+      <w:tr>
+        <w:tc>
+          <w:tcPr>
+            <w:tcW w:type="pct" w:w="2500"/>
+            <w:tcMar>
+              <w:top w:type="dxa" w:w="20"/>
+              <w:left w:type="dxa" w:w="80"/>
+              <w:bottom w:type="dxa" w:w="20"/>
+              <w:right w:type="dxa" w:w="80"/>
+            </w:tcMar>
+          </w:tcPr>
+          <w:p>
+            <w:pPr>
+              <w:spacing w:before="12" w:after="12"/>
+            </w:pPr>
+            <w:r>
+              <w:rPr>
+                <w:b/>
+                <w:bCs/>
+                <w:color w:val="8186EF"/>
+                <w:sz w:val="16"/>
+                <w:szCs w:val="16"/>
+              </w:rPr>
+              <w:t xml:space="preserve">6  </w:t>
+            </w:r>
+            <w:r>
+              <w:rPr>
+                <w:sz w:val="16"/>
+                <w:szCs w:val="16"/>
+              </w:rPr>
+              <w:t xml:space="preserve">Variable selling expenses</w:t>
+            </w:r>
+          </w:p>
+        </w:tc>
+        <w:tc>
+          <w:tcPr>
+            <w:tcW w:type="pct" w:w="2500"/>
+            <w:tcMar>
+              <w:top w:type="dxa" w:w="20"/>
+              <w:left w:type="dxa" w:w="80"/>
+              <w:bottom w:type="dxa" w:w="20"/>
+              <w:right w:type="dxa" w:w="80"/>
+            </w:tcMar>
+          </w:tcPr>
+          <w:p>
+            <w:pPr>
+              <w:spacing w:before="24" w:after="24"/>
+            </w:pPr>
+            <w:r>
+              <w:rPr>
+                <w:sz w:val="16"/>
+                <w:szCs w:val="16"/>
+              </w:rPr>
+              <w:t xml:space="preserve"/>
             </w:r>
           </w:p>
         </w:tc>
@@ -3743,7 +3840,7 @@
           <w:sz w:val="15"/>
           <w:szCs w:val="15"/>
         </w:rPr>
-        <w:t xml:space="preserve">The selling and administrative expense budget has two kinds of components. Variable selling expenses, such as freight to customers and sales commissions, change with cases sold. Fixed costs, such as marketing, salaries, administration and depreciation of offices and vehicles, are budgeted item by item.</w:t>
+        <w:t xml:space="preserve">The selling and administrative expense budget has two kinds of components. Variable selling expenses, such as freight to customers and sales commissions, change with cases sold. Fixed costs, such as marketing, salaries, administration and depreciation of offices and vehicles, are budgeted item by item. The variable rate of $1.20 a case and the fixed total of $2,400,000 are the figures used in the flexible budget.</w:t>
       </w:r>
     </w:p>
     <w:p>
@@ -6156,7 +6253,7 @@
                 <w:sz w:val="16"/>
                 <w:szCs w:val="16"/>
               </w:rPr>
-              <w:t xml:space="preserve">expenses   ·   statement   ·   administrative   ·   Interest</w:t>
+              <w:t xml:space="preserve">schedules   ·   statement   ·   administrative   ·   Interest</w:t>
             </w:r>
           </w:p>
         </w:tc>
@@ -6365,7 +6462,7 @@
                 <w:sz w:val="16"/>
                 <w:szCs w:val="16"/>
               </w:rPr>
-              <w:t xml:space="preserve">operating   ·   together   ·   administrative</w:t>
+              <w:t xml:space="preserve">operating   ·   selling   ·   administrative</w:t>
             </w:r>
           </w:p>
         </w:tc>
@@ -6973,6 +7070,19 @@
     <w:p/>
     <w:p>
       <w:pPr>
+        <w:spacing w:before="20" w:after="20" w:line="360" w:lineRule="auto"/>
+        <w:ind w:left="200"/>
+      </w:pPr>
+      <w:r>
+        <w:rPr>
+          <w:sz w:val="19"/>
+          <w:szCs w:val="19"/>
+        </w:rPr>
+        <w:t xml:space="preserve">The division plans to keep about one dollar in six of sales as operating income.</w:t>
+      </w:r>
+    </w:p>
+    <w:p>
+      <w:pPr>
         <w:pageBreakBefore w:val="true"/>
         <w:spacing w:after="0"/>
       </w:pPr>
@@ -7840,6 +7950,13 @@
         </w:rPr>
         <w:t xml:space="preserve">. </w:t>
       </w:r>
+      <w:r>
+        <w:rPr>
+          <w:sz w:val="19"/>
+          <w:szCs w:val="19"/>
+        </w:rPr>
+        <w:t xml:space="preserve">The year column includes the year-end fixed-overhead adjustment. </w:t>
+      </w:r>
     </w:p>
     <w:tbl>
       <w:tblPr>
@@ -7896,7 +8013,7 @@
                 <w:sz w:val="16"/>
                 <w:szCs w:val="16"/>
               </w:rPr>
-              <w:t xml:space="preserve">reviews   ·   operating   ·   schedules</w:t>
+              <w:t xml:space="preserve">quarter's   ·   operating   ·   schedules</w:t>
             </w:r>
           </w:p>
         </w:tc>
@@ -8201,7 +8318,7 @@
                 <w:sz w:val="16"/>
                 <w:szCs w:val="16"/>
               </w:rPr>
-              <w:t xml:space="preserve">follows   ·   flexible   ·   quarter's</w:t>
+              <w:t xml:space="preserve">follows   ·   production   ·   quarter's</w:t>
             </w:r>
           </w:p>
         </w:tc>
@@ -8541,7 +8658,7 @@
                 <w:sz w:val="16"/>
                 <w:szCs w:val="16"/>
               </w:rPr>
-              <w:t xml:space="preserve">administrative   ·   contribution   ·   production   ·   variable   ·   schedules</w:t>
+              <w:t xml:space="preserve">administrative   ·   contribution   ·   production   ·   variable   ·   selling</w:t>
             </w:r>
           </w:p>
         </w:tc>
@@ -11091,7 +11208,7 @@
           <w:sz w:val="15"/>
           <w:szCs w:val="15"/>
         </w:rPr>
-        <w:t xml:space="preserve">The board reviews results every quarter, so it wants the operating budget by quarter. This example builds it from the schedules.</w:t>
+        <w:t xml:space="preserve">The board reviews results every quarter, so it wants the operating budget by quarter. This example builds it from the schedules. The year column includes the year-end fixed-overhead adjustment.</w:t>
       </w:r>
     </w:p>
     <w:p>

--- a/CMA_Summaries_B3_Ch08.docx
+++ b/CMA_Summaries_B3_Ch08.docx
@@ -276,7 +276,7 @@
           <w:sz w:val="19"/>
           <w:szCs w:val="19"/>
         </w:rPr>
-        <w:t xml:space="preserve">: beginning finished goods, plus the cost of goods </w:t>
+        <w:t xml:space="preserve">: beginning finished goods, plus the cost of goods manufactured in the </w:t>
       </w:r>
       <w:r>
         <w:rPr>
@@ -294,7 +294,7 @@
           <w:sz w:val="19"/>
           <w:szCs w:val="19"/>
         </w:rPr>
-        <w:t xml:space="preserve">              </w:t>
+        <w:t xml:space="preserve">           </w:t>
       </w:r>
       <w:r>
         <w:rPr>
@@ -308,7 +308,7 @@
           <w:sz w:val="19"/>
           <w:szCs w:val="19"/>
         </w:rPr>
-        <w:t xml:space="preserve"> in the period, minus ending finished goods. </w:t>
+        <w:t xml:space="preserve">, minus ending finished goods. </w:t>
       </w:r>
     </w:p>
     <w:tbl>
@@ -366,7 +366,7 @@
                 <w:sz w:val="16"/>
                 <w:szCs w:val="16"/>
               </w:rPr>
-              <w:t xml:space="preserve">production   ·   components   ·   manufactured</w:t>
+              <w:t xml:space="preserve">production   ·   components   ·   period</w:t>
             </w:r>
           </w:p>
         </w:tc>
@@ -582,9 +582,658 @@
       </w:tr>
     </w:tbl>
     <w:p/>
+    <w:tbl>
+      <w:tblPr>
+        <w:tblW w:type="pct" w:w="100%"/>
+        <w:tblLayout w:type="fixed"/>
+        <w:tblBorders>
+          <w:top w:val="single" w:color="353A7C" w:sz="6"/>
+          <w:left w:val="single" w:color="353A7C" w:sz="6"/>
+          <w:bottom w:val="single" w:color="353A7C" w:sz="6"/>
+          <w:right w:val="single" w:color="353A7C" w:sz="6"/>
+          <w:insideH w:val="single" w:color="353A7C" w:sz="6"/>
+          <w:insideV w:val="single" w:color="353A7C" w:sz="6"/>
+        </w:tblBorders>
+      </w:tblPr>
+      <w:tblGrid>
+        <w:gridCol w:w="4224"/>
+        <w:gridCol w:w="3921"/>
+        <w:gridCol w:w="1455"/>
+      </w:tblGrid>
+      <w:tr>
+        <w:tc>
+          <w:tcPr>
+            <w:tcW w:type="pct" w:w="5000"/>
+            <w:gridSpan w:val="3"/>
+            <w:shd w:fill="353A7C" w:val="clear"/>
+            <w:tcMar>
+              <w:top w:type="dxa" w:w="60"/>
+              <w:left w:type="dxa" w:w="120"/>
+              <w:bottom w:type="dxa" w:w="60"/>
+              <w:right w:type="dxa" w:w="120"/>
+            </w:tcMar>
+          </w:tcPr>
+          <w:p>
+            <w:pPr>
+              <w:spacing w:before="40" w:after="40"/>
+            </w:pPr>
+            <w:r>
+              <w:rPr>
+                <w:b/>
+                <w:bCs/>
+                <w:color w:val="FFFFFF"/>
+                <w:sz w:val="17"/>
+                <w:szCs w:val="17"/>
+              </w:rPr>
+              <w:t xml:space="preserve">Worked example: the cost of goods sold budget for 2028</w:t>
+            </w:r>
+          </w:p>
+        </w:tc>
+      </w:tr>
+      <w:tr>
+        <w:tc>
+          <w:tcPr>
+            <w:tcW w:type="pct" w:w="2200"/>
+            <w:shd w:fill="353A7C" w:val="clear"/>
+            <w:tcMar>
+              <w:top w:type="dxa" w:w="50"/>
+              <w:left w:type="dxa" w:w="110"/>
+              <w:bottom w:type="dxa" w:w="50"/>
+              <w:right w:type="dxa" w:w="110"/>
+            </w:tcMar>
+          </w:tcPr>
+          <w:p>
+            <w:pPr>
+              <w:spacing w:before="30" w:after="30"/>
+            </w:pPr>
+            <w:r>
+              <w:rPr>
+                <w:b/>
+                <w:bCs/>
+                <w:color w:val="FFFFFF"/>
+                <w:sz w:val="15"/>
+                <w:szCs w:val="15"/>
+              </w:rPr>
+              <w:t xml:space="preserve">Cost of goods sold budget 2028</w:t>
+            </w:r>
+          </w:p>
+        </w:tc>
+        <w:tc>
+          <w:tcPr>
+            <w:tcW w:type="pct" w:w="2042"/>
+            <w:shd w:fill="353A7C" w:val="clear"/>
+            <w:tcMar>
+              <w:top w:type="dxa" w:w="50"/>
+              <w:left w:type="dxa" w:w="110"/>
+              <w:bottom w:type="dxa" w:w="50"/>
+              <w:right w:type="dxa" w:w="110"/>
+            </w:tcMar>
+          </w:tcPr>
+          <w:p>
+            <w:pPr>
+              <w:spacing w:before="30" w:after="30"/>
+            </w:pPr>
+            <w:r>
+              <w:rPr>
+                <w:b/>
+                <w:bCs/>
+                <w:color w:val="FFFFFF"/>
+                <w:sz w:val="15"/>
+                <w:szCs w:val="15"/>
+              </w:rPr>
+              <w:t xml:space="preserve">Basis</w:t>
+            </w:r>
+          </w:p>
+        </w:tc>
+        <w:tc>
+          <w:tcPr>
+            <w:tcW w:type="pct" w:w="758"/>
+            <w:shd w:fill="353A7C" w:val="clear"/>
+            <w:tcMar>
+              <w:top w:type="dxa" w:w="50"/>
+              <w:left w:type="dxa" w:w="110"/>
+              <w:bottom w:type="dxa" w:w="50"/>
+              <w:right w:type="dxa" w:w="110"/>
+            </w:tcMar>
+          </w:tcPr>
+          <w:p>
+            <w:pPr>
+              <w:spacing w:before="30" w:after="30"/>
+            </w:pPr>
+            <w:r>
+              <w:rPr>
+                <w:b/>
+                <w:bCs/>
+                <w:color w:val="FFFFFF"/>
+                <w:sz w:val="15"/>
+                <w:szCs w:val="15"/>
+              </w:rPr>
+              <w:t xml:space="preserve">USD</w:t>
+            </w:r>
+          </w:p>
+        </w:tc>
+      </w:tr>
+      <w:tr>
+        <w:tc>
+          <w:tcPr>
+            <w:tcW w:type="pct" w:w="2200"/>
+            <w:tcMar>
+              <w:top w:type="dxa" w:w="50"/>
+              <w:left w:type="dxa" w:w="110"/>
+              <w:bottom w:type="dxa" w:w="50"/>
+              <w:right w:type="dxa" w:w="110"/>
+            </w:tcMar>
+          </w:tcPr>
+          <w:p>
+            <w:pPr>
+              <w:spacing w:before="28" w:after="28"/>
+            </w:pPr>
+            <w:r>
+              <w:rPr>
+                <w:sz w:val="15"/>
+                <w:szCs w:val="15"/>
+              </w:rPr>
+              <w:t xml:space="preserve">Beginning finished goods</w:t>
+            </w:r>
+          </w:p>
+        </w:tc>
+        <w:tc>
+          <w:tcPr>
+            <w:tcW w:type="pct" w:w="2042"/>
+            <w:tcMar>
+              <w:top w:type="dxa" w:w="50"/>
+              <w:left w:type="dxa" w:w="110"/>
+              <w:bottom w:type="dxa" w:w="50"/>
+              <w:right w:type="dxa" w:w="110"/>
+            </w:tcMar>
+          </w:tcPr>
+          <w:p>
+            <w:pPr>
+              <w:spacing w:before="28" w:after="28"/>
+            </w:pPr>
+            <w:r>
+              <w:rPr>
+                <w:sz w:val="15"/>
+                <w:szCs w:val="15"/>
+              </w:rPr>
+              <w:t xml:space="preserve">42,000 cases × $12.60</w:t>
+            </w:r>
+          </w:p>
+        </w:tc>
+        <w:tc>
+          <w:tcPr>
+            <w:tcW w:type="pct" w:w="758"/>
+            <w:tcMar>
+              <w:top w:type="dxa" w:w="50"/>
+              <w:left w:type="dxa" w:w="110"/>
+              <w:bottom w:type="dxa" w:w="50"/>
+              <w:right w:type="dxa" w:w="110"/>
+            </w:tcMar>
+          </w:tcPr>
+          <w:p>
+            <w:pPr>
+              <w:spacing w:before="28" w:after="28"/>
+            </w:pPr>
+            <w:r>
+              <w:rPr>
+                <w:sz w:val="15"/>
+                <w:szCs w:val="15"/>
+              </w:rPr>
+              <w:t xml:space="preserve">529,200</w:t>
+            </w:r>
+          </w:p>
+        </w:tc>
+      </w:tr>
+      <w:tr>
+        <w:tc>
+          <w:tcPr>
+            <w:tcW w:type="pct" w:w="2200"/>
+            <w:shd w:fill="FBFAF6" w:val="clear"/>
+            <w:tcMar>
+              <w:top w:type="dxa" w:w="50"/>
+              <w:left w:type="dxa" w:w="110"/>
+              <w:bottom w:type="dxa" w:w="50"/>
+              <w:right w:type="dxa" w:w="110"/>
+            </w:tcMar>
+          </w:tcPr>
+          <w:p>
+            <w:pPr>
+              <w:spacing w:before="28" w:after="28"/>
+            </w:pPr>
+            <w:r>
+              <w:rPr>
+                <w:sz w:val="15"/>
+                <w:szCs w:val="15"/>
+              </w:rPr>
+              <w:t xml:space="preserve">+ Cost of goods manufactured</w:t>
+            </w:r>
+          </w:p>
+        </w:tc>
+        <w:tc>
+          <w:tcPr>
+            <w:tcW w:type="pct" w:w="2042"/>
+            <w:shd w:fill="FFFFFF" w:val="clear"/>
+            <w:tcMar>
+              <w:top w:type="dxa" w:w="50"/>
+              <w:left w:type="dxa" w:w="110"/>
+              <w:bottom w:type="dxa" w:w="50"/>
+              <w:right w:type="dxa" w:w="110"/>
+            </w:tcMar>
+          </w:tcPr>
+          <w:p>
+            <w:pPr>
+              <w:spacing w:before="46" w:after="46"/>
+            </w:pPr>
+            <w:r>
+              <w:rPr>
+                <w:b/>
+                <w:bCs/>
+                <w:color w:val="8186EF"/>
+                <w:sz w:val="14"/>
+                <w:szCs w:val="14"/>
+              </w:rPr>
+              <w:t xml:space="preserve">(7)</w:t>
+            </w:r>
+          </w:p>
+        </w:tc>
+        <w:tc>
+          <w:tcPr>
+            <w:tcW w:type="pct" w:w="758"/>
+            <w:shd w:fill="FBFAF6" w:val="clear"/>
+            <w:tcMar>
+              <w:top w:type="dxa" w:w="50"/>
+              <w:left w:type="dxa" w:w="110"/>
+              <w:bottom w:type="dxa" w:w="50"/>
+              <w:right w:type="dxa" w:w="110"/>
+            </w:tcMar>
+          </w:tcPr>
+          <w:p>
+            <w:pPr>
+              <w:spacing w:before="28" w:after="28"/>
+            </w:pPr>
+            <w:r>
+              <w:rPr>
+                <w:sz w:val="15"/>
+                <w:szCs w:val="15"/>
+              </w:rPr>
+              <w:t xml:space="preserve">11,350,600</w:t>
+            </w:r>
+          </w:p>
+        </w:tc>
+      </w:tr>
+      <w:tr>
+        <w:tc>
+          <w:tcPr>
+            <w:tcW w:type="pct" w:w="2200"/>
+            <w:tcMar>
+              <w:top w:type="dxa" w:w="50"/>
+              <w:left w:type="dxa" w:w="110"/>
+              <w:bottom w:type="dxa" w:w="50"/>
+              <w:right w:type="dxa" w:w="110"/>
+            </w:tcMar>
+          </w:tcPr>
+          <w:p>
+            <w:pPr>
+              <w:spacing w:before="28" w:after="28"/>
+            </w:pPr>
+            <w:r>
+              <w:rPr>
+                <w:sz w:val="15"/>
+                <w:szCs w:val="15"/>
+              </w:rPr>
+              <w:t xml:space="preserve">− Ending finished goods</w:t>
+            </w:r>
+          </w:p>
+        </w:tc>
+        <w:tc>
+          <w:tcPr>
+            <w:tcW w:type="pct" w:w="2042"/>
+            <w:tcMar>
+              <w:top w:type="dxa" w:w="50"/>
+              <w:left w:type="dxa" w:w="110"/>
+              <w:bottom w:type="dxa" w:w="50"/>
+              <w:right w:type="dxa" w:w="110"/>
+            </w:tcMar>
+          </w:tcPr>
+          <w:p>
+            <w:pPr>
+              <w:spacing w:before="28" w:after="28"/>
+            </w:pPr>
+            <w:r>
+              <w:rPr>
+                <w:sz w:val="15"/>
+                <w:szCs w:val="15"/>
+              </w:rPr>
+              <w:t xml:space="preserve">43,000 cases × $12.60</w:t>
+            </w:r>
+          </w:p>
+        </w:tc>
+        <w:tc>
+          <w:tcPr>
+            <w:tcW w:type="pct" w:w="758"/>
+            <w:tcMar>
+              <w:top w:type="dxa" w:w="50"/>
+              <w:left w:type="dxa" w:w="110"/>
+              <w:bottom w:type="dxa" w:w="50"/>
+              <w:right w:type="dxa" w:w="110"/>
+            </w:tcMar>
+          </w:tcPr>
+          <w:p>
+            <w:pPr>
+              <w:spacing w:before="28" w:after="28"/>
+            </w:pPr>
+            <w:r>
+              <w:rPr>
+                <w:sz w:val="15"/>
+                <w:szCs w:val="15"/>
+              </w:rPr>
+              <w:t xml:space="preserve">(541,800)</w:t>
+            </w:r>
+          </w:p>
+        </w:tc>
+      </w:tr>
+      <w:tr>
+        <w:tc>
+          <w:tcPr>
+            <w:tcW w:type="pct" w:w="2200"/>
+            <w:shd w:fill="FBFAF6" w:val="clear"/>
+            <w:tcMar>
+              <w:top w:type="dxa" w:w="50"/>
+              <w:left w:type="dxa" w:w="110"/>
+              <w:bottom w:type="dxa" w:w="50"/>
+              <w:right w:type="dxa" w:w="110"/>
+            </w:tcMar>
+          </w:tcPr>
+          <w:p>
+            <w:pPr>
+              <w:spacing w:before="28" w:after="28"/>
+            </w:pPr>
+            <w:r>
+              <w:rPr>
+                <w:sz w:val="15"/>
+                <w:szCs w:val="15"/>
+              </w:rPr>
+              <w:t xml:space="preserve">= Cost of goods sold</w:t>
+            </w:r>
+          </w:p>
+        </w:tc>
+        <w:tc>
+          <w:tcPr>
+            <w:tcW w:type="pct" w:w="2042"/>
+            <w:shd w:fill="FBFAF6" w:val="clear"/>
+            <w:tcMar>
+              <w:top w:type="dxa" w:w="50"/>
+              <w:left w:type="dxa" w:w="110"/>
+              <w:bottom w:type="dxa" w:w="50"/>
+              <w:right w:type="dxa" w:w="110"/>
+            </w:tcMar>
+          </w:tcPr>
+          <w:p>
+            <w:pPr>
+              <w:spacing w:before="28" w:after="28"/>
+            </w:pPr>
+            <w:r>
+              <w:rPr>
+                <w:sz w:val="15"/>
+                <w:szCs w:val="15"/>
+              </w:rPr>
+              <w:t xml:space="preserve"> </w:t>
+            </w:r>
+          </w:p>
+        </w:tc>
+        <w:tc>
+          <w:tcPr>
+            <w:tcW w:type="pct" w:w="758"/>
+            <w:shd w:fill="FBFAF6" w:val="clear"/>
+            <w:tcMar>
+              <w:top w:type="dxa" w:w="50"/>
+              <w:left w:type="dxa" w:w="110"/>
+              <w:bottom w:type="dxa" w:w="50"/>
+              <w:right w:type="dxa" w:w="110"/>
+            </w:tcMar>
+          </w:tcPr>
+          <w:p>
+            <w:pPr>
+              <w:spacing w:before="28" w:after="28"/>
+            </w:pPr>
+            <w:r>
+              <w:rPr>
+                <w:sz w:val="15"/>
+                <w:szCs w:val="15"/>
+              </w:rPr>
+              <w:t xml:space="preserve">11,338,000</w:t>
+            </w:r>
+          </w:p>
+        </w:tc>
+      </w:tr>
+      <w:tr>
+        <w:tc>
+          <w:tcPr>
+            <w:tcW w:type="pct" w:w="2200"/>
+            <w:tcMar>
+              <w:top w:type="dxa" w:w="50"/>
+              <w:left w:type="dxa" w:w="110"/>
+              <w:bottom w:type="dxa" w:w="50"/>
+              <w:right w:type="dxa" w:w="110"/>
+            </w:tcMar>
+          </w:tcPr>
+          <w:p>
+            <w:pPr>
+              <w:spacing w:before="28" w:after="28"/>
+            </w:pPr>
+            <w:r>
+              <w:rPr>
+                <w:sz w:val="15"/>
+                <w:szCs w:val="15"/>
+              </w:rPr>
+              <w:t xml:space="preserve">Check: cases sold × standard</w:t>
+            </w:r>
+          </w:p>
+        </w:tc>
+        <w:tc>
+          <w:tcPr>
+            <w:tcW w:type="pct" w:w="2042"/>
+            <w:shd w:fill="FFFFFF" w:val="clear"/>
+            <w:tcMar>
+              <w:top w:type="dxa" w:w="50"/>
+              <w:left w:type="dxa" w:w="110"/>
+              <w:bottom w:type="dxa" w:w="50"/>
+              <w:right w:type="dxa" w:w="110"/>
+            </w:tcMar>
+          </w:tcPr>
+          <w:p>
+            <w:pPr>
+              <w:spacing w:before="46" w:after="46"/>
+            </w:pPr>
+            <w:r>
+              <w:rPr>
+                <w:b/>
+                <w:bCs/>
+                <w:color w:val="8186EF"/>
+                <w:sz w:val="14"/>
+                <w:szCs w:val="14"/>
+              </w:rPr>
+              <w:t xml:space="preserve">(8)</w:t>
+            </w:r>
+          </w:p>
+        </w:tc>
+        <w:tc>
+          <w:tcPr>
+            <w:tcW w:type="pct" w:w="758"/>
+            <w:tcMar>
+              <w:top w:type="dxa" w:w="50"/>
+              <w:left w:type="dxa" w:w="110"/>
+              <w:bottom w:type="dxa" w:w="50"/>
+              <w:right w:type="dxa" w:w="110"/>
+            </w:tcMar>
+          </w:tcPr>
+          <w:p>
+            <w:pPr>
+              <w:spacing w:before="28" w:after="28"/>
+            </w:pPr>
+            <w:r>
+              <w:rPr>
+                <w:sz w:val="15"/>
+                <w:szCs w:val="15"/>
+              </w:rPr>
+              <w:t xml:space="preserve"> </w:t>
+            </w:r>
+          </w:p>
+        </w:tc>
+      </w:tr>
+      <w:tr>
+        <w:tc>
+          <w:tcPr>
+            <w:tcW w:type="pct" w:w="2200"/>
+            <w:shd w:fill="FBFAF6" w:val="clear"/>
+            <w:tcMar>
+              <w:top w:type="dxa" w:w="50"/>
+              <w:left w:type="dxa" w:w="110"/>
+              <w:bottom w:type="dxa" w:w="50"/>
+              <w:right w:type="dxa" w:w="110"/>
+            </w:tcMar>
+          </w:tcPr>
+          <w:p>
+            <w:pPr>
+              <w:spacing w:before="28" w:after="28"/>
+            </w:pPr>
+            <w:r>
+              <w:rPr>
+                <w:sz w:val="15"/>
+                <w:szCs w:val="15"/>
+              </w:rPr>
+              <w:t xml:space="preserve">Less fixed overhead applied above budget</w:t>
+            </w:r>
+          </w:p>
+        </w:tc>
+        <w:tc>
+          <w:tcPr>
+            <w:tcW w:type="pct" w:w="2042"/>
+            <w:shd w:fill="FBFAF6" w:val="clear"/>
+            <w:tcMar>
+              <w:top w:type="dxa" w:w="50"/>
+              <w:left w:type="dxa" w:w="110"/>
+              <w:bottom w:type="dxa" w:w="50"/>
+              <w:right w:type="dxa" w:w="110"/>
+            </w:tcMar>
+          </w:tcPr>
+          <w:p>
+            <w:pPr>
+              <w:spacing w:before="28" w:after="28"/>
+            </w:pPr>
+            <w:r>
+              <w:rPr>
+                <w:sz w:val="15"/>
+                <w:szCs w:val="15"/>
+              </w:rPr>
+              <w:t xml:space="preserve">Chapter 7</w:t>
+            </w:r>
+          </w:p>
+        </w:tc>
+        <w:tc>
+          <w:tcPr>
+            <w:tcW w:type="pct" w:w="758"/>
+            <w:shd w:fill="FBFAF6" w:val="clear"/>
+            <w:tcMar>
+              <w:top w:type="dxa" w:w="50"/>
+              <w:left w:type="dxa" w:w="110"/>
+              <w:bottom w:type="dxa" w:w="50"/>
+              <w:right w:type="dxa" w:w="110"/>
+            </w:tcMar>
+          </w:tcPr>
+          <w:p>
+            <w:pPr>
+              <w:spacing w:before="28" w:after="28"/>
+            </w:pPr>
+            <w:r>
+              <w:rPr>
+                <w:sz w:val="15"/>
+                <w:szCs w:val="15"/>
+              </w:rPr>
+              <w:t xml:space="preserve">(2,000)</w:t>
+            </w:r>
+          </w:p>
+        </w:tc>
+      </w:tr>
+    </w:tbl>
+    <w:p/>
+    <w:tbl>
+      <w:tblPr>
+        <w:tblW w:type="pct" w:w="100%"/>
+        <w:tblLayout w:type="fixed"/>
+        <w:tblBorders>
+          <w:top w:val="single" w:color="FBFAF6" w:sz="4"/>
+          <w:left w:val="single" w:color="FBFAF6" w:sz="4"/>
+          <w:bottom w:val="single" w:color="FBFAF6" w:sz="4"/>
+          <w:right w:val="single" w:color="FBFAF6" w:sz="4"/>
+          <w:insideH w:val="single" w:color="FBFAF6" w:sz="4"/>
+          <w:insideV w:val="single" w:color="FBFAF6" w:sz="4"/>
+        </w:tblBorders>
+      </w:tblPr>
+      <w:tblGrid>
+        <w:gridCol w:w="9600"/>
+      </w:tblGrid>
+      <w:tr>
+        <w:tc>
+          <w:tcPr>
+            <w:tcW w:type="pct" w:w="5000"/>
+            <w:shd w:fill="FBFAF6" w:val="clear"/>
+            <w:tcMar>
+              <w:top w:type="dxa" w:w="40"/>
+              <w:left w:type="dxa" w:w="100"/>
+              <w:bottom w:type="dxa" w:w="40"/>
+              <w:right w:type="dxa" w:w="100"/>
+            </w:tcMar>
+          </w:tcPr>
+          <w:p>
+            <w:pPr>
+              <w:spacing w:before="18" w:after="6"/>
+            </w:pPr>
+            <w:r>
+              <w:rPr>
+                <w:b/>
+                <w:bCs/>
+                <w:color w:val="6B7280"/>
+                <w:sz w:val="14"/>
+                <w:szCs w:val="14"/>
+              </w:rPr>
+              <w:t xml:space="preserve">word list</w:t>
+            </w:r>
+          </w:p>
+          <w:p>
+            <w:pPr>
+              <w:spacing w:before="0" w:after="18"/>
+            </w:pPr>
+            <w:r>
+              <w:rPr>
+                <w:b/>
+                <w:bCs/>
+                <w:color w:val="353A7C"/>
+                <w:sz w:val="16"/>
+                <w:szCs w:val="16"/>
+              </w:rPr>
+              <w:t xml:space="preserve">900,000 × $12.60 = 11,340,000   ·   43,000 cases × $12.60   ·   Chapter 7</w:t>
+            </w:r>
+          </w:p>
+        </w:tc>
+      </w:tr>
+    </w:tbl>
+    <w:p/>
     <w:p>
       <w:pPr>
-        <w:spacing w:before="44" w:after="10"/>
+        <w:pageBreakBefore w:val="true"/>
+        <w:spacing w:after="0"/>
+      </w:pPr>
+      <w:r>
+        <w:rPr>
+          <w:sz w:val="2"/>
+        </w:rPr>
+        <w:t xml:space="preserve"> </w:t>
+      </w:r>
+    </w:p>
+    <w:p>
+      <w:pPr>
+        <w:spacing w:before="44" w:after="14"/>
       </w:pPr>
       <w:r>
         <w:rPr>
@@ -594,7 +1243,279 @@
           <w:sz w:val="18"/>
           <w:szCs w:val="18"/>
         </w:rPr>
-        <w:t xml:space="preserve">Worked example: the cost of goods sold budget for 2028</w:t>
+        <w:t xml:space="preserve">Summary 3</w:t>
+      </w:r>
+      <w:r>
+        <w:rPr>
+          <w:color w:val="6B7280"/>
+          <w:sz w:val="16"/>
+          <w:szCs w:val="16"/>
+        </w:rPr>
+        <w:t xml:space="preserve">      gaps 9–13</w:t>
+      </w:r>
+    </w:p>
+    <w:p>
+      <w:pPr>
+        <w:spacing w:before="20" w:after="20" w:line="360" w:lineRule="auto"/>
+        <w:ind w:left="200"/>
+      </w:pPr>
+      <w:r>
+        <w:rPr>
+          <w:sz w:val="19"/>
+          <w:szCs w:val="19"/>
+        </w:rPr>
+        <w:t xml:space="preserve">The check line </w:t>
+      </w:r>
+      <w:r>
+        <w:rPr>
+          <w:b/>
+          <w:bCs/>
+          <w:color w:val="8186EF"/>
+          <w:sz w:val="15"/>
+          <w:szCs w:val="15"/>
+        </w:rPr>
+        <w:t xml:space="preserve"> (9) </w:t>
+      </w:r>
+      <w:r>
+        <w:rPr>
+          <w:u w:val="single"/>
+          <w:sz w:val="19"/>
+          <w:szCs w:val="19"/>
+        </w:rPr>
+        <w:t xml:space="preserve">           </w:t>
+      </w:r>
+      <w:r>
+        <w:rPr>
+          <w:sz w:val="19"/>
+          <w:szCs w:val="19"/>
+        </w:rPr>
+        <w:t xml:space="preserve"> </w:t>
+      </w:r>
+      <w:r>
+        <w:rPr>
+          <w:sz w:val="19"/>
+          <w:szCs w:val="19"/>
+        </w:rPr>
+        <w:t xml:space="preserve"> the result. </w:t>
+      </w:r>
+      <w:r>
+        <w:rPr>
+          <w:sz w:val="19"/>
+          <w:szCs w:val="19"/>
+        </w:rPr>
+        <w:t xml:space="preserve">At standard, 900,000 cases sold × $12.60 = $11,340,000; the budget is $2,000 lower because fixed overhead applied to </w:t>
+      </w:r>
+      <w:r>
+        <w:rPr>
+          <w:b/>
+          <w:bCs/>
+          <w:color w:val="8186EF"/>
+          <w:sz w:val="15"/>
+          <w:szCs w:val="15"/>
+        </w:rPr>
+        <w:t xml:space="preserve"> (10) </w:t>
+      </w:r>
+      <w:r>
+        <w:rPr>
+          <w:u w:val="single"/>
+          <w:sz w:val="19"/>
+          <w:szCs w:val="19"/>
+        </w:rPr>
+        <w:t xml:space="preserve">            </w:t>
+      </w:r>
+      <w:r>
+        <w:rPr>
+          <w:sz w:val="19"/>
+          <w:szCs w:val="19"/>
+        </w:rPr>
+        <w:t xml:space="preserve"> </w:t>
+      </w:r>
+      <w:r>
+        <w:rPr>
+          <w:sz w:val="19"/>
+          <w:szCs w:val="19"/>
+        </w:rPr>
+        <w:t xml:space="preserve"> is slightly above the fixed overhead </w:t>
+      </w:r>
+      <w:r>
+        <w:rPr>
+          <w:b/>
+          <w:bCs/>
+          <w:color w:val="8186EF"/>
+          <w:sz w:val="15"/>
+          <w:szCs w:val="15"/>
+        </w:rPr>
+        <w:t xml:space="preserve"> (11) </w:t>
+      </w:r>
+      <w:r>
+        <w:rPr>
+          <w:u w:val="single"/>
+          <w:sz w:val="19"/>
+          <w:szCs w:val="19"/>
+        </w:rPr>
+        <w:t xml:space="preserve">           </w:t>
+      </w:r>
+      <w:r>
+        <w:rPr>
+          <w:sz w:val="19"/>
+          <w:szCs w:val="19"/>
+        </w:rPr>
+        <w:t xml:space="preserve"> </w:t>
+      </w:r>
+      <w:r>
+        <w:rPr>
+          <w:sz w:val="19"/>
+          <w:szCs w:val="19"/>
+        </w:rPr>
+        <w:t xml:space="preserve">. </w:t>
+      </w:r>
+      <w:r>
+        <w:rPr>
+          <w:sz w:val="19"/>
+          <w:szCs w:val="19"/>
+        </w:rPr>
+        <w:t xml:space="preserve">For </w:t>
+      </w:r>
+      <w:r>
+        <w:rPr>
+          <w:b/>
+          <w:bCs/>
+          <w:color w:val="8186EF"/>
+          <w:sz w:val="15"/>
+          <w:szCs w:val="15"/>
+        </w:rPr>
+        <w:t xml:space="preserve"> (12) </w:t>
+      </w:r>
+      <w:r>
+        <w:rPr>
+          <w:u w:val="single"/>
+          <w:sz w:val="19"/>
+          <w:szCs w:val="19"/>
+        </w:rPr>
+        <w:t xml:space="preserve">           </w:t>
+      </w:r>
+      <w:r>
+        <w:rPr>
+          <w:sz w:val="19"/>
+          <w:szCs w:val="19"/>
+        </w:rPr>
+        <w:t xml:space="preserve"> </w:t>
+      </w:r>
+      <w:r>
+        <w:rPr>
+          <w:sz w:val="19"/>
+          <w:szCs w:val="19"/>
+        </w:rPr>
+        <w:t xml:space="preserve"> budgets, cost of goods sold is simply the cases sold at standard, and the small </w:t>
+      </w:r>
+      <w:r>
+        <w:rPr>
+          <w:b/>
+          <w:bCs/>
+          <w:color w:val="8186EF"/>
+          <w:sz w:val="15"/>
+          <w:szCs w:val="15"/>
+        </w:rPr>
+        <w:t xml:space="preserve"> (13) </w:t>
+      </w:r>
+      <w:r>
+        <w:rPr>
+          <w:u w:val="single"/>
+          <w:sz w:val="19"/>
+          <w:szCs w:val="19"/>
+        </w:rPr>
+        <w:t xml:space="preserve">                </w:t>
+      </w:r>
+      <w:r>
+        <w:rPr>
+          <w:sz w:val="19"/>
+          <w:szCs w:val="19"/>
+        </w:rPr>
+        <w:t xml:space="preserve"> </w:t>
+      </w:r>
+      <w:r>
+        <w:rPr>
+          <w:sz w:val="19"/>
+          <w:szCs w:val="19"/>
+        </w:rPr>
+        <w:t xml:space="preserve"> adjustment is made at the end of the year. </w:t>
+      </w:r>
+    </w:p>
+    <w:tbl>
+      <w:tblPr>
+        <w:tblW w:type="pct" w:w="100%"/>
+        <w:tblLayout w:type="fixed"/>
+        <w:tblBorders>
+          <w:top w:val="single" w:color="FBFAF6" w:sz="4"/>
+          <w:left w:val="single" w:color="FBFAF6" w:sz="4"/>
+          <w:bottom w:val="single" w:color="FBFAF6" w:sz="4"/>
+          <w:right w:val="single" w:color="FBFAF6" w:sz="4"/>
+          <w:insideH w:val="single" w:color="FBFAF6" w:sz="4"/>
+          <w:insideV w:val="single" w:color="FBFAF6" w:sz="4"/>
+        </w:tblBorders>
+      </w:tblPr>
+      <w:tblGrid>
+        <w:gridCol w:w="9600"/>
+      </w:tblGrid>
+      <w:tr>
+        <w:tc>
+          <w:tcPr>
+            <w:tcW w:type="pct" w:w="5000"/>
+            <w:shd w:fill="FBFAF6" w:val="clear"/>
+            <w:tcMar>
+              <w:top w:type="dxa" w:w="40"/>
+              <w:left w:type="dxa" w:w="100"/>
+              <w:bottom w:type="dxa" w:w="40"/>
+              <w:right w:type="dxa" w:w="100"/>
+            </w:tcMar>
+          </w:tcPr>
+          <w:p>
+            <w:pPr>
+              <w:spacing w:before="18" w:after="6"/>
+            </w:pPr>
+            <w:r>
+              <w:rPr>
+                <w:b/>
+                <w:bCs/>
+                <w:color w:val="6B7280"/>
+                <w:sz w:val="14"/>
+                <w:szCs w:val="14"/>
+              </w:rPr>
+              <w:t xml:space="preserve">word list</w:t>
+            </w:r>
+          </w:p>
+          <w:p>
+            <w:pPr>
+              <w:spacing w:before="0" w:after="18"/>
+            </w:pPr>
+            <w:r>
+              <w:rPr>
+                <w:b/>
+                <w:bCs/>
+                <w:color w:val="353A7C"/>
+                <w:sz w:val="16"/>
+                <w:szCs w:val="16"/>
+              </w:rPr>
+              <w:t xml:space="preserve">fixed-overhead   ·   budgeted   ·   production   ·   explains   ·   quarterly   ·   standard</w:t>
+            </w:r>
+          </w:p>
+        </w:tc>
+      </w:tr>
+    </w:tbl>
+    <w:p/>
+    <w:p>
+      <w:pPr>
+        <w:spacing w:before="44" w:after="10"/>
+      </w:pPr>
+      <w:r>
+        <w:rPr>
+          <w:b/>
+          <w:bCs/>
+          <w:color w:val="353A7C"/>
+          <w:sz w:val="18"/>
+          <w:szCs w:val="18"/>
+        </w:rPr>
+        <w:t xml:space="preserve">Cost of goods sold by quarter</w:t>
       </w:r>
     </w:p>
     <w:p>
@@ -607,7 +1528,7 @@
           <w:sz w:val="15"/>
           <w:szCs w:val="15"/>
         </w:rPr>
-        <w:t xml:space="preserve">The bars are drawn to scale.</w:t>
+        <w:t xml:space="preserve">Name each line from how it moves.</w:t>
       </w:r>
     </w:p>
     <w:p>
@@ -618,7 +1539,7 @@
       <w:r>
         <w:drawing>
           <wp:inline distT="0" distB="0" distL="0" distR="0">
-            <wp:extent cx="5734050" cy="1644775"/>
+            <wp:extent cx="5734050" cy="2452050"/>
             <wp:effectExtent t="0" r="0" b="0" l="0"/>
             <wp:docPr id="1" name="" descr="" title=""/>
             <wp:cNvGraphicFramePr>
@@ -643,426 +1564,6 @@
                   <pic:spPr bwMode="auto">
                     <a:xfrm>
                       <a:off x="0" y="0"/>
-                      <a:ext cx="5734050" cy="1644775"/>
-                    </a:xfrm>
-                    <a:prstGeom prst="rect">
-                      <a:avLst/>
-                    </a:prstGeom>
-                  </pic:spPr>
-                </pic:pic>
-              </a:graphicData>
-            </a:graphic>
-          </wp:inline>
-        </w:drawing>
-      </w:r>
-    </w:p>
-    <w:tbl>
-      <w:tblPr>
-        <w:tblW w:type="pct" w:w="100%"/>
-        <w:tblLayout w:type="fixed"/>
-        <w:tblBorders>
-          <w:top w:val="single" w:color="FBFAF6" w:sz="4"/>
-          <w:left w:val="single" w:color="FBFAF6" w:sz="4"/>
-          <w:bottom w:val="single" w:color="FBFAF6" w:sz="4"/>
-          <w:right w:val="single" w:color="FBFAF6" w:sz="4"/>
-          <w:insideH w:val="single" w:color="FBFAF6" w:sz="4"/>
-          <w:insideV w:val="single" w:color="FBFAF6" w:sz="4"/>
-        </w:tblBorders>
-      </w:tblPr>
-      <w:tblGrid>
-        <w:gridCol w:w="9600"/>
-      </w:tblGrid>
-      <w:tr>
-        <w:tc>
-          <w:tcPr>
-            <w:tcW w:type="pct" w:w="5000"/>
-            <w:shd w:fill="FBFAF6" w:val="clear"/>
-            <w:tcMar>
-              <w:top w:type="dxa" w:w="40"/>
-              <w:left w:type="dxa" w:w="100"/>
-              <w:bottom w:type="dxa" w:w="40"/>
-              <w:right w:type="dxa" w:w="100"/>
-            </w:tcMar>
-          </w:tcPr>
-          <w:p>
-            <w:pPr>
-              <w:spacing w:before="18" w:after="6"/>
-            </w:pPr>
-            <w:r>
-              <w:rPr>
-                <w:b/>
-                <w:bCs/>
-                <w:color w:val="6B7280"/>
-                <w:sz w:val="14"/>
-                <w:szCs w:val="14"/>
-              </w:rPr>
-              <w:t xml:space="preserve">word list</w:t>
-            </w:r>
-          </w:p>
-          <w:p>
-            <w:pPr>
-              <w:spacing w:before="0" w:after="18"/>
-            </w:pPr>
-            <w:r>
-              <w:rPr>
-                <w:b/>
-                <w:bCs/>
-                <w:color w:val="353A7C"/>
-                <w:sz w:val="16"/>
-                <w:szCs w:val="16"/>
-              </w:rPr>
-              <w:t xml:space="preserve">cost of goods manufactured   ·   Beginning finished goods</w:t>
-            </w:r>
-          </w:p>
-        </w:tc>
-      </w:tr>
-    </w:tbl>
-    <w:p/>
-    <w:p>
-      <w:pPr>
-        <w:pageBreakBefore w:val="true"/>
-        <w:spacing w:after="0"/>
-      </w:pPr>
-      <w:r>
-        <w:rPr>
-          <w:sz w:val="2"/>
-        </w:rPr>
-        <w:t xml:space="preserve"> </w:t>
-      </w:r>
-    </w:p>
-    <w:p>
-      <w:pPr>
-        <w:spacing w:before="44" w:after="14"/>
-      </w:pPr>
-      <w:r>
-        <w:rPr>
-          <w:b/>
-          <w:bCs/>
-          <w:color w:val="353A7C"/>
-          <w:sz w:val="18"/>
-          <w:szCs w:val="18"/>
-        </w:rPr>
-        <w:t xml:space="preserve">Summary 3</w:t>
-      </w:r>
-      <w:r>
-        <w:rPr>
-          <w:color w:val="6B7280"/>
-          <w:sz w:val="16"/>
-          <w:szCs w:val="16"/>
-        </w:rPr>
-        <w:t xml:space="preserve">      gaps 8–12</w:t>
-      </w:r>
-    </w:p>
-    <w:p>
-      <w:pPr>
-        <w:spacing w:before="20" w:after="20" w:line="360" w:lineRule="auto"/>
-        <w:ind w:left="200"/>
-      </w:pPr>
-      <w:r>
-        <w:rPr>
-          <w:sz w:val="19"/>
-          <w:szCs w:val="19"/>
-        </w:rPr>
-        <w:t xml:space="preserve">The check line </w:t>
-      </w:r>
-      <w:r>
-        <w:rPr>
-          <w:b/>
-          <w:bCs/>
-          <w:color w:val="8186EF"/>
-          <w:sz w:val="15"/>
-          <w:szCs w:val="15"/>
-        </w:rPr>
-        <w:t xml:space="preserve"> (8) </w:t>
-      </w:r>
-      <w:r>
-        <w:rPr>
-          <w:u w:val="single"/>
-          <w:sz w:val="19"/>
-          <w:szCs w:val="19"/>
-        </w:rPr>
-        <w:t xml:space="preserve">           </w:t>
-      </w:r>
-      <w:r>
-        <w:rPr>
-          <w:sz w:val="19"/>
-          <w:szCs w:val="19"/>
-        </w:rPr>
-        <w:t xml:space="preserve"> </w:t>
-      </w:r>
-      <w:r>
-        <w:rPr>
-          <w:sz w:val="19"/>
-          <w:szCs w:val="19"/>
-        </w:rPr>
-        <w:t xml:space="preserve"> the result. </w:t>
-      </w:r>
-      <w:r>
-        <w:rPr>
-          <w:sz w:val="19"/>
-          <w:szCs w:val="19"/>
-        </w:rPr>
-        <w:t xml:space="preserve">At standard, 900,000 cases sold × $12.60 = $11,340,000; the budget is $2,000 lower because fixed overhead applied to </w:t>
-      </w:r>
-      <w:r>
-        <w:rPr>
-          <w:b/>
-          <w:bCs/>
-          <w:color w:val="8186EF"/>
-          <w:sz w:val="15"/>
-          <w:szCs w:val="15"/>
-        </w:rPr>
-        <w:t xml:space="preserve"> (9) </w:t>
-      </w:r>
-      <w:r>
-        <w:rPr>
-          <w:u w:val="single"/>
-          <w:sz w:val="19"/>
-          <w:szCs w:val="19"/>
-        </w:rPr>
-        <w:t xml:space="preserve">            </w:t>
-      </w:r>
-      <w:r>
-        <w:rPr>
-          <w:sz w:val="19"/>
-          <w:szCs w:val="19"/>
-        </w:rPr>
-        <w:t xml:space="preserve"> </w:t>
-      </w:r>
-      <w:r>
-        <w:rPr>
-          <w:sz w:val="19"/>
-          <w:szCs w:val="19"/>
-        </w:rPr>
-        <w:t xml:space="preserve"> is slightly above the fixed overhead </w:t>
-      </w:r>
-      <w:r>
-        <w:rPr>
-          <w:b/>
-          <w:bCs/>
-          <w:color w:val="8186EF"/>
-          <w:sz w:val="15"/>
-          <w:szCs w:val="15"/>
-        </w:rPr>
-        <w:t xml:space="preserve"> (10) </w:t>
-      </w:r>
-      <w:r>
-        <w:rPr>
-          <w:u w:val="single"/>
-          <w:sz w:val="19"/>
-          <w:szCs w:val="19"/>
-        </w:rPr>
-        <w:t xml:space="preserve">           </w:t>
-      </w:r>
-      <w:r>
-        <w:rPr>
-          <w:sz w:val="19"/>
-          <w:szCs w:val="19"/>
-        </w:rPr>
-        <w:t xml:space="preserve"> </w:t>
-      </w:r>
-      <w:r>
-        <w:rPr>
-          <w:sz w:val="19"/>
-          <w:szCs w:val="19"/>
-        </w:rPr>
-        <w:t xml:space="preserve">. </w:t>
-      </w:r>
-      <w:r>
-        <w:rPr>
-          <w:sz w:val="19"/>
-          <w:szCs w:val="19"/>
-        </w:rPr>
-        <w:t xml:space="preserve">For </w:t>
-      </w:r>
-      <w:r>
-        <w:rPr>
-          <w:b/>
-          <w:bCs/>
-          <w:color w:val="8186EF"/>
-          <w:sz w:val="15"/>
-          <w:szCs w:val="15"/>
-        </w:rPr>
-        <w:t xml:space="preserve"> (11) </w:t>
-      </w:r>
-      <w:r>
-        <w:rPr>
-          <w:u w:val="single"/>
-          <w:sz w:val="19"/>
-          <w:szCs w:val="19"/>
-        </w:rPr>
-        <w:t xml:space="preserve">           </w:t>
-      </w:r>
-      <w:r>
-        <w:rPr>
-          <w:sz w:val="19"/>
-          <w:szCs w:val="19"/>
-        </w:rPr>
-        <w:t xml:space="preserve"> </w:t>
-      </w:r>
-      <w:r>
-        <w:rPr>
-          <w:sz w:val="19"/>
-          <w:szCs w:val="19"/>
-        </w:rPr>
-        <w:t xml:space="preserve"> budgets, cost of goods sold is simply the cases sold at standard, and the small </w:t>
-      </w:r>
-      <w:r>
-        <w:rPr>
-          <w:b/>
-          <w:bCs/>
-          <w:color w:val="8186EF"/>
-          <w:sz w:val="15"/>
-          <w:szCs w:val="15"/>
-        </w:rPr>
-        <w:t xml:space="preserve"> (12) </w:t>
-      </w:r>
-      <w:r>
-        <w:rPr>
-          <w:u w:val="single"/>
-          <w:sz w:val="19"/>
-          <w:szCs w:val="19"/>
-        </w:rPr>
-        <w:t xml:space="preserve">                </w:t>
-      </w:r>
-      <w:r>
-        <w:rPr>
-          <w:sz w:val="19"/>
-          <w:szCs w:val="19"/>
-        </w:rPr>
-        <w:t xml:space="preserve"> </w:t>
-      </w:r>
-      <w:r>
-        <w:rPr>
-          <w:sz w:val="19"/>
-          <w:szCs w:val="19"/>
-        </w:rPr>
-        <w:t xml:space="preserve"> adjustment is made at the end of the year. </w:t>
-      </w:r>
-    </w:p>
-    <w:tbl>
-      <w:tblPr>
-        <w:tblW w:type="pct" w:w="100%"/>
-        <w:tblLayout w:type="fixed"/>
-        <w:tblBorders>
-          <w:top w:val="single" w:color="FBFAF6" w:sz="4"/>
-          <w:left w:val="single" w:color="FBFAF6" w:sz="4"/>
-          <w:bottom w:val="single" w:color="FBFAF6" w:sz="4"/>
-          <w:right w:val="single" w:color="FBFAF6" w:sz="4"/>
-          <w:insideH w:val="single" w:color="FBFAF6" w:sz="4"/>
-          <w:insideV w:val="single" w:color="FBFAF6" w:sz="4"/>
-        </w:tblBorders>
-      </w:tblPr>
-      <w:tblGrid>
-        <w:gridCol w:w="9600"/>
-      </w:tblGrid>
-      <w:tr>
-        <w:tc>
-          <w:tcPr>
-            <w:tcW w:type="pct" w:w="5000"/>
-            <w:shd w:fill="FBFAF6" w:val="clear"/>
-            <w:tcMar>
-              <w:top w:type="dxa" w:w="40"/>
-              <w:left w:type="dxa" w:w="100"/>
-              <w:bottom w:type="dxa" w:w="40"/>
-              <w:right w:type="dxa" w:w="100"/>
-            </w:tcMar>
-          </w:tcPr>
-          <w:p>
-            <w:pPr>
-              <w:spacing w:before="18" w:after="6"/>
-            </w:pPr>
-            <w:r>
-              <w:rPr>
-                <w:b/>
-                <w:bCs/>
-                <w:color w:val="6B7280"/>
-                <w:sz w:val="14"/>
-                <w:szCs w:val="14"/>
-              </w:rPr>
-              <w:t xml:space="preserve">word list</w:t>
-            </w:r>
-          </w:p>
-          <w:p>
-            <w:pPr>
-              <w:spacing w:before="0" w:after="18"/>
-            </w:pPr>
-            <w:r>
-              <w:rPr>
-                <w:b/>
-                <w:bCs/>
-                <w:color w:val="353A7C"/>
-                <w:sz w:val="16"/>
-                <w:szCs w:val="16"/>
-              </w:rPr>
-              <w:t xml:space="preserve">fixed-overhead   ·   budgeted   ·   production   ·   explains   ·   quarterly   ·   standard</w:t>
-            </w:r>
-          </w:p>
-        </w:tc>
-      </w:tr>
-    </w:tbl>
-    <w:p/>
-    <w:p>
-      <w:pPr>
-        <w:spacing w:before="44" w:after="10"/>
-      </w:pPr>
-      <w:r>
-        <w:rPr>
-          <w:b/>
-          <w:bCs/>
-          <w:color w:val="353A7C"/>
-          <w:sz w:val="18"/>
-          <w:szCs w:val="18"/>
-        </w:rPr>
-        <w:t xml:space="preserve">Cost of goods sold by quarter</w:t>
-      </w:r>
-    </w:p>
-    <w:p>
-      <w:pPr>
-        <w:spacing w:before="0" w:after="12"/>
-      </w:pPr>
-      <w:r>
-        <w:rPr>
-          <w:color w:val="6B7280"/>
-          <w:sz w:val="15"/>
-          <w:szCs w:val="15"/>
-        </w:rPr>
-        <w:t xml:space="preserve">Name each line from how it moves.</w:t>
-      </w:r>
-    </w:p>
-    <w:p>
-      <w:pPr>
-        <w:spacing w:after="40" w:before="90"/>
-        <w:jc w:val="center"/>
-      </w:pPr>
-      <w:r>
-        <w:drawing>
-          <wp:inline distT="0" distB="0" distL="0" distR="0">
-            <wp:extent cx="5734050" cy="2452050"/>
-            <wp:effectExtent t="0" r="0" b="0" l="0"/>
-            <wp:docPr id="1" name="" descr="" title=""/>
-            <wp:cNvGraphicFramePr>
-              <a:graphicFrameLocks xmlns:a="http://schemas.openxmlformats.org/drawingml/2006/main" noChangeAspect="1"/>
-            </wp:cNvGraphicFramePr>
-            <a:graphic xmlns:a="http://schemas.openxmlformats.org/drawingml/2006/main">
-              <a:graphicData uri="http://schemas.openxmlformats.org/drawingml/2006/picture">
-                <pic:pic xmlns:pic="http://schemas.openxmlformats.org/drawingml/2006/picture">
-                  <pic:nvPicPr>
-                    <pic:cNvPr id="0" name="" descr=""/>
-                    <pic:cNvPicPr>
-                      <a:picLocks noChangeAspect="1" noChangeArrowheads="1"/>
-                    </pic:cNvPicPr>
-                  </pic:nvPicPr>
-                  <pic:blipFill>
-                    <a:blip r:embed="rId103" cstate="none"/>
-                    <a:srcRect/>
-                    <a:stretch>
-                      <a:fillRect/>
-                    </a:stretch>
-                  </pic:blipFill>
-                  <pic:spPr bwMode="auto">
-                    <a:xfrm>
-                      <a:off x="0" y="0"/>
                       <a:ext cx="5734050" cy="2452050"/>
                     </a:xfrm>
                     <a:prstGeom prst="rect">
@@ -1205,7 +1706,7 @@
           <w:sz w:val="16"/>
           <w:szCs w:val="16"/>
         </w:rPr>
-        <w:t xml:space="preserve">      gaps 14–16</w:t>
+        <w:t xml:space="preserve">      gaps 15–16</w:t>
       </w:r>
     </w:p>
     <w:p>
@@ -1218,39 +1719,7 @@
           <w:sz w:val="19"/>
           <w:szCs w:val="19"/>
         </w:rPr>
-        <w:t xml:space="preserve">Cost of goods </w:t>
-      </w:r>
-      <w:r>
-        <w:rPr>
-          <w:b/>
-          <w:bCs/>
-          <w:color w:val="8186EF"/>
-          <w:sz w:val="15"/>
-          <w:szCs w:val="15"/>
-        </w:rPr>
-        <w:t xml:space="preserve"> (14) </w:t>
-      </w:r>
-      <w:r>
-        <w:rPr>
-          <w:u w:val="single"/>
-          <w:sz w:val="19"/>
-          <w:szCs w:val="19"/>
-        </w:rPr>
-        <w:t xml:space="preserve">              </w:t>
-      </w:r>
-      <w:r>
-        <w:rPr>
-          <w:sz w:val="19"/>
-          <w:szCs w:val="19"/>
-        </w:rPr>
-        <w:t xml:space="preserve"> </w:t>
-      </w:r>
-      <w:r>
-        <w:rPr>
-          <w:sz w:val="19"/>
-          <w:szCs w:val="19"/>
-        </w:rPr>
-        <w:t xml:space="preserve"> is the cost of cases finished; cost of goods sold is the cost of cases sold. </w:t>
+        <w:t xml:space="preserve">Cost of goods manufactured is the cost of cases finished; cost of goods sold is the cost of cases sold. </w:t>
       </w:r>
       <w:r>
         <w:rPr>
@@ -1379,7 +1848,7 @@
                 <w:sz w:val="16"/>
                 <w:szCs w:val="16"/>
               </w:rPr>
-              <w:t xml:space="preserve">ignores   ·   adjustment   ·   answer   ·   manufactured</w:t>
+              <w:t xml:space="preserve">overhead   ·   ignores   ·   answer</w:t>
             </w:r>
           </w:p>
         </w:tc>
@@ -1721,7 +2190,7 @@
                 <w:sz w:val="16"/>
                 <w:szCs w:val="16"/>
               </w:rPr>
-              <w:t xml:space="preserve">production</w:t>
+              <w:t xml:space="preserve">explains</w:t>
             </w:r>
           </w:p>
         </w:tc>
@@ -1789,7 +2258,7 @@
                 <w:sz w:val="16"/>
                 <w:szCs w:val="16"/>
               </w:rPr>
-              <w:t xml:space="preserve">budgeted</w:t>
+              <w:t xml:space="preserve">production</w:t>
             </w:r>
           </w:p>
         </w:tc>
@@ -1857,7 +2326,7 @@
                 <w:sz w:val="16"/>
                 <w:szCs w:val="16"/>
               </w:rPr>
-              <w:t xml:space="preserve">quarterly</w:t>
+              <w:t xml:space="preserve">budgeted</w:t>
             </w:r>
           </w:p>
         </w:tc>
@@ -1892,7 +2361,7 @@
                 <w:sz w:val="16"/>
                 <w:szCs w:val="16"/>
               </w:rPr>
-              <w:t xml:space="preserve">manufactured</w:t>
+              <w:t xml:space="preserve">period</w:t>
             </w:r>
           </w:p>
         </w:tc>
@@ -1925,7 +2394,7 @@
                 <w:sz w:val="16"/>
                 <w:szCs w:val="16"/>
               </w:rPr>
-              <w:t xml:space="preserve">fixed-overhead</w:t>
+              <w:t xml:space="preserve">quarterly</w:t>
             </w:r>
           </w:p>
         </w:tc>
@@ -1993,7 +2462,7 @@
                 <w:sz w:val="16"/>
                 <w:szCs w:val="16"/>
               </w:rPr>
-              <w:t xml:space="preserve">× $12.60 standard</w:t>
+              <w:t xml:space="preserve">fixed-overhead</w:t>
             </w:r>
           </w:p>
         </w:tc>
@@ -2061,7 +2530,7 @@
                 <w:sz w:val="16"/>
                 <w:szCs w:val="16"/>
               </w:rPr>
-              <w:t xml:space="preserve">manufactured</w:t>
+              <w:t xml:space="preserve">× $12.60 standard</w:t>
             </w:r>
           </w:p>
         </w:tc>
@@ -2096,7 +2565,7 @@
                 <w:sz w:val="16"/>
                 <w:szCs w:val="16"/>
               </w:rPr>
-              <w:t xml:space="preserve">Beginning finished goods</w:t>
+              <w:t xml:space="preserve">Chapter 7</w:t>
             </w:r>
           </w:p>
         </w:tc>
@@ -2164,7 +2633,7 @@
                 <w:sz w:val="16"/>
                 <w:szCs w:val="16"/>
               </w:rPr>
-              <w:t xml:space="preserve">explains</w:t>
+              <w:t xml:space="preserve">900,000 × $12.60 = 11,340,000</w:t>
             </w:r>
           </w:p>
         </w:tc>
@@ -2714,7 +3183,215 @@
       <w:r>
         <w:drawing>
           <wp:inline distT="0" distB="0" distL="0" distR="0">
-            <wp:extent cx="5734050" cy="2851925"/>
+            <wp:extent cx="5734050" cy="3915750"/>
+            <wp:effectExtent t="0" r="0" b="0" l="0"/>
+            <wp:docPr id="1" name="" descr="" title=""/>
+            <wp:cNvGraphicFramePr>
+              <a:graphicFrameLocks xmlns:a="http://schemas.openxmlformats.org/drawingml/2006/main" noChangeAspect="1"/>
+            </wp:cNvGraphicFramePr>
+            <a:graphic xmlns:a="http://schemas.openxmlformats.org/drawingml/2006/main">
+              <a:graphicData uri="http://schemas.openxmlformats.org/drawingml/2006/picture">
+                <pic:pic xmlns:pic="http://schemas.openxmlformats.org/drawingml/2006/picture">
+                  <pic:nvPicPr>
+                    <pic:cNvPr id="0" name="" descr=""/>
+                    <pic:cNvPicPr>
+                      <a:picLocks noChangeAspect="1" noChangeArrowheads="1"/>
+                    </pic:cNvPicPr>
+                  </pic:nvPicPr>
+                  <pic:blipFill>
+                    <a:blip r:embed="rId103" cstate="none"/>
+                    <a:srcRect/>
+                    <a:stretch>
+                      <a:fillRect/>
+                    </a:stretch>
+                  </pic:blipFill>
+                  <pic:spPr bwMode="auto">
+                    <a:xfrm>
+                      <a:off x="0" y="0"/>
+                      <a:ext cx="5734050" cy="3915750"/>
+                    </a:xfrm>
+                    <a:prstGeom prst="rect">
+                      <a:avLst/>
+                    </a:prstGeom>
+                  </pic:spPr>
+                </pic:pic>
+              </a:graphicData>
+            </a:graphic>
+          </wp:inline>
+        </w:drawing>
+      </w:r>
+    </w:p>
+    <w:tbl>
+      <w:tblPr>
+        <w:tblW w:type="pct" w:w="100%"/>
+        <w:tblLayout w:type="fixed"/>
+        <w:tblBorders>
+          <w:top w:val="single" w:color="FBFAF6" w:sz="4"/>
+          <w:left w:val="single" w:color="FBFAF6" w:sz="4"/>
+          <w:bottom w:val="single" w:color="FBFAF6" w:sz="4"/>
+          <w:right w:val="single" w:color="FBFAF6" w:sz="4"/>
+          <w:insideH w:val="single" w:color="FBFAF6" w:sz="4"/>
+          <w:insideV w:val="single" w:color="FBFAF6" w:sz="4"/>
+        </w:tblBorders>
+      </w:tblPr>
+      <w:tblGrid>
+        <w:gridCol w:w="9600"/>
+      </w:tblGrid>
+      <w:tr>
+        <w:tc>
+          <w:tcPr>
+            <w:tcW w:type="pct" w:w="5000"/>
+            <w:shd w:fill="FBFAF6" w:val="clear"/>
+            <w:tcMar>
+              <w:top w:type="dxa" w:w="40"/>
+              <w:left w:type="dxa" w:w="100"/>
+              <w:bottom w:type="dxa" w:w="40"/>
+              <w:right w:type="dxa" w:w="100"/>
+            </w:tcMar>
+          </w:tcPr>
+          <w:p>
+            <w:pPr>
+              <w:spacing w:before="18" w:after="6"/>
+            </w:pPr>
+            <w:r>
+              <w:rPr>
+                <w:b/>
+                <w:bCs/>
+                <w:color w:val="6B7280"/>
+                <w:sz w:val="14"/>
+                <w:szCs w:val="14"/>
+              </w:rPr>
+              <w:t xml:space="preserve">word list</w:t>
+            </w:r>
+          </w:p>
+          <w:p>
+            <w:pPr>
+              <w:spacing w:before="0" w:after="18"/>
+            </w:pPr>
+            <w:r>
+              <w:rPr>
+                <w:b/>
+                <w:bCs/>
+                <w:color w:val="353A7C"/>
+                <w:sz w:val="16"/>
+                <w:szCs w:val="16"/>
+              </w:rPr>
+              <w:t xml:space="preserve">Sales team salaries   ·   Variable selling expenses   ·   Marketing (Chapter 3)   ·   Fixed selling and administrative</w:t>
+            </w:r>
+          </w:p>
+        </w:tc>
+      </w:tr>
+    </w:tbl>
+    <w:p/>
+    <w:tbl>
+      <w:tblPr>
+        <w:tblW w:type="pct" w:w="100%"/>
+        <w:tblLayout w:type="fixed"/>
+        <w:tblBorders>
+          <w:top w:val="single" w:color="353A7C" w:sz="4"/>
+          <w:left w:val="single" w:color="353A7C" w:sz="4"/>
+          <w:bottom w:val="single" w:color="353A7C" w:sz="4"/>
+          <w:right w:val="single" w:color="353A7C" w:sz="4"/>
+          <w:insideH w:val="single" w:color="353A7C" w:sz="4"/>
+          <w:insideV w:val="single" w:color="353A7C" w:sz="4"/>
+        </w:tblBorders>
+      </w:tblPr>
+      <w:tblGrid>
+        <w:gridCol w:w="9600"/>
+      </w:tblGrid>
+      <w:tr>
+        <w:tc>
+          <w:tcPr>
+            <w:tcW w:type="pct" w:w="5000"/>
+            <w:shd w:fill="F2F4FB" w:val="clear"/>
+            <w:tcMar>
+              <w:top w:type="dxa" w:w="50"/>
+              <w:left w:type="dxa" w:w="110"/>
+              <w:bottom w:type="dxa" w:w="50"/>
+              <w:right w:type="dxa" w:w="110"/>
+            </w:tcMar>
+          </w:tcPr>
+          <w:p>
+            <w:pPr>
+              <w:spacing w:before="30" w:after="30"/>
+            </w:pPr>
+            <w:r>
+              <w:rPr>
+                <w:b/>
+                <w:bCs/>
+                <w:color w:val="353A7C"/>
+                <w:sz w:val="19"/>
+                <w:szCs w:val="19"/>
+              </w:rPr>
+              <w:t xml:space="preserve">Selling and admin in the third and fourth quarters</w:t>
+            </w:r>
+          </w:p>
+        </w:tc>
+      </w:tr>
+    </w:tbl>
+    <w:p/>
+    <w:p>
+      <w:pPr>
+        <w:spacing w:before="20" w:after="20" w:line="360" w:lineRule="auto"/>
+        <w:ind w:left="200"/>
+      </w:pPr>
+      <w:r>
+        <w:rPr>
+          <w:sz w:val="19"/>
+          <w:szCs w:val="19"/>
+        </w:rPr>
+        <w:t xml:space="preserve">Complete the blank cells.</w:t>
+      </w:r>
+    </w:p>
+    <w:p>
+      <w:pPr>
+        <w:pageBreakBefore w:val="true"/>
+        <w:spacing w:after="0"/>
+      </w:pPr>
+      <w:r>
+        <w:rPr>
+          <w:sz w:val="2"/>
+        </w:rPr>
+        <w:t xml:space="preserve"> </w:t>
+      </w:r>
+    </w:p>
+    <w:p>
+      <w:pPr>
+        <w:spacing w:before="44" w:after="10"/>
+      </w:pPr>
+      <w:r>
+        <w:rPr>
+          <w:b/>
+          <w:bCs/>
+          <w:color w:val="353A7C"/>
+          <w:sz w:val="18"/>
+          <w:szCs w:val="18"/>
+        </w:rPr>
+        <w:t xml:space="preserve">Your turn: selling and admin by quarter (complete the blanks)</w:t>
+      </w:r>
+    </w:p>
+    <w:p>
+      <w:pPr>
+        <w:spacing w:before="0" w:after="12"/>
+      </w:pPr>
+      <w:r>
+        <w:rPr>
+          <w:color w:val="6B7280"/>
+          <w:sz w:val="15"/>
+          <w:szCs w:val="15"/>
+        </w:rPr>
+        <w:t xml:space="preserve">Name each line from how it moves.</w:t>
+      </w:r>
+    </w:p>
+    <w:p>
+      <w:pPr>
+        <w:spacing w:after="40" w:before="90"/>
+        <w:jc w:val="center"/>
+      </w:pPr>
+      <w:r>
+        <w:drawing>
+          <wp:inline distT="0" distB="0" distL="0" distR="0">
+            <wp:extent cx="5734050" cy="2648225"/>
             <wp:effectExtent t="0" r="0" b="0" l="0"/>
             <wp:docPr id="1" name="" descr="" title=""/>
             <wp:cNvGraphicFramePr>
@@ -2739,215 +3416,7 @@
                   <pic:spPr bwMode="auto">
                     <a:xfrm>
                       <a:off x="0" y="0"/>
-                      <a:ext cx="5734050" cy="2851925"/>
-                    </a:xfrm>
-                    <a:prstGeom prst="rect">
-                      <a:avLst/>
-                    </a:prstGeom>
-                  </pic:spPr>
-                </pic:pic>
-              </a:graphicData>
-            </a:graphic>
-          </wp:inline>
-        </w:drawing>
-      </w:r>
-    </w:p>
-    <w:tbl>
-      <w:tblPr>
-        <w:tblW w:type="pct" w:w="100%"/>
-        <w:tblLayout w:type="fixed"/>
-        <w:tblBorders>
-          <w:top w:val="single" w:color="FBFAF6" w:sz="4"/>
-          <w:left w:val="single" w:color="FBFAF6" w:sz="4"/>
-          <w:bottom w:val="single" w:color="FBFAF6" w:sz="4"/>
-          <w:right w:val="single" w:color="FBFAF6" w:sz="4"/>
-          <w:insideH w:val="single" w:color="FBFAF6" w:sz="4"/>
-          <w:insideV w:val="single" w:color="FBFAF6" w:sz="4"/>
-        </w:tblBorders>
-      </w:tblPr>
-      <w:tblGrid>
-        <w:gridCol w:w="9600"/>
-      </w:tblGrid>
-      <w:tr>
-        <w:tc>
-          <w:tcPr>
-            <w:tcW w:type="pct" w:w="5000"/>
-            <w:shd w:fill="FBFAF6" w:val="clear"/>
-            <w:tcMar>
-              <w:top w:type="dxa" w:w="40"/>
-              <w:left w:type="dxa" w:w="100"/>
-              <w:bottom w:type="dxa" w:w="40"/>
-              <w:right w:type="dxa" w:w="100"/>
-            </w:tcMar>
-          </w:tcPr>
-          <w:p>
-            <w:pPr>
-              <w:spacing w:before="18" w:after="6"/>
-            </w:pPr>
-            <w:r>
-              <w:rPr>
-                <w:b/>
-                <w:bCs/>
-                <w:color w:val="6B7280"/>
-                <w:sz w:val="14"/>
-                <w:szCs w:val="14"/>
-              </w:rPr>
-              <w:t xml:space="preserve">word list</w:t>
-            </w:r>
-          </w:p>
-          <w:p>
-            <w:pPr>
-              <w:spacing w:before="0" w:after="18"/>
-            </w:pPr>
-            <w:r>
-              <w:rPr>
-                <w:b/>
-                <w:bCs/>
-                <w:color w:val="353A7C"/>
-                <w:sz w:val="16"/>
-                <w:szCs w:val="16"/>
-              </w:rPr>
-              <w:t xml:space="preserve">Sales team salaries   ·   Variable selling expenses   ·   Marketing (Chapter 3)   ·   Fixed selling and administrative</w:t>
-            </w:r>
-          </w:p>
-        </w:tc>
-      </w:tr>
-    </w:tbl>
-    <w:p/>
-    <w:tbl>
-      <w:tblPr>
-        <w:tblW w:type="pct" w:w="100%"/>
-        <w:tblLayout w:type="fixed"/>
-        <w:tblBorders>
-          <w:top w:val="single" w:color="353A7C" w:sz="4"/>
-          <w:left w:val="single" w:color="353A7C" w:sz="4"/>
-          <w:bottom w:val="single" w:color="353A7C" w:sz="4"/>
-          <w:right w:val="single" w:color="353A7C" w:sz="4"/>
-          <w:insideH w:val="single" w:color="353A7C" w:sz="4"/>
-          <w:insideV w:val="single" w:color="353A7C" w:sz="4"/>
-        </w:tblBorders>
-      </w:tblPr>
-      <w:tblGrid>
-        <w:gridCol w:w="9600"/>
-      </w:tblGrid>
-      <w:tr>
-        <w:tc>
-          <w:tcPr>
-            <w:tcW w:type="pct" w:w="5000"/>
-            <w:shd w:fill="F2F4FB" w:val="clear"/>
-            <w:tcMar>
-              <w:top w:type="dxa" w:w="50"/>
-              <w:left w:type="dxa" w:w="110"/>
-              <w:bottom w:type="dxa" w:w="50"/>
-              <w:right w:type="dxa" w:w="110"/>
-            </w:tcMar>
-          </w:tcPr>
-          <w:p>
-            <w:pPr>
-              <w:spacing w:before="30" w:after="30"/>
-            </w:pPr>
-            <w:r>
-              <w:rPr>
-                <w:b/>
-                <w:bCs/>
-                <w:color w:val="353A7C"/>
-                <w:sz w:val="19"/>
-                <w:szCs w:val="19"/>
-              </w:rPr>
-              <w:t xml:space="preserve">Selling and admin in the third and fourth quarters</w:t>
-            </w:r>
-          </w:p>
-        </w:tc>
-      </w:tr>
-    </w:tbl>
-    <w:p/>
-    <w:p>
-      <w:pPr>
-        <w:spacing w:before="20" w:after="20" w:line="360" w:lineRule="auto"/>
-        <w:ind w:left="200"/>
-      </w:pPr>
-      <w:r>
-        <w:rPr>
-          <w:sz w:val="19"/>
-          <w:szCs w:val="19"/>
-        </w:rPr>
-        <w:t xml:space="preserve">Complete the blank cells.</w:t>
-      </w:r>
-    </w:p>
-    <w:p>
-      <w:pPr>
-        <w:pageBreakBefore w:val="true"/>
-        <w:spacing w:after="0"/>
-      </w:pPr>
-      <w:r>
-        <w:rPr>
-          <w:sz w:val="2"/>
-        </w:rPr>
-        <w:t xml:space="preserve"> </w:t>
-      </w:r>
-    </w:p>
-    <w:p>
-      <w:pPr>
-        <w:spacing w:before="44" w:after="10"/>
-      </w:pPr>
-      <w:r>
-        <w:rPr>
-          <w:b/>
-          <w:bCs/>
-          <w:color w:val="353A7C"/>
-          <w:sz w:val="18"/>
-          <w:szCs w:val="18"/>
-        </w:rPr>
-        <w:t xml:space="preserve">Your turn: selling and admin by quarter (complete the blanks)</w:t>
-      </w:r>
-    </w:p>
-    <w:p>
-      <w:pPr>
-        <w:spacing w:before="0" w:after="12"/>
-      </w:pPr>
-      <w:r>
-        <w:rPr>
-          <w:color w:val="6B7280"/>
-          <w:sz w:val="15"/>
-          <w:szCs w:val="15"/>
-        </w:rPr>
-        <w:t xml:space="preserve">Name each line from how it moves.</w:t>
-      </w:r>
-    </w:p>
-    <w:p>
-      <w:pPr>
-        <w:spacing w:after="40" w:before="90"/>
-        <w:jc w:val="center"/>
-      </w:pPr>
-      <w:r>
-        <w:drawing>
-          <wp:inline distT="0" distB="0" distL="0" distR="0">
-            <wp:extent cx="5734050" cy="2452050"/>
-            <wp:effectExtent t="0" r="0" b="0" l="0"/>
-            <wp:docPr id="1" name="" descr="" title=""/>
-            <wp:cNvGraphicFramePr>
-              <a:graphicFrameLocks xmlns:a="http://schemas.openxmlformats.org/drawingml/2006/main" noChangeAspect="1"/>
-            </wp:cNvGraphicFramePr>
-            <a:graphic xmlns:a="http://schemas.openxmlformats.org/drawingml/2006/main">
-              <a:graphicData uri="http://schemas.openxmlformats.org/drawingml/2006/picture">
-                <pic:pic xmlns:pic="http://schemas.openxmlformats.org/drawingml/2006/picture">
-                  <pic:nvPicPr>
-                    <pic:cNvPr id="0" name="" descr=""/>
-                    <pic:cNvPicPr>
-                      <a:picLocks noChangeAspect="1" noChangeArrowheads="1"/>
-                    </pic:cNvPicPr>
-                  </pic:nvPicPr>
-                  <pic:blipFill>
-                    <a:blip r:embed="rId105" cstate="none"/>
-                    <a:srcRect/>
-                    <a:stretch>
-                      <a:fillRect/>
-                    </a:stretch>
-                  </pic:blipFill>
-                  <pic:spPr bwMode="auto">
-                    <a:xfrm>
-                      <a:off x="0" y="0"/>
-                      <a:ext cx="5734050" cy="2452050"/>
+                      <a:ext cx="5734050" cy="2648225"/>
                     </a:xfrm>
                     <a:prstGeom prst="rect">
                       <a:avLst/>
@@ -3984,7 +4453,7 @@
           <w:sz w:val="19"/>
           <w:szCs w:val="19"/>
         </w:rPr>
-        <w:t xml:space="preserve">Selling and </w:t>
+        <w:t xml:space="preserve">Selling and administrative costs </w:t>
       </w:r>
       <w:r>
         <w:rPr>
@@ -4002,7 +4471,7 @@
           <w:sz w:val="19"/>
           <w:szCs w:val="19"/>
         </w:rPr>
-        <w:t xml:space="preserve">                </w:t>
+        <w:t xml:space="preserve">           </w:t>
       </w:r>
       <w:r>
         <w:rPr>
@@ -4016,7 +4485,7 @@
           <w:sz w:val="19"/>
           <w:szCs w:val="19"/>
         </w:rPr>
-        <w:t xml:space="preserve"> costs affect the contribution margin only if they are variable. </w:t>
+        <w:t xml:space="preserve"> the contribution margin only if they are variable. </w:t>
       </w:r>
       <w:r>
         <w:rPr>
@@ -4113,7 +4582,7 @@
                 <w:sz w:val="16"/>
                 <w:szCs w:val="16"/>
               </w:rPr>
-              <w:t xml:space="preserve">administration   ·   administrative   ·   depends</w:t>
+              <w:t xml:space="preserve">administration   ·   affect   ·   depends</w:t>
             </w:r>
           </w:p>
         </w:tc>
@@ -4200,7 +4669,7 @@
           <w:sz w:val="19"/>
           <w:szCs w:val="19"/>
         </w:rPr>
-        <w:t xml:space="preserve">The sales director proposes raising </w:t>
+        <w:t xml:space="preserve">The sales </w:t>
       </w:r>
       <w:r>
         <w:rPr>
@@ -4218,7 +4687,7 @@
           <w:sz w:val="19"/>
           <w:szCs w:val="19"/>
         </w:rPr>
-        <w:t xml:space="preserve">             </w:t>
+        <w:t xml:space="preserve">           </w:t>
       </w:r>
       <w:r>
         <w:rPr>
@@ -4232,14 +4701,7 @@
           <w:sz w:val="19"/>
           <w:szCs w:val="19"/>
         </w:rPr>
-        <w:t xml:space="preserve"> by $0.30 a case and cutting sales salaries by $200,000, expecting 20,000 extra cases. </w:t>
-      </w:r>
-      <w:r>
-        <w:rPr>
-          <w:sz w:val="19"/>
-          <w:szCs w:val="19"/>
-        </w:rPr>
-        <w:t xml:space="preserve">The </w:t>
+        <w:t xml:space="preserve"> proposes raising commissions by $0.30 a case and cutting sales salaries by $200,000, </w:t>
       </w:r>
       <w:r>
         <w:rPr>
@@ -4257,7 +4719,7 @@
           <w:sz w:val="19"/>
           <w:szCs w:val="19"/>
         </w:rPr>
-        <w:t xml:space="preserve">              </w:t>
+        <w:t xml:space="preserve">           </w:t>
       </w:r>
       <w:r>
         <w:rPr>
@@ -4271,7 +4733,14 @@
           <w:sz w:val="19"/>
           <w:szCs w:val="19"/>
         </w:rPr>
-        <w:t xml:space="preserve"> margin per case falls to $7.90. </w:t>
+        <w:t xml:space="preserve"> 20,000 extra cases. </w:t>
+      </w:r>
+      <w:r>
+        <w:rPr>
+          <w:sz w:val="19"/>
+          <w:szCs w:val="19"/>
+        </w:rPr>
+        <w:t xml:space="preserve">The contribution margin per case falls to $7.90. </w:t>
       </w:r>
     </w:p>
     <w:tbl>
@@ -4329,7 +4798,7 @@
                 <w:sz w:val="16"/>
                 <w:szCs w:val="16"/>
               </w:rPr>
-              <w:t xml:space="preserve">contribution   ·   administrative   ·   commissions</w:t>
+              <w:t xml:space="preserve">expecting   ·   proposes   ·   director</w:t>
             </w:r>
           </w:p>
         </w:tc>
@@ -5006,7 +5475,14 @@
           <w:sz w:val="19"/>
           <w:szCs w:val="19"/>
         </w:rPr>
-        <w:t xml:space="preserve">The </w:t>
+        <w:t xml:space="preserve">The proposal turns a fixed cost into a variable one. </w:t>
+      </w:r>
+      <w:r>
+        <w:rPr>
+          <w:sz w:val="19"/>
+          <w:szCs w:val="19"/>
+        </w:rPr>
+        <w:t xml:space="preserve">That </w:t>
       </w:r>
       <w:r>
         <w:rPr>
@@ -5038,14 +5514,7 @@
           <w:sz w:val="19"/>
           <w:szCs w:val="19"/>
         </w:rPr>
-        <w:t xml:space="preserve"> turns a fixed cost into a variable one. </w:t>
-      </w:r>
-      <w:r>
-        <w:rPr>
-          <w:sz w:val="19"/>
-          <w:szCs w:val="19"/>
-        </w:rPr>
-        <w:t xml:space="preserve">That lowers the </w:t>
+        <w:t xml:space="preserve"> the contribution margin per case and the </w:t>
       </w:r>
       <w:r>
         <w:rPr>
@@ -5063,7 +5532,7 @@
           <w:sz w:val="19"/>
           <w:szCs w:val="19"/>
         </w:rPr>
-        <w:t xml:space="preserve">              </w:t>
+        <w:t xml:space="preserve">            </w:t>
       </w:r>
       <w:r>
         <w:rPr>
@@ -5077,7 +5546,7 @@
           <w:sz w:val="19"/>
           <w:szCs w:val="19"/>
         </w:rPr>
-        <w:t xml:space="preserve"> margin per case and the break-even risk, but it pays more when sales are high. </w:t>
+        <w:t xml:space="preserve"> risk, but it pays more when sales are high. </w:t>
       </w:r>
       <w:r>
         <w:rPr>
@@ -5174,7 +5643,7 @@
                 <w:sz w:val="16"/>
                 <w:szCs w:val="16"/>
               </w:rPr>
-              <w:t xml:space="preserve">confident   ·   contribution   ·   administration   ·   proposal</w:t>
+              <w:t xml:space="preserve">confident   ·   break-even   ·   expecting   ·   lowers</w:t>
             </w:r>
           </w:p>
         </w:tc>
@@ -5261,7 +5730,7 @@
           <w:sz w:val="19"/>
           <w:szCs w:val="19"/>
         </w:rPr>
-        <w:t xml:space="preserve">Variable selling costs reduce the contribution margin; fixed selling and </w:t>
+        <w:t xml:space="preserve">Variable selling costs </w:t>
       </w:r>
       <w:r>
         <w:rPr>
@@ -5279,7 +5748,7 @@
           <w:sz w:val="19"/>
           <w:szCs w:val="19"/>
         </w:rPr>
-        <w:t xml:space="preserve">                </w:t>
+        <w:t xml:space="preserve">           </w:t>
       </w:r>
       <w:r>
         <w:rPr>
@@ -5293,14 +5762,14 @@
           <w:sz w:val="19"/>
           <w:szCs w:val="19"/>
         </w:rPr>
-        <w:t xml:space="preserve"> costs do not. </w:t>
-      </w:r>
-      <w:r>
-        <w:rPr>
-          <w:sz w:val="19"/>
-          <w:szCs w:val="19"/>
-        </w:rPr>
-        <w:t xml:space="preserve">Deducting marketing or salaries before the contribution margin, or leaving out freight and </w:t>
+        <w:t xml:space="preserve"> the contribution margin; fixed selling and administrative costs do not. </w:t>
+      </w:r>
+      <w:r>
+        <w:rPr>
+          <w:sz w:val="19"/>
+          <w:szCs w:val="19"/>
+        </w:rPr>
+        <w:t xml:space="preserve"/>
       </w:r>
       <w:r>
         <w:rPr>
@@ -5318,7 +5787,7 @@
           <w:sz w:val="19"/>
           <w:szCs w:val="19"/>
         </w:rPr>
-        <w:t xml:space="preserve">             </w:t>
+        <w:t xml:space="preserve">           </w:t>
       </w:r>
       <w:r>
         <w:rPr>
@@ -5332,7 +5801,7 @@
           <w:sz w:val="19"/>
           <w:szCs w:val="19"/>
         </w:rPr>
-        <w:t xml:space="preserve">, gives the wrong margin. </w:t>
+        <w:t xml:space="preserve"> marketing or salaries before the contribution margin, or leaving out freight and commissions, gives the wrong margin. </w:t>
       </w:r>
     </w:p>
     <w:tbl>
@@ -5390,7 +5859,7 @@
                 <w:sz w:val="16"/>
                 <w:szCs w:val="16"/>
               </w:rPr>
-              <w:t xml:space="preserve">administrative   ·   raising   ·   commissions</w:t>
+              <w:t xml:space="preserve">reduce   ·   raising   ·   Deducting</w:t>
             </w:r>
           </w:p>
         </w:tc>
@@ -5494,7 +5963,7 @@
                 <w:sz w:val="16"/>
                 <w:szCs w:val="16"/>
               </w:rPr>
-              <w:t xml:space="preserve">administrative</w:t>
+              <w:t xml:space="preserve">affect</w:t>
             </w:r>
           </w:p>
         </w:tc>
@@ -5527,7 +5996,7 @@
                 <w:sz w:val="16"/>
                 <w:szCs w:val="16"/>
               </w:rPr>
-              <w:t xml:space="preserve">proposal</w:t>
+              <w:t xml:space="preserve">lowers</w:t>
             </w:r>
           </w:p>
         </w:tc>
@@ -5595,7 +6064,7 @@
                 <w:sz w:val="16"/>
                 <w:szCs w:val="16"/>
               </w:rPr>
-              <w:t xml:space="preserve">contribution</w:t>
+              <w:t xml:space="preserve">break-even</w:t>
             </w:r>
           </w:p>
         </w:tc>
@@ -5630,7 +6099,7 @@
                 <w:sz w:val="16"/>
                 <w:szCs w:val="16"/>
               </w:rPr>
-              <w:t xml:space="preserve">commissions</w:t>
+              <w:t xml:space="preserve">director</w:t>
             </w:r>
           </w:p>
         </w:tc>
@@ -5698,7 +6167,7 @@
                 <w:sz w:val="16"/>
                 <w:szCs w:val="16"/>
               </w:rPr>
-              <w:t xml:space="preserve">contribution</w:t>
+              <w:t xml:space="preserve">expecting</w:t>
             </w:r>
           </w:p>
         </w:tc>
@@ -5731,7 +6200,7 @@
                 <w:sz w:val="16"/>
                 <w:szCs w:val="16"/>
               </w:rPr>
-              <w:t xml:space="preserve">administrative</w:t>
+              <w:t xml:space="preserve">reduce</w:t>
             </w:r>
           </w:p>
         </w:tc>
@@ -5799,7 +6268,7 @@
                 <w:sz w:val="16"/>
                 <w:szCs w:val="16"/>
               </w:rPr>
-              <w:t xml:space="preserve">commissions</w:t>
+              <w:t xml:space="preserve">Deducting</w:t>
             </w:r>
           </w:p>
         </w:tc>
@@ -6124,7 +6593,7 @@
           <w:sz w:val="19"/>
           <w:szCs w:val="19"/>
         </w:rPr>
-        <w:t xml:space="preserve">, brings the schedules together: sales, minus cost of goods sold, minus selling and </w:t>
+        <w:t xml:space="preserve">, brings the </w:t>
       </w:r>
       <w:r>
         <w:rPr>
@@ -6142,7 +6611,7 @@
           <w:sz w:val="19"/>
           <w:szCs w:val="19"/>
         </w:rPr>
-        <w:t xml:space="preserve">                </w:t>
+        <w:t xml:space="preserve">           </w:t>
       </w:r>
       <w:r>
         <w:rPr>
@@ -6156,7 +6625,7 @@
           <w:sz w:val="19"/>
           <w:szCs w:val="19"/>
         </w:rPr>
-        <w:t xml:space="preserve"> expenses, gives budgeted operating income. </w:t>
+        <w:t xml:space="preserve"> together: sales, minus cost of goods sold, minus selling and administrative expenses, gives budgeted operating income. </w:t>
       </w:r>
       <w:r>
         <w:rPr>
@@ -6253,7 +6722,7 @@
                 <w:sz w:val="16"/>
                 <w:szCs w:val="16"/>
               </w:rPr>
-              <w:t xml:space="preserve">schedules   ·   statement   ·   administrative   ·   Interest</w:t>
+              <w:t xml:space="preserve">expenses   ·   statement   ·   schedules   ·   Interest</w:t>
             </w:r>
           </w:p>
         </w:tc>
@@ -6469,80 +6938,415 @@
       </w:tr>
     </w:tbl>
     <w:p/>
-    <w:p>
-      <w:pPr>
-        <w:spacing w:before="44" w:after="10"/>
-      </w:pPr>
-      <w:r>
-        <w:rPr>
-          <w:b/>
-          <w:bCs/>
-          <w:color w:val="353A7C"/>
-          <w:sz w:val="18"/>
-          <w:szCs w:val="18"/>
-        </w:rPr>
-        <w:t xml:space="preserve">Worked example: the Beverages operating budget for 2028</w:t>
-      </w:r>
-    </w:p>
-    <w:p>
-      <w:pPr>
-        <w:spacing w:before="0" w:after="12"/>
-      </w:pPr>
-      <w:r>
-        <w:rPr>
-          <w:color w:val="6B7280"/>
-          <w:sz w:val="15"/>
-          <w:szCs w:val="15"/>
-        </w:rPr>
-        <w:t xml:space="preserve">The bars are drawn to scale.</w:t>
-      </w:r>
-    </w:p>
-    <w:p>
-      <w:pPr>
-        <w:spacing w:after="40" w:before="90"/>
-        <w:jc w:val="center"/>
-      </w:pPr>
-      <w:r>
-        <w:drawing>
-          <wp:inline distT="0" distB="0" distL="0" distR="0">
-            <wp:extent cx="5734050" cy="1644775"/>
-            <wp:effectExtent t="0" r="0" b="0" l="0"/>
-            <wp:docPr id="1" name="" descr="" title=""/>
-            <wp:cNvGraphicFramePr>
-              <a:graphicFrameLocks xmlns:a="http://schemas.openxmlformats.org/drawingml/2006/main" noChangeAspect="1"/>
-            </wp:cNvGraphicFramePr>
-            <a:graphic xmlns:a="http://schemas.openxmlformats.org/drawingml/2006/main">
-              <a:graphicData uri="http://schemas.openxmlformats.org/drawingml/2006/picture">
-                <pic:pic xmlns:pic="http://schemas.openxmlformats.org/drawingml/2006/picture">
-                  <pic:nvPicPr>
-                    <pic:cNvPr id="0" name="" descr=""/>
-                    <pic:cNvPicPr>
-                      <a:picLocks noChangeAspect="1" noChangeArrowheads="1"/>
-                    </pic:cNvPicPr>
-                  </pic:nvPicPr>
-                  <pic:blipFill>
-                    <a:blip r:embed="rId106" cstate="none"/>
-                    <a:srcRect/>
-                    <a:stretch>
-                      <a:fillRect/>
-                    </a:stretch>
-                  </pic:blipFill>
-                  <pic:spPr bwMode="auto">
-                    <a:xfrm>
-                      <a:off x="0" y="0"/>
-                      <a:ext cx="5734050" cy="1644775"/>
-                    </a:xfrm>
-                    <a:prstGeom prst="rect">
-                      <a:avLst/>
-                    </a:prstGeom>
-                  </pic:spPr>
-                </pic:pic>
-              </a:graphicData>
-            </a:graphic>
-          </wp:inline>
-        </w:drawing>
-      </w:r>
-    </w:p>
+    <w:tbl>
+      <w:tblPr>
+        <w:tblW w:type="pct" w:w="100%"/>
+        <w:tblLayout w:type="fixed"/>
+        <w:tblBorders>
+          <w:top w:val="single" w:color="353A7C" w:sz="6"/>
+          <w:left w:val="single" w:color="353A7C" w:sz="6"/>
+          <w:bottom w:val="single" w:color="353A7C" w:sz="6"/>
+          <w:right w:val="single" w:color="353A7C" w:sz="6"/>
+          <w:insideH w:val="single" w:color="353A7C" w:sz="6"/>
+          <w:insideV w:val="single" w:color="353A7C" w:sz="6"/>
+        </w:tblBorders>
+      </w:tblPr>
+      <w:tblGrid>
+        <w:gridCol w:w="4992"/>
+        <w:gridCol w:w="4608"/>
+      </w:tblGrid>
+      <w:tr>
+        <w:tc>
+          <w:tcPr>
+            <w:tcW w:type="pct" w:w="5000"/>
+            <w:gridSpan w:val="2"/>
+            <w:shd w:fill="353A7C" w:val="clear"/>
+            <w:tcMar>
+              <w:top w:type="dxa" w:w="60"/>
+              <w:left w:type="dxa" w:w="120"/>
+              <w:bottom w:type="dxa" w:w="60"/>
+              <w:right w:type="dxa" w:w="120"/>
+            </w:tcMar>
+          </w:tcPr>
+          <w:p>
+            <w:pPr>
+              <w:spacing w:before="40" w:after="40"/>
+            </w:pPr>
+            <w:r>
+              <w:rPr>
+                <w:b/>
+                <w:bCs/>
+                <w:color w:val="FFFFFF"/>
+                <w:sz w:val="17"/>
+                <w:szCs w:val="17"/>
+              </w:rPr>
+              <w:t xml:space="preserve">Worked example: the Beverages operating budget for 2028</w:t>
+            </w:r>
+          </w:p>
+        </w:tc>
+      </w:tr>
+      <w:tr>
+        <w:tc>
+          <w:tcPr>
+            <w:tcW w:type="pct" w:w="2600"/>
+            <w:shd w:fill="353A7C" w:val="clear"/>
+            <w:tcMar>
+              <w:top w:type="dxa" w:w="50"/>
+              <w:left w:type="dxa" w:w="110"/>
+              <w:bottom w:type="dxa" w:w="50"/>
+              <w:right w:type="dxa" w:w="110"/>
+            </w:tcMar>
+          </w:tcPr>
+          <w:p>
+            <w:pPr>
+              <w:spacing w:before="30" w:after="30"/>
+            </w:pPr>
+            <w:r>
+              <w:rPr>
+                <w:b/>
+                <w:bCs/>
+                <w:color w:val="FFFFFF"/>
+                <w:sz w:val="15"/>
+                <w:szCs w:val="15"/>
+              </w:rPr>
+              <w:t xml:space="preserve">Beverages operating budget 2028 (USD)</w:t>
+            </w:r>
+          </w:p>
+        </w:tc>
+        <w:tc>
+          <w:tcPr>
+            <w:tcW w:type="pct" w:w="2400"/>
+            <w:shd w:fill="353A7C" w:val="clear"/>
+            <w:tcMar>
+              <w:top w:type="dxa" w:w="50"/>
+              <w:left w:type="dxa" w:w="110"/>
+              <w:bottom w:type="dxa" w:w="50"/>
+              <w:right w:type="dxa" w:w="110"/>
+            </w:tcMar>
+          </w:tcPr>
+          <w:p>
+            <w:pPr>
+              <w:spacing w:before="30" w:after="30"/>
+            </w:pPr>
+            <w:r>
+              <w:rPr>
+                <w:b/>
+                <w:bCs/>
+                <w:color w:val="FFFFFF"/>
+                <w:sz w:val="15"/>
+                <w:szCs w:val="15"/>
+              </w:rPr>
+              <w:t xml:space="preserve">Amount</w:t>
+            </w:r>
+          </w:p>
+        </w:tc>
+      </w:tr>
+      <w:tr>
+        <w:tc>
+          <w:tcPr>
+            <w:tcW w:type="pct" w:w="2600"/>
+            <w:shd w:fill="FFFFFF" w:val="clear"/>
+            <w:tcMar>
+              <w:top w:type="dxa" w:w="50"/>
+              <w:left w:type="dxa" w:w="110"/>
+              <w:bottom w:type="dxa" w:w="50"/>
+              <w:right w:type="dxa" w:w="110"/>
+            </w:tcMar>
+          </w:tcPr>
+          <w:p>
+            <w:pPr>
+              <w:spacing w:before="46" w:after="46"/>
+            </w:pPr>
+            <w:r>
+              <w:rPr>
+                <w:b/>
+                <w:bCs/>
+                <w:color w:val="8186EF"/>
+                <w:sz w:val="14"/>
+                <w:szCs w:val="14"/>
+              </w:rPr>
+              <w:t xml:space="preserve">(6)</w:t>
+            </w:r>
+          </w:p>
+        </w:tc>
+        <w:tc>
+          <w:tcPr>
+            <w:tcW w:type="pct" w:w="2400"/>
+            <w:tcMar>
+              <w:top w:type="dxa" w:w="50"/>
+              <w:left w:type="dxa" w:w="110"/>
+              <w:bottom w:type="dxa" w:w="50"/>
+              <w:right w:type="dxa" w:w="110"/>
+            </w:tcMar>
+          </w:tcPr>
+          <w:p>
+            <w:pPr>
+              <w:spacing w:before="28" w:after="28"/>
+            </w:pPr>
+            <w:r>
+              <w:rPr>
+                <w:sz w:val="15"/>
+                <w:szCs w:val="15"/>
+              </w:rPr>
+              <w:t xml:space="preserve">18,000,000</w:t>
+            </w:r>
+          </w:p>
+        </w:tc>
+      </w:tr>
+      <w:tr>
+        <w:tc>
+          <w:tcPr>
+            <w:tcW w:type="pct" w:w="2600"/>
+            <w:shd w:fill="FBFAF6" w:val="clear"/>
+            <w:tcMar>
+              <w:top w:type="dxa" w:w="50"/>
+              <w:left w:type="dxa" w:w="110"/>
+              <w:bottom w:type="dxa" w:w="50"/>
+              <w:right w:type="dxa" w:w="110"/>
+            </w:tcMar>
+          </w:tcPr>
+          <w:p>
+            <w:pPr>
+              <w:spacing w:before="28" w:after="28"/>
+            </w:pPr>
+            <w:r>
+              <w:rPr>
+                <w:sz w:val="15"/>
+                <w:szCs w:val="15"/>
+              </w:rPr>
+              <w:t xml:space="preserve">− Cost of goods sold</w:t>
+            </w:r>
+          </w:p>
+        </w:tc>
+        <w:tc>
+          <w:tcPr>
+            <w:tcW w:type="pct" w:w="2400"/>
+            <w:shd w:fill="FBFAF6" w:val="clear"/>
+            <w:tcMar>
+              <w:top w:type="dxa" w:w="50"/>
+              <w:left w:type="dxa" w:w="110"/>
+              <w:bottom w:type="dxa" w:w="50"/>
+              <w:right w:type="dxa" w:w="110"/>
+            </w:tcMar>
+          </w:tcPr>
+          <w:p>
+            <w:pPr>
+              <w:spacing w:before="28" w:after="28"/>
+            </w:pPr>
+            <w:r>
+              <w:rPr>
+                <w:sz w:val="15"/>
+                <w:szCs w:val="15"/>
+              </w:rPr>
+              <w:t xml:space="preserve">(11,338,000)</w:t>
+            </w:r>
+          </w:p>
+        </w:tc>
+      </w:tr>
+      <w:tr>
+        <w:tc>
+          <w:tcPr>
+            <w:tcW w:type="pct" w:w="2600"/>
+            <w:tcMar>
+              <w:top w:type="dxa" w:w="50"/>
+              <w:left w:type="dxa" w:w="110"/>
+              <w:bottom w:type="dxa" w:w="50"/>
+              <w:right w:type="dxa" w:w="110"/>
+            </w:tcMar>
+          </w:tcPr>
+          <w:p>
+            <w:pPr>
+              <w:spacing w:before="28" w:after="28"/>
+            </w:pPr>
+            <w:r>
+              <w:rPr>
+                <w:sz w:val="15"/>
+                <w:szCs w:val="15"/>
+              </w:rPr>
+              <w:t xml:space="preserve">= Gross margin</w:t>
+            </w:r>
+          </w:p>
+        </w:tc>
+        <w:tc>
+          <w:tcPr>
+            <w:tcW w:type="pct" w:w="2400"/>
+            <w:tcMar>
+              <w:top w:type="dxa" w:w="50"/>
+              <w:left w:type="dxa" w:w="110"/>
+              <w:bottom w:type="dxa" w:w="50"/>
+              <w:right w:type="dxa" w:w="110"/>
+            </w:tcMar>
+          </w:tcPr>
+          <w:p>
+            <w:pPr>
+              <w:spacing w:before="28" w:after="28"/>
+            </w:pPr>
+            <w:r>
+              <w:rPr>
+                <w:sz w:val="15"/>
+                <w:szCs w:val="15"/>
+              </w:rPr>
+              <w:t xml:space="preserve">6,662,000</w:t>
+            </w:r>
+          </w:p>
+        </w:tc>
+      </w:tr>
+      <w:tr>
+        <w:tc>
+          <w:tcPr>
+            <w:tcW w:type="pct" w:w="2600"/>
+            <w:shd w:fill="FFFFFF" w:val="clear"/>
+            <w:tcMar>
+              <w:top w:type="dxa" w:w="50"/>
+              <w:left w:type="dxa" w:w="110"/>
+              <w:bottom w:type="dxa" w:w="50"/>
+              <w:right w:type="dxa" w:w="110"/>
+            </w:tcMar>
+          </w:tcPr>
+          <w:p>
+            <w:pPr>
+              <w:spacing w:before="46" w:after="46"/>
+            </w:pPr>
+            <w:r>
+              <w:rPr>
+                <w:b/>
+                <w:bCs/>
+                <w:color w:val="8186EF"/>
+                <w:sz w:val="14"/>
+                <w:szCs w:val="14"/>
+              </w:rPr>
+              <w:t xml:space="preserve">(7)</w:t>
+            </w:r>
+          </w:p>
+        </w:tc>
+        <w:tc>
+          <w:tcPr>
+            <w:tcW w:type="pct" w:w="2400"/>
+            <w:shd w:fill="FBFAF6" w:val="clear"/>
+            <w:tcMar>
+              <w:top w:type="dxa" w:w="50"/>
+              <w:left w:type="dxa" w:w="110"/>
+              <w:bottom w:type="dxa" w:w="50"/>
+              <w:right w:type="dxa" w:w="110"/>
+            </w:tcMar>
+          </w:tcPr>
+          <w:p>
+            <w:pPr>
+              <w:spacing w:before="28" w:after="28"/>
+            </w:pPr>
+            <w:r>
+              <w:rPr>
+                <w:sz w:val="15"/>
+                <w:szCs w:val="15"/>
+              </w:rPr>
+              <w:t xml:space="preserve">(1,080,000)</w:t>
+            </w:r>
+          </w:p>
+        </w:tc>
+      </w:tr>
+      <w:tr>
+        <w:tc>
+          <w:tcPr>
+            <w:tcW w:type="pct" w:w="2600"/>
+            <w:tcMar>
+              <w:top w:type="dxa" w:w="50"/>
+              <w:left w:type="dxa" w:w="110"/>
+              <w:bottom w:type="dxa" w:w="50"/>
+              <w:right w:type="dxa" w:w="110"/>
+            </w:tcMar>
+          </w:tcPr>
+          <w:p>
+            <w:pPr>
+              <w:spacing w:before="28" w:after="28"/>
+            </w:pPr>
+            <w:r>
+              <w:rPr>
+                <w:sz w:val="15"/>
+                <w:szCs w:val="15"/>
+              </w:rPr>
+              <w:t xml:space="preserve">− Fixed selling and administrative</w:t>
+            </w:r>
+          </w:p>
+        </w:tc>
+        <w:tc>
+          <w:tcPr>
+            <w:tcW w:type="pct" w:w="2400"/>
+            <w:tcMar>
+              <w:top w:type="dxa" w:w="50"/>
+              <w:left w:type="dxa" w:w="110"/>
+              <w:bottom w:type="dxa" w:w="50"/>
+              <w:right w:type="dxa" w:w="110"/>
+            </w:tcMar>
+          </w:tcPr>
+          <w:p>
+            <w:pPr>
+              <w:spacing w:before="28" w:after="28"/>
+            </w:pPr>
+            <w:r>
+              <w:rPr>
+                <w:sz w:val="15"/>
+                <w:szCs w:val="15"/>
+              </w:rPr>
+              <w:t xml:space="preserve">(2,400,000)</w:t>
+            </w:r>
+          </w:p>
+        </w:tc>
+      </w:tr>
+      <w:tr>
+        <w:tc>
+          <w:tcPr>
+            <w:tcW w:type="pct" w:w="2600"/>
+            <w:shd w:fill="FFFFFF" w:val="clear"/>
+            <w:tcMar>
+              <w:top w:type="dxa" w:w="50"/>
+              <w:left w:type="dxa" w:w="110"/>
+              <w:bottom w:type="dxa" w:w="50"/>
+              <w:right w:type="dxa" w:w="110"/>
+            </w:tcMar>
+          </w:tcPr>
+          <w:p>
+            <w:pPr>
+              <w:spacing w:before="46" w:after="46"/>
+            </w:pPr>
+            <w:r>
+              <w:rPr>
+                <w:b/>
+                <w:bCs/>
+                <w:color w:val="8186EF"/>
+                <w:sz w:val="14"/>
+                <w:szCs w:val="14"/>
+              </w:rPr>
+              <w:t xml:space="preserve">(8)</w:t>
+            </w:r>
+          </w:p>
+        </w:tc>
+        <w:tc>
+          <w:tcPr>
+            <w:tcW w:type="pct" w:w="2400"/>
+            <w:shd w:fill="FBFAF6" w:val="clear"/>
+            <w:tcMar>
+              <w:top w:type="dxa" w:w="50"/>
+              <w:left w:type="dxa" w:w="110"/>
+              <w:bottom w:type="dxa" w:w="50"/>
+              <w:right w:type="dxa" w:w="110"/>
+            </w:tcMar>
+          </w:tcPr>
+          <w:p>
+            <w:pPr>
+              <w:spacing w:before="28" w:after="28"/>
+            </w:pPr>
+            <w:r>
+              <w:rPr>
+                <w:sz w:val="15"/>
+                <w:szCs w:val="15"/>
+              </w:rPr>
+              <w:t xml:space="preserve">3,182,000</w:t>
+            </w:r>
+          </w:p>
+        </w:tc>
+      </w:tr>
+    </w:tbl>
+    <w:p/>
     <w:tbl>
       <w:tblPr>
         <w:tblW w:type="pct" w:w="100%"/>
@@ -6598,7 +7402,7 @@
                 <w:sz w:val="16"/>
                 <w:szCs w:val="16"/>
               </w:rPr>
-              <w:t xml:space="preserve">= Gross margin   ·   = Operating income</w:t>
+              <w:t xml:space="preserve">administrative   ·   − Variable selling expenses   ·   = Operating income   ·   Sales</w:t>
             </w:r>
           </w:p>
         </w:tc>
@@ -6751,7 +7555,7 @@
                 <w:sz w:val="14"/>
                 <w:szCs w:val="14"/>
               </w:rPr>
-              <w:t xml:space="preserve"> (7) </w:t>
+              <w:t xml:space="preserve"> (9) </w:t>
             </w:r>
             <w:r>
               <w:rPr>
@@ -6825,7 +7629,7 @@
                 <w:sz w:val="14"/>
                 <w:szCs w:val="14"/>
               </w:rPr>
-              <w:t xml:space="preserve">(8)</w:t>
+              <w:t xml:space="preserve">(10)</w:t>
             </w:r>
           </w:p>
         </w:tc>
@@ -6878,7 +7682,7 @@
                 <w:sz w:val="14"/>
                 <w:szCs w:val="14"/>
               </w:rPr>
-              <w:t xml:space="preserve">(9)</w:t>
+              <w:t xml:space="preserve">(11)</w:t>
             </w:r>
           </w:p>
         </w:tc>
@@ -7061,7 +7865,7 @@
                 <w:sz w:val="16"/>
                 <w:szCs w:val="16"/>
               </w:rPr>
-              <w:t xml:space="preserve">− Fixed costs: 12 × $350,000   ·   cost of goods sold budget   ·   = Operating income, contribution format   ·   Contribution margin</w:t>
+              <w:t xml:space="preserve">− Fixed costs: 12 × $350,000   ·   cost of goods manufactured   ·   = Operating income, contribution format   ·   Contribution margin</w:t>
             </w:r>
           </w:p>
         </w:tc>
@@ -7421,14 +8225,14 @@
                 <w:sz w:val="16"/>
                 <w:szCs w:val="16"/>
               </w:rPr>
-              <w:t xml:space="preserve">6  </w:t>
-            </w:r>
-            <w:r>
-              <w:rPr>
-                <w:sz w:val="16"/>
-                <w:szCs w:val="16"/>
-              </w:rPr>
-              <w:t xml:space="preserve">= Operating income</w:t>
+              <w:t xml:space="preserve">7  </w:t>
+            </w:r>
+            <w:r>
+              <w:rPr>
+                <w:sz w:val="16"/>
+                <w:szCs w:val="16"/>
+              </w:rPr>
+              <w:t xml:space="preserve">− Variable selling expenses</w:t>
             </w:r>
           </w:p>
         </w:tc>
@@ -7463,7 +8267,7 @@
                 <w:sz w:val="16"/>
                 <w:szCs w:val="16"/>
               </w:rPr>
-              <w:t xml:space="preserve">administrative</w:t>
+              <w:t xml:space="preserve">schedules</w:t>
             </w:r>
           </w:p>
         </w:tc>
@@ -7489,14 +8293,14 @@
                 <w:sz w:val="16"/>
                 <w:szCs w:val="16"/>
               </w:rPr>
-              <w:t xml:space="preserve">7  </w:t>
-            </w:r>
-            <w:r>
-              <w:rPr>
-                <w:sz w:val="16"/>
-                <w:szCs w:val="16"/>
-              </w:rPr>
-              <w:t xml:space="preserve">Contribution margin</w:t>
+              <w:t xml:space="preserve">8  </w:t>
+            </w:r>
+            <w:r>
+              <w:rPr>
+                <w:sz w:val="16"/>
+                <w:szCs w:val="16"/>
+              </w:rPr>
+              <w:t xml:space="preserve">= Operating income</w:t>
             </w:r>
           </w:p>
         </w:tc>
@@ -7557,14 +8361,14 @@
                 <w:sz w:val="16"/>
                 <w:szCs w:val="16"/>
               </w:rPr>
-              <w:t xml:space="preserve">8  </w:t>
-            </w:r>
-            <w:r>
-              <w:rPr>
-                <w:sz w:val="16"/>
-                <w:szCs w:val="16"/>
-              </w:rPr>
-              <w:t xml:space="preserve">− Fixed costs: 12 × $350,000</w:t>
+              <w:t xml:space="preserve">9  </w:t>
+            </w:r>
+            <w:r>
+              <w:rPr>
+                <w:sz w:val="16"/>
+                <w:szCs w:val="16"/>
+              </w:rPr>
+              <w:t xml:space="preserve">Contribution margin</w:t>
             </w:r>
           </w:p>
         </w:tc>
@@ -7625,14 +8429,14 @@
                 <w:sz w:val="16"/>
                 <w:szCs w:val="16"/>
               </w:rPr>
-              <w:t xml:space="preserve">9  </w:t>
-            </w:r>
-            <w:r>
-              <w:rPr>
-                <w:sz w:val="16"/>
-                <w:szCs w:val="16"/>
-              </w:rPr>
-              <w:t xml:space="preserve">= Operating income, contribution format</w:t>
+              <w:t xml:space="preserve">10  </w:t>
+            </w:r>
+            <w:r>
+              <w:rPr>
+                <w:sz w:val="16"/>
+                <w:szCs w:val="16"/>
+              </w:rPr>
+              <w:t xml:space="preserve">− Fixed costs: 12 × $350,000</w:t>
             </w:r>
           </w:p>
         </w:tc>
@@ -7668,6 +8472,74 @@
                 <w:szCs w:val="16"/>
               </w:rPr>
               <w:t xml:space="preserve">operating</w:t>
+            </w:r>
+          </w:p>
+        </w:tc>
+        <w:tc>
+          <w:tcPr>
+            <w:tcW w:type="pct" w:w="2500"/>
+            <w:tcMar>
+              <w:top w:type="dxa" w:w="20"/>
+              <w:left w:type="dxa" w:w="80"/>
+              <w:bottom w:type="dxa" w:w="20"/>
+              <w:right w:type="dxa" w:w="80"/>
+            </w:tcMar>
+          </w:tcPr>
+          <w:p>
+            <w:pPr>
+              <w:spacing w:before="12" w:after="12"/>
+            </w:pPr>
+            <w:r>
+              <w:rPr>
+                <w:b/>
+                <w:bCs/>
+                <w:color w:val="8186EF"/>
+                <w:sz w:val="16"/>
+                <w:szCs w:val="16"/>
+              </w:rPr>
+              <w:t xml:space="preserve">11  </w:t>
+            </w:r>
+            <w:r>
+              <w:rPr>
+                <w:sz w:val="16"/>
+                <w:szCs w:val="16"/>
+              </w:rPr>
+              <w:t xml:space="preserve">= Operating income, contribution format</w:t>
+            </w:r>
+          </w:p>
+        </w:tc>
+      </w:tr>
+      <w:tr>
+        <w:tc>
+          <w:tcPr>
+            <w:tcW w:type="pct" w:w="2500"/>
+            <w:tcMar>
+              <w:top w:type="dxa" w:w="20"/>
+              <w:left w:type="dxa" w:w="80"/>
+              <w:bottom w:type="dxa" w:w="20"/>
+              <w:right w:type="dxa" w:w="80"/>
+            </w:tcMar>
+          </w:tcPr>
+          <w:p>
+            <w:pPr>
+              <w:spacing w:before="12" w:after="12"/>
+            </w:pPr>
+            <w:r>
+              <w:rPr>
+                <w:b/>
+                <w:bCs/>
+                <w:color w:val="8186EF"/>
+                <w:sz w:val="16"/>
+                <w:szCs w:val="16"/>
+              </w:rPr>
+              <w:t xml:space="preserve">6  </w:t>
+            </w:r>
+            <w:r>
+              <w:rPr>
+                <w:sz w:val="16"/>
+                <w:szCs w:val="16"/>
+              </w:rPr>
+              <w:t xml:space="preserve">Sales</w:t>
             </w:r>
           </w:p>
         </w:tc>
@@ -7877,7 +8749,7 @@
           <w:sz w:val="19"/>
           <w:szCs w:val="19"/>
         </w:rPr>
-        <w:t xml:space="preserve">The board reviews results every quarter, so it wants the </w:t>
+        <w:t xml:space="preserve">The board </w:t>
       </w:r>
       <w:r>
         <w:rPr>
@@ -7909,7 +8781,7 @@
           <w:sz w:val="19"/>
           <w:szCs w:val="19"/>
         </w:rPr>
-        <w:t xml:space="preserve"> budget by quarter. </w:t>
+        <w:t xml:space="preserve"> results every quarter, so it wants the operating budget by quarter. </w:t>
       </w:r>
       <w:r>
         <w:rPr>
@@ -8013,87 +8885,949 @@
                 <w:sz w:val="16"/>
                 <w:szCs w:val="16"/>
               </w:rPr>
-              <w:t xml:space="preserve">quarter's   ·   operating   ·   schedules</w:t>
+              <w:t xml:space="preserve">quarter's   ·   reviews   ·   schedules</w:t>
             </w:r>
           </w:p>
         </w:tc>
       </w:tr>
     </w:tbl>
     <w:p/>
-    <w:p>
-      <w:pPr>
-        <w:spacing w:before="44" w:after="10"/>
-      </w:pPr>
-      <w:r>
-        <w:rPr>
-          <w:b/>
-          <w:bCs/>
-          <w:color w:val="353A7C"/>
-          <w:sz w:val="18"/>
-          <w:szCs w:val="18"/>
-        </w:rPr>
-        <w:t xml:space="preserve">Extended Example: the quarterly operating budget</w:t>
-      </w:r>
-    </w:p>
-    <w:p>
-      <w:pPr>
-        <w:spacing w:before="0" w:after="12"/>
-      </w:pPr>
-      <w:r>
-        <w:rPr>
-          <w:color w:val="6B7280"/>
-          <w:sz w:val="15"/>
-          <w:szCs w:val="15"/>
-        </w:rPr>
-        <w:t xml:space="preserve">The bars are drawn to scale.</w:t>
-      </w:r>
-    </w:p>
-    <w:p>
-      <w:pPr>
-        <w:spacing w:after="40" w:before="90"/>
-        <w:jc w:val="center"/>
-      </w:pPr>
-      <w:r>
-        <w:drawing>
-          <wp:inline distT="0" distB="0" distL="0" distR="0">
-            <wp:extent cx="5734050" cy="1644775"/>
-            <wp:effectExtent t="0" r="0" b="0" l="0"/>
-            <wp:docPr id="1" name="" descr="" title=""/>
-            <wp:cNvGraphicFramePr>
-              <a:graphicFrameLocks xmlns:a="http://schemas.openxmlformats.org/drawingml/2006/main" noChangeAspect="1"/>
-            </wp:cNvGraphicFramePr>
-            <a:graphic xmlns:a="http://schemas.openxmlformats.org/drawingml/2006/main">
-              <a:graphicData uri="http://schemas.openxmlformats.org/drawingml/2006/picture">
-                <pic:pic xmlns:pic="http://schemas.openxmlformats.org/drawingml/2006/picture">
-                  <pic:nvPicPr>
-                    <pic:cNvPr id="0" name="" descr=""/>
-                    <pic:cNvPicPr>
-                      <a:picLocks noChangeAspect="1" noChangeArrowheads="1"/>
-                    </pic:cNvPicPr>
-                  </pic:nvPicPr>
-                  <pic:blipFill>
-                    <a:blip r:embed="rId107" cstate="none"/>
-                    <a:srcRect/>
-                    <a:stretch>
-                      <a:fillRect/>
-                    </a:stretch>
-                  </pic:blipFill>
-                  <pic:spPr bwMode="auto">
-                    <a:xfrm>
-                      <a:off x="0" y="0"/>
-                      <a:ext cx="5734050" cy="1644775"/>
-                    </a:xfrm>
-                    <a:prstGeom prst="rect">
-                      <a:avLst/>
-                    </a:prstGeom>
-                  </pic:spPr>
-                </pic:pic>
-              </a:graphicData>
-            </a:graphic>
-          </wp:inline>
-        </w:drawing>
-      </w:r>
-    </w:p>
+    <w:tbl>
+      <w:tblPr>
+        <w:tblW w:type="pct" w:w="100%"/>
+        <w:tblLayout w:type="fixed"/>
+        <w:tblBorders>
+          <w:top w:val="single" w:color="353A7C" w:sz="6"/>
+          <w:left w:val="single" w:color="353A7C" w:sz="6"/>
+          <w:bottom w:val="single" w:color="353A7C" w:sz="6"/>
+          <w:right w:val="single" w:color="353A7C" w:sz="6"/>
+          <w:insideH w:val="single" w:color="353A7C" w:sz="6"/>
+          <w:insideV w:val="single" w:color="353A7C" w:sz="6"/>
+        </w:tblBorders>
+      </w:tblPr>
+      <w:tblGrid>
+        <w:gridCol w:w="2154"/>
+        <w:gridCol w:w="1456"/>
+        <w:gridCol w:w="1456"/>
+        <w:gridCol w:w="1456"/>
+        <w:gridCol w:w="1456"/>
+        <w:gridCol w:w="1621"/>
+      </w:tblGrid>
+      <w:tr>
+        <w:tc>
+          <w:tcPr>
+            <w:tcW w:type="pct" w:w="5000"/>
+            <w:gridSpan w:val="6"/>
+            <w:shd w:fill="353A7C" w:val="clear"/>
+            <w:tcMar>
+              <w:top w:type="dxa" w:w="60"/>
+              <w:left w:type="dxa" w:w="120"/>
+              <w:bottom w:type="dxa" w:w="60"/>
+              <w:right w:type="dxa" w:w="120"/>
+            </w:tcMar>
+          </w:tcPr>
+          <w:p>
+            <w:pPr>
+              <w:spacing w:before="40" w:after="40"/>
+            </w:pPr>
+            <w:r>
+              <w:rPr>
+                <w:b/>
+                <w:bCs/>
+                <w:color w:val="FFFFFF"/>
+                <w:sz w:val="17"/>
+                <w:szCs w:val="17"/>
+              </w:rPr>
+              <w:t xml:space="preserve">Extended Example: the quarterly operating budget</w:t>
+            </w:r>
+          </w:p>
+        </w:tc>
+      </w:tr>
+      <w:tr>
+        <w:tc>
+          <w:tcPr>
+            <w:tcW w:type="pct" w:w="1122"/>
+            <w:shd w:fill="353A7C" w:val="clear"/>
+            <w:tcMar>
+              <w:top w:type="dxa" w:w="50"/>
+              <w:left w:type="dxa" w:w="110"/>
+              <w:bottom w:type="dxa" w:w="50"/>
+              <w:right w:type="dxa" w:w="110"/>
+            </w:tcMar>
+          </w:tcPr>
+          <w:p>
+            <w:pPr>
+              <w:spacing w:before="30" w:after="30"/>
+            </w:pPr>
+            <w:r>
+              <w:rPr>
+                <w:b/>
+                <w:bCs/>
+                <w:color w:val="FFFFFF"/>
+                <w:sz w:val="15"/>
+                <w:szCs w:val="15"/>
+              </w:rPr>
+              <w:t xml:space="preserve">Beverages 2028 (USD)</w:t>
+            </w:r>
+          </w:p>
+        </w:tc>
+        <w:tc>
+          <w:tcPr>
+            <w:tcW w:type="pct" w:w="758"/>
+            <w:shd w:fill="353A7C" w:val="clear"/>
+            <w:tcMar>
+              <w:top w:type="dxa" w:w="50"/>
+              <w:left w:type="dxa" w:w="110"/>
+              <w:bottom w:type="dxa" w:w="50"/>
+              <w:right w:type="dxa" w:w="110"/>
+            </w:tcMar>
+          </w:tcPr>
+          <w:p>
+            <w:pPr>
+              <w:spacing w:before="30" w:after="30"/>
+            </w:pPr>
+            <w:r>
+              <w:rPr>
+                <w:b/>
+                <w:bCs/>
+                <w:color w:val="FFFFFF"/>
+                <w:sz w:val="15"/>
+                <w:szCs w:val="15"/>
+              </w:rPr>
+              <w:t xml:space="preserve">Q1</w:t>
+            </w:r>
+          </w:p>
+        </w:tc>
+        <w:tc>
+          <w:tcPr>
+            <w:tcW w:type="pct" w:w="758"/>
+            <w:shd w:fill="353A7C" w:val="clear"/>
+            <w:tcMar>
+              <w:top w:type="dxa" w:w="50"/>
+              <w:left w:type="dxa" w:w="110"/>
+              <w:bottom w:type="dxa" w:w="50"/>
+              <w:right w:type="dxa" w:w="110"/>
+            </w:tcMar>
+          </w:tcPr>
+          <w:p>
+            <w:pPr>
+              <w:spacing w:before="30" w:after="30"/>
+            </w:pPr>
+            <w:r>
+              <w:rPr>
+                <w:b/>
+                <w:bCs/>
+                <w:color w:val="FFFFFF"/>
+                <w:sz w:val="15"/>
+                <w:szCs w:val="15"/>
+              </w:rPr>
+              <w:t xml:space="preserve">Q2</w:t>
+            </w:r>
+          </w:p>
+        </w:tc>
+        <w:tc>
+          <w:tcPr>
+            <w:tcW w:type="pct" w:w="758"/>
+            <w:shd w:fill="353A7C" w:val="clear"/>
+            <w:tcMar>
+              <w:top w:type="dxa" w:w="50"/>
+              <w:left w:type="dxa" w:w="110"/>
+              <w:bottom w:type="dxa" w:w="50"/>
+              <w:right w:type="dxa" w:w="110"/>
+            </w:tcMar>
+          </w:tcPr>
+          <w:p>
+            <w:pPr>
+              <w:spacing w:before="30" w:after="30"/>
+            </w:pPr>
+            <w:r>
+              <w:rPr>
+                <w:b/>
+                <w:bCs/>
+                <w:color w:val="FFFFFF"/>
+                <w:sz w:val="15"/>
+                <w:szCs w:val="15"/>
+              </w:rPr>
+              <w:t xml:space="preserve">Q3</w:t>
+            </w:r>
+          </w:p>
+        </w:tc>
+        <w:tc>
+          <w:tcPr>
+            <w:tcW w:type="pct" w:w="758"/>
+            <w:shd w:fill="353A7C" w:val="clear"/>
+            <w:tcMar>
+              <w:top w:type="dxa" w:w="50"/>
+              <w:left w:type="dxa" w:w="110"/>
+              <w:bottom w:type="dxa" w:w="50"/>
+              <w:right w:type="dxa" w:w="110"/>
+            </w:tcMar>
+          </w:tcPr>
+          <w:p>
+            <w:pPr>
+              <w:spacing w:before="30" w:after="30"/>
+            </w:pPr>
+            <w:r>
+              <w:rPr>
+                <w:b/>
+                <w:bCs/>
+                <w:color w:val="FFFFFF"/>
+                <w:sz w:val="15"/>
+                <w:szCs w:val="15"/>
+              </w:rPr>
+              <w:t xml:space="preserve">Q4</w:t>
+            </w:r>
+          </w:p>
+        </w:tc>
+        <w:tc>
+          <w:tcPr>
+            <w:tcW w:type="pct" w:w="844"/>
+            <w:shd w:fill="353A7C" w:val="clear"/>
+            <w:tcMar>
+              <w:top w:type="dxa" w:w="50"/>
+              <w:left w:type="dxa" w:w="110"/>
+              <w:bottom w:type="dxa" w:w="50"/>
+              <w:right w:type="dxa" w:w="110"/>
+            </w:tcMar>
+          </w:tcPr>
+          <w:p>
+            <w:pPr>
+              <w:spacing w:before="30" w:after="30"/>
+            </w:pPr>
+            <w:r>
+              <w:rPr>
+                <w:b/>
+                <w:bCs/>
+                <w:color w:val="FFFFFF"/>
+                <w:sz w:val="15"/>
+                <w:szCs w:val="15"/>
+              </w:rPr>
+              <w:t xml:space="preserve">Year</w:t>
+            </w:r>
+          </w:p>
+        </w:tc>
+      </w:tr>
+      <w:tr>
+        <w:tc>
+          <w:tcPr>
+            <w:tcW w:type="pct" w:w="1122"/>
+            <w:tcMar>
+              <w:top w:type="dxa" w:w="50"/>
+              <w:left w:type="dxa" w:w="110"/>
+              <w:bottom w:type="dxa" w:w="50"/>
+              <w:right w:type="dxa" w:w="110"/>
+            </w:tcMar>
+          </w:tcPr>
+          <w:p>
+            <w:pPr>
+              <w:spacing w:before="28" w:after="28"/>
+            </w:pPr>
+            <w:r>
+              <w:rPr>
+                <w:sz w:val="15"/>
+                <w:szCs w:val="15"/>
+              </w:rPr>
+              <w:t xml:space="preserve">Sales</w:t>
+            </w:r>
+          </w:p>
+        </w:tc>
+        <w:tc>
+          <w:tcPr>
+            <w:tcW w:type="pct" w:w="758"/>
+            <w:tcMar>
+              <w:top w:type="dxa" w:w="50"/>
+              <w:left w:type="dxa" w:w="110"/>
+              <w:bottom w:type="dxa" w:w="50"/>
+              <w:right w:type="dxa" w:w="110"/>
+            </w:tcMar>
+          </w:tcPr>
+          <w:p>
+            <w:pPr>
+              <w:spacing w:before="28" w:after="28"/>
+            </w:pPr>
+            <w:r>
+              <w:rPr>
+                <w:sz w:val="15"/>
+                <w:szCs w:val="15"/>
+              </w:rPr>
+              <w:t xml:space="preserve">4,200,000</w:t>
+            </w:r>
+          </w:p>
+        </w:tc>
+        <w:tc>
+          <w:tcPr>
+            <w:tcW w:type="pct" w:w="758"/>
+            <w:tcMar>
+              <w:top w:type="dxa" w:w="50"/>
+              <w:left w:type="dxa" w:w="110"/>
+              <w:bottom w:type="dxa" w:w="50"/>
+              <w:right w:type="dxa" w:w="110"/>
+            </w:tcMar>
+          </w:tcPr>
+          <w:p>
+            <w:pPr>
+              <w:spacing w:before="28" w:after="28"/>
+            </w:pPr>
+            <w:r>
+              <w:rPr>
+                <w:sz w:val="15"/>
+                <w:szCs w:val="15"/>
+              </w:rPr>
+              <w:t xml:space="preserve">4,500,000</w:t>
+            </w:r>
+          </w:p>
+        </w:tc>
+        <w:tc>
+          <w:tcPr>
+            <w:tcW w:type="pct" w:w="758"/>
+            <w:tcMar>
+              <w:top w:type="dxa" w:w="50"/>
+              <w:left w:type="dxa" w:w="110"/>
+              <w:bottom w:type="dxa" w:w="50"/>
+              <w:right w:type="dxa" w:w="110"/>
+            </w:tcMar>
+          </w:tcPr>
+          <w:p>
+            <w:pPr>
+              <w:spacing w:before="28" w:after="28"/>
+            </w:pPr>
+            <w:r>
+              <w:rPr>
+                <w:sz w:val="15"/>
+                <w:szCs w:val="15"/>
+              </w:rPr>
+              <w:t xml:space="preserve">4,800,000</w:t>
+            </w:r>
+          </w:p>
+        </w:tc>
+        <w:tc>
+          <w:tcPr>
+            <w:tcW w:type="pct" w:w="758"/>
+            <w:tcMar>
+              <w:top w:type="dxa" w:w="50"/>
+              <w:left w:type="dxa" w:w="110"/>
+              <w:bottom w:type="dxa" w:w="50"/>
+              <w:right w:type="dxa" w:w="110"/>
+            </w:tcMar>
+          </w:tcPr>
+          <w:p>
+            <w:pPr>
+              <w:spacing w:before="28" w:after="28"/>
+            </w:pPr>
+            <w:r>
+              <w:rPr>
+                <w:sz w:val="15"/>
+                <w:szCs w:val="15"/>
+              </w:rPr>
+              <w:t xml:space="preserve">4,500,000</w:t>
+            </w:r>
+          </w:p>
+        </w:tc>
+        <w:tc>
+          <w:tcPr>
+            <w:tcW w:type="pct" w:w="844"/>
+            <w:tcMar>
+              <w:top w:type="dxa" w:w="50"/>
+              <w:left w:type="dxa" w:w="110"/>
+              <w:bottom w:type="dxa" w:w="50"/>
+              <w:right w:type="dxa" w:w="110"/>
+            </w:tcMar>
+          </w:tcPr>
+          <w:p>
+            <w:pPr>
+              <w:spacing w:before="28" w:after="28"/>
+            </w:pPr>
+            <w:r>
+              <w:rPr>
+                <w:sz w:val="15"/>
+                <w:szCs w:val="15"/>
+              </w:rPr>
+              <w:t xml:space="preserve">18,000,000</w:t>
+            </w:r>
+          </w:p>
+        </w:tc>
+      </w:tr>
+      <w:tr>
+        <w:tc>
+          <w:tcPr>
+            <w:tcW w:type="pct" w:w="1122"/>
+            <w:shd w:fill="FFFFFF" w:val="clear"/>
+            <w:tcMar>
+              <w:top w:type="dxa" w:w="50"/>
+              <w:left w:type="dxa" w:w="110"/>
+              <w:bottom w:type="dxa" w:w="50"/>
+              <w:right w:type="dxa" w:w="110"/>
+            </w:tcMar>
+          </w:tcPr>
+          <w:p>
+            <w:pPr>
+              <w:spacing w:before="46" w:after="46"/>
+            </w:pPr>
+            <w:r>
+              <w:rPr>
+                <w:b/>
+                <w:bCs/>
+                <w:color w:val="8186EF"/>
+                <w:sz w:val="14"/>
+                <w:szCs w:val="14"/>
+              </w:rPr>
+              <w:t xml:space="preserve">(3)</w:t>
+            </w:r>
+          </w:p>
+        </w:tc>
+        <w:tc>
+          <w:tcPr>
+            <w:tcW w:type="pct" w:w="758"/>
+            <w:shd w:fill="FBFAF6" w:val="clear"/>
+            <w:tcMar>
+              <w:top w:type="dxa" w:w="50"/>
+              <w:left w:type="dxa" w:w="110"/>
+              <w:bottom w:type="dxa" w:w="50"/>
+              <w:right w:type="dxa" w:w="110"/>
+            </w:tcMar>
+          </w:tcPr>
+          <w:p>
+            <w:pPr>
+              <w:spacing w:before="28" w:after="28"/>
+            </w:pPr>
+            <w:r>
+              <w:rPr>
+                <w:sz w:val="15"/>
+                <w:szCs w:val="15"/>
+              </w:rPr>
+              <w:t xml:space="preserve">(2,646,000)</w:t>
+            </w:r>
+          </w:p>
+        </w:tc>
+        <w:tc>
+          <w:tcPr>
+            <w:tcW w:type="pct" w:w="758"/>
+            <w:shd w:fill="FBFAF6" w:val="clear"/>
+            <w:tcMar>
+              <w:top w:type="dxa" w:w="50"/>
+              <w:left w:type="dxa" w:w="110"/>
+              <w:bottom w:type="dxa" w:w="50"/>
+              <w:right w:type="dxa" w:w="110"/>
+            </w:tcMar>
+          </w:tcPr>
+          <w:p>
+            <w:pPr>
+              <w:spacing w:before="28" w:after="28"/>
+            </w:pPr>
+            <w:r>
+              <w:rPr>
+                <w:sz w:val="15"/>
+                <w:szCs w:val="15"/>
+              </w:rPr>
+              <w:t xml:space="preserve">(2,835,000)</w:t>
+            </w:r>
+          </w:p>
+        </w:tc>
+        <w:tc>
+          <w:tcPr>
+            <w:tcW w:type="pct" w:w="758"/>
+            <w:shd w:fill="FBFAF6" w:val="clear"/>
+            <w:tcMar>
+              <w:top w:type="dxa" w:w="50"/>
+              <w:left w:type="dxa" w:w="110"/>
+              <w:bottom w:type="dxa" w:w="50"/>
+              <w:right w:type="dxa" w:w="110"/>
+            </w:tcMar>
+          </w:tcPr>
+          <w:p>
+            <w:pPr>
+              <w:spacing w:before="28" w:after="28"/>
+            </w:pPr>
+            <w:r>
+              <w:rPr>
+                <w:sz w:val="15"/>
+                <w:szCs w:val="15"/>
+              </w:rPr>
+              <w:t xml:space="preserve">(3,024,000)</w:t>
+            </w:r>
+          </w:p>
+        </w:tc>
+        <w:tc>
+          <w:tcPr>
+            <w:tcW w:type="pct" w:w="758"/>
+            <w:shd w:fill="FBFAF6" w:val="clear"/>
+            <w:tcMar>
+              <w:top w:type="dxa" w:w="50"/>
+              <w:left w:type="dxa" w:w="110"/>
+              <w:bottom w:type="dxa" w:w="50"/>
+              <w:right w:type="dxa" w:w="110"/>
+            </w:tcMar>
+          </w:tcPr>
+          <w:p>
+            <w:pPr>
+              <w:spacing w:before="28" w:after="28"/>
+            </w:pPr>
+            <w:r>
+              <w:rPr>
+                <w:sz w:val="15"/>
+                <w:szCs w:val="15"/>
+              </w:rPr>
+              <w:t xml:space="preserve">(2,835,000)</w:t>
+            </w:r>
+          </w:p>
+        </w:tc>
+        <w:tc>
+          <w:tcPr>
+            <w:tcW w:type="pct" w:w="844"/>
+            <w:shd w:fill="FBFAF6" w:val="clear"/>
+            <w:tcMar>
+              <w:top w:type="dxa" w:w="50"/>
+              <w:left w:type="dxa" w:w="110"/>
+              <w:bottom w:type="dxa" w:w="50"/>
+              <w:right w:type="dxa" w:w="110"/>
+            </w:tcMar>
+          </w:tcPr>
+          <w:p>
+            <w:pPr>
+              <w:spacing w:before="28" w:after="28"/>
+            </w:pPr>
+            <w:r>
+              <w:rPr>
+                <w:sz w:val="15"/>
+                <w:szCs w:val="15"/>
+              </w:rPr>
+              <w:t xml:space="preserve">(11,338,000)</w:t>
+            </w:r>
+          </w:p>
+        </w:tc>
+      </w:tr>
+      <w:tr>
+        <w:tc>
+          <w:tcPr>
+            <w:tcW w:type="pct" w:w="1122"/>
+            <w:tcMar>
+              <w:top w:type="dxa" w:w="50"/>
+              <w:left w:type="dxa" w:w="110"/>
+              <w:bottom w:type="dxa" w:w="50"/>
+              <w:right w:type="dxa" w:w="110"/>
+            </w:tcMar>
+          </w:tcPr>
+          <w:p>
+            <w:pPr>
+              <w:spacing w:before="28" w:after="28"/>
+            </w:pPr>
+            <w:r>
+              <w:rPr>
+                <w:sz w:val="15"/>
+                <w:szCs w:val="15"/>
+              </w:rPr>
+              <w:t xml:space="preserve">= Gross margin</w:t>
+            </w:r>
+          </w:p>
+        </w:tc>
+        <w:tc>
+          <w:tcPr>
+            <w:tcW w:type="pct" w:w="758"/>
+            <w:tcMar>
+              <w:top w:type="dxa" w:w="50"/>
+              <w:left w:type="dxa" w:w="110"/>
+              <w:bottom w:type="dxa" w:w="50"/>
+              <w:right w:type="dxa" w:w="110"/>
+            </w:tcMar>
+          </w:tcPr>
+          <w:p>
+            <w:pPr>
+              <w:spacing w:before="28" w:after="28"/>
+            </w:pPr>
+            <w:r>
+              <w:rPr>
+                <w:sz w:val="15"/>
+                <w:szCs w:val="15"/>
+              </w:rPr>
+              <w:t xml:space="preserve">1,554,000</w:t>
+            </w:r>
+          </w:p>
+        </w:tc>
+        <w:tc>
+          <w:tcPr>
+            <w:tcW w:type="pct" w:w="758"/>
+            <w:tcMar>
+              <w:top w:type="dxa" w:w="50"/>
+              <w:left w:type="dxa" w:w="110"/>
+              <w:bottom w:type="dxa" w:w="50"/>
+              <w:right w:type="dxa" w:w="110"/>
+            </w:tcMar>
+          </w:tcPr>
+          <w:p>
+            <w:pPr>
+              <w:spacing w:before="28" w:after="28"/>
+            </w:pPr>
+            <w:r>
+              <w:rPr>
+                <w:sz w:val="15"/>
+                <w:szCs w:val="15"/>
+              </w:rPr>
+              <w:t xml:space="preserve">1,665,000</w:t>
+            </w:r>
+          </w:p>
+        </w:tc>
+        <w:tc>
+          <w:tcPr>
+            <w:tcW w:type="pct" w:w="758"/>
+            <w:tcMar>
+              <w:top w:type="dxa" w:w="50"/>
+              <w:left w:type="dxa" w:w="110"/>
+              <w:bottom w:type="dxa" w:w="50"/>
+              <w:right w:type="dxa" w:w="110"/>
+            </w:tcMar>
+          </w:tcPr>
+          <w:p>
+            <w:pPr>
+              <w:spacing w:before="28" w:after="28"/>
+            </w:pPr>
+            <w:r>
+              <w:rPr>
+                <w:sz w:val="15"/>
+                <w:szCs w:val="15"/>
+              </w:rPr>
+              <w:t xml:space="preserve">1,776,000</w:t>
+            </w:r>
+          </w:p>
+        </w:tc>
+        <w:tc>
+          <w:tcPr>
+            <w:tcW w:type="pct" w:w="758"/>
+            <w:tcMar>
+              <w:top w:type="dxa" w:w="50"/>
+              <w:left w:type="dxa" w:w="110"/>
+              <w:bottom w:type="dxa" w:w="50"/>
+              <w:right w:type="dxa" w:w="110"/>
+            </w:tcMar>
+          </w:tcPr>
+          <w:p>
+            <w:pPr>
+              <w:spacing w:before="28" w:after="28"/>
+            </w:pPr>
+            <w:r>
+              <w:rPr>
+                <w:sz w:val="15"/>
+                <w:szCs w:val="15"/>
+              </w:rPr>
+              <w:t xml:space="preserve">1,665,000</w:t>
+            </w:r>
+          </w:p>
+        </w:tc>
+        <w:tc>
+          <w:tcPr>
+            <w:tcW w:type="pct" w:w="844"/>
+            <w:tcMar>
+              <w:top w:type="dxa" w:w="50"/>
+              <w:left w:type="dxa" w:w="110"/>
+              <w:bottom w:type="dxa" w:w="50"/>
+              <w:right w:type="dxa" w:w="110"/>
+            </w:tcMar>
+          </w:tcPr>
+          <w:p>
+            <w:pPr>
+              <w:spacing w:before="28" w:after="28"/>
+            </w:pPr>
+            <w:r>
+              <w:rPr>
+                <w:sz w:val="15"/>
+                <w:szCs w:val="15"/>
+              </w:rPr>
+              <w:t xml:space="preserve">6,662,000</w:t>
+            </w:r>
+          </w:p>
+        </w:tc>
+      </w:tr>
+      <w:tr>
+        <w:tc>
+          <w:tcPr>
+            <w:tcW w:type="pct" w:w="1122"/>
+            <w:shd w:fill="FBFAF6" w:val="clear"/>
+            <w:tcMar>
+              <w:top w:type="dxa" w:w="50"/>
+              <w:left w:type="dxa" w:w="110"/>
+              <w:bottom w:type="dxa" w:w="50"/>
+              <w:right w:type="dxa" w:w="110"/>
+            </w:tcMar>
+          </w:tcPr>
+          <w:p>
+            <w:pPr>
+              <w:spacing w:before="28" w:after="28"/>
+            </w:pPr>
+            <w:r>
+              <w:rPr>
+                <w:sz w:val="15"/>
+                <w:szCs w:val="15"/>
+              </w:rPr>
+              <w:t xml:space="preserve">− Selling and admin</w:t>
+            </w:r>
+          </w:p>
+        </w:tc>
+        <w:tc>
+          <w:tcPr>
+            <w:tcW w:type="pct" w:w="758"/>
+            <w:shd w:fill="FBFAF6" w:val="clear"/>
+            <w:tcMar>
+              <w:top w:type="dxa" w:w="50"/>
+              <w:left w:type="dxa" w:w="110"/>
+              <w:bottom w:type="dxa" w:w="50"/>
+              <w:right w:type="dxa" w:w="110"/>
+            </w:tcMar>
+          </w:tcPr>
+          <w:p>
+            <w:pPr>
+              <w:spacing w:before="28" w:after="28"/>
+            </w:pPr>
+            <w:r>
+              <w:rPr>
+                <w:sz w:val="15"/>
+                <w:szCs w:val="15"/>
+              </w:rPr>
+              <w:t xml:space="preserve">(852,000)</w:t>
+            </w:r>
+          </w:p>
+        </w:tc>
+        <w:tc>
+          <w:tcPr>
+            <w:tcW w:type="pct" w:w="758"/>
+            <w:shd w:fill="FBFAF6" w:val="clear"/>
+            <w:tcMar>
+              <w:top w:type="dxa" w:w="50"/>
+              <w:left w:type="dxa" w:w="110"/>
+              <w:bottom w:type="dxa" w:w="50"/>
+              <w:right w:type="dxa" w:w="110"/>
+            </w:tcMar>
+          </w:tcPr>
+          <w:p>
+            <w:pPr>
+              <w:spacing w:before="28" w:after="28"/>
+            </w:pPr>
+            <w:r>
+              <w:rPr>
+                <w:sz w:val="15"/>
+                <w:szCs w:val="15"/>
+              </w:rPr>
+              <w:t xml:space="preserve">(870,000)</w:t>
+            </w:r>
+          </w:p>
+        </w:tc>
+        <w:tc>
+          <w:tcPr>
+            <w:tcW w:type="pct" w:w="758"/>
+            <w:shd w:fill="FBFAF6" w:val="clear"/>
+            <w:tcMar>
+              <w:top w:type="dxa" w:w="50"/>
+              <w:left w:type="dxa" w:w="110"/>
+              <w:bottom w:type="dxa" w:w="50"/>
+              <w:right w:type="dxa" w:w="110"/>
+            </w:tcMar>
+          </w:tcPr>
+          <w:p>
+            <w:pPr>
+              <w:spacing w:before="28" w:after="28"/>
+            </w:pPr>
+            <w:r>
+              <w:rPr>
+                <w:sz w:val="15"/>
+                <w:szCs w:val="15"/>
+              </w:rPr>
+              <w:t xml:space="preserve">(888,000)</w:t>
+            </w:r>
+          </w:p>
+        </w:tc>
+        <w:tc>
+          <w:tcPr>
+            <w:tcW w:type="pct" w:w="758"/>
+            <w:shd w:fill="FBFAF6" w:val="clear"/>
+            <w:tcMar>
+              <w:top w:type="dxa" w:w="50"/>
+              <w:left w:type="dxa" w:w="110"/>
+              <w:bottom w:type="dxa" w:w="50"/>
+              <w:right w:type="dxa" w:w="110"/>
+            </w:tcMar>
+          </w:tcPr>
+          <w:p>
+            <w:pPr>
+              <w:spacing w:before="28" w:after="28"/>
+            </w:pPr>
+            <w:r>
+              <w:rPr>
+                <w:sz w:val="15"/>
+                <w:szCs w:val="15"/>
+              </w:rPr>
+              <w:t xml:space="preserve">(870,000)</w:t>
+            </w:r>
+          </w:p>
+        </w:tc>
+        <w:tc>
+          <w:tcPr>
+            <w:tcW w:type="pct" w:w="844"/>
+            <w:shd w:fill="FBFAF6" w:val="clear"/>
+            <w:tcMar>
+              <w:top w:type="dxa" w:w="50"/>
+              <w:left w:type="dxa" w:w="110"/>
+              <w:bottom w:type="dxa" w:w="50"/>
+              <w:right w:type="dxa" w:w="110"/>
+            </w:tcMar>
+          </w:tcPr>
+          <w:p>
+            <w:pPr>
+              <w:spacing w:before="28" w:after="28"/>
+            </w:pPr>
+            <w:r>
+              <w:rPr>
+                <w:sz w:val="15"/>
+                <w:szCs w:val="15"/>
+              </w:rPr>
+              <w:t xml:space="preserve">(3,480,000)</w:t>
+            </w:r>
+          </w:p>
+        </w:tc>
+      </w:tr>
+      <w:tr>
+        <w:tc>
+          <w:tcPr>
+            <w:tcW w:type="pct" w:w="1122"/>
+            <w:shd w:fill="FFFFFF" w:val="clear"/>
+            <w:tcMar>
+              <w:top w:type="dxa" w:w="50"/>
+              <w:left w:type="dxa" w:w="110"/>
+              <w:bottom w:type="dxa" w:w="50"/>
+              <w:right w:type="dxa" w:w="110"/>
+            </w:tcMar>
+          </w:tcPr>
+          <w:p>
+            <w:pPr>
+              <w:spacing w:before="46" w:after="46"/>
+            </w:pPr>
+            <w:r>
+              <w:rPr>
+                <w:b/>
+                <w:bCs/>
+                <w:color w:val="8186EF"/>
+                <w:sz w:val="14"/>
+                <w:szCs w:val="14"/>
+              </w:rPr>
+              <w:t xml:space="preserve">(4)</w:t>
+            </w:r>
+          </w:p>
+        </w:tc>
+        <w:tc>
+          <w:tcPr>
+            <w:tcW w:type="pct" w:w="758"/>
+            <w:tcMar>
+              <w:top w:type="dxa" w:w="50"/>
+              <w:left w:type="dxa" w:w="110"/>
+              <w:bottom w:type="dxa" w:w="50"/>
+              <w:right w:type="dxa" w:w="110"/>
+            </w:tcMar>
+          </w:tcPr>
+          <w:p>
+            <w:pPr>
+              <w:spacing w:before="28" w:after="28"/>
+            </w:pPr>
+            <w:r>
+              <w:rPr>
+                <w:sz w:val="15"/>
+                <w:szCs w:val="15"/>
+              </w:rPr>
+              <w:t xml:space="preserve">702,000</w:t>
+            </w:r>
+          </w:p>
+        </w:tc>
+        <w:tc>
+          <w:tcPr>
+            <w:tcW w:type="pct" w:w="758"/>
+            <w:tcMar>
+              <w:top w:type="dxa" w:w="50"/>
+              <w:left w:type="dxa" w:w="110"/>
+              <w:bottom w:type="dxa" w:w="50"/>
+              <w:right w:type="dxa" w:w="110"/>
+            </w:tcMar>
+          </w:tcPr>
+          <w:p>
+            <w:pPr>
+              <w:spacing w:before="28" w:after="28"/>
+            </w:pPr>
+            <w:r>
+              <w:rPr>
+                <w:sz w:val="15"/>
+                <w:szCs w:val="15"/>
+              </w:rPr>
+              <w:t xml:space="preserve">795,000</w:t>
+            </w:r>
+          </w:p>
+        </w:tc>
+        <w:tc>
+          <w:tcPr>
+            <w:tcW w:type="pct" w:w="758"/>
+            <w:tcMar>
+              <w:top w:type="dxa" w:w="50"/>
+              <w:left w:type="dxa" w:w="110"/>
+              <w:bottom w:type="dxa" w:w="50"/>
+              <w:right w:type="dxa" w:w="110"/>
+            </w:tcMar>
+          </w:tcPr>
+          <w:p>
+            <w:pPr>
+              <w:spacing w:before="28" w:after="28"/>
+            </w:pPr>
+            <w:r>
+              <w:rPr>
+                <w:sz w:val="15"/>
+                <w:szCs w:val="15"/>
+              </w:rPr>
+              <w:t xml:space="preserve">888,000</w:t>
+            </w:r>
+          </w:p>
+        </w:tc>
+        <w:tc>
+          <w:tcPr>
+            <w:tcW w:type="pct" w:w="758"/>
+            <w:tcMar>
+              <w:top w:type="dxa" w:w="50"/>
+              <w:left w:type="dxa" w:w="110"/>
+              <w:bottom w:type="dxa" w:w="50"/>
+              <w:right w:type="dxa" w:w="110"/>
+            </w:tcMar>
+          </w:tcPr>
+          <w:p>
+            <w:pPr>
+              <w:spacing w:before="28" w:after="28"/>
+            </w:pPr>
+            <w:r>
+              <w:rPr>
+                <w:sz w:val="15"/>
+                <w:szCs w:val="15"/>
+              </w:rPr>
+              <w:t xml:space="preserve">795,000</w:t>
+            </w:r>
+          </w:p>
+        </w:tc>
+        <w:tc>
+          <w:tcPr>
+            <w:tcW w:type="pct" w:w="844"/>
+            <w:tcMar>
+              <w:top w:type="dxa" w:w="50"/>
+              <w:left w:type="dxa" w:w="110"/>
+              <w:bottom w:type="dxa" w:w="50"/>
+              <w:right w:type="dxa" w:w="110"/>
+            </w:tcMar>
+          </w:tcPr>
+          <w:p>
+            <w:pPr>
+              <w:spacing w:before="28" w:after="28"/>
+            </w:pPr>
+            <w:r>
+              <w:rPr>
+                <w:sz w:val="15"/>
+                <w:szCs w:val="15"/>
+              </w:rPr>
+              <w:t xml:space="preserve">3,182,000</w:t>
+            </w:r>
+          </w:p>
+        </w:tc>
+      </w:tr>
+    </w:tbl>
+    <w:p/>
     <w:tbl>
       <w:tblPr>
         <w:tblW w:type="pct" w:w="100%"/>
@@ -8149,7 +9883,7 @@
                 <w:sz w:val="16"/>
                 <w:szCs w:val="16"/>
               </w:rPr>
-              <w:t xml:space="preserve">Sales   ·   contribution margin</w:t>
+              <w:t xml:space="preserve">− Cost of goods sold   ·   Marketing in the Gulf   ·   = Operating income</w:t>
             </w:r>
           </w:p>
         </w:tc>
@@ -8176,7 +9910,7 @@
           <w:sz w:val="16"/>
           <w:szCs w:val="16"/>
         </w:rPr>
-        <w:t xml:space="preserve">      gaps 4–5</w:t>
+        <w:t xml:space="preserve">      gaps 5–6</w:t>
       </w:r>
     </w:p>
     <w:p>
@@ -8199,7 +9933,7 @@
           <w:sz w:val="15"/>
           <w:szCs w:val="15"/>
         </w:rPr>
-        <w:t xml:space="preserve"> (4) </w:t>
+        <w:t xml:space="preserve"> (5) </w:t>
       </w:r>
       <w:r>
         <w:rPr>
@@ -8238,7 +9972,7 @@
           <w:sz w:val="15"/>
           <w:szCs w:val="15"/>
         </w:rPr>
-        <w:t xml:space="preserve"> (5) </w:t>
+        <w:t xml:space="preserve"> (6) </w:t>
       </w:r>
       <w:r>
         <w:rPr>
@@ -8452,7 +10186,7 @@
           <w:sz w:val="16"/>
           <w:szCs w:val="16"/>
         </w:rPr>
-        <w:t xml:space="preserve">      gaps 6–9</w:t>
+        <w:t xml:space="preserve">      gaps 7–10</w:t>
       </w:r>
     </w:p>
     <w:p>
@@ -8475,7 +10209,7 @@
           <w:sz w:val="15"/>
           <w:szCs w:val="15"/>
         </w:rPr>
-        <w:t xml:space="preserve"> (6) </w:t>
+        <w:t xml:space="preserve"> (7) </w:t>
       </w:r>
       <w:r>
         <w:rPr>
@@ -8497,7 +10231,7 @@
           <w:sz w:val="19"/>
           <w:szCs w:val="19"/>
         </w:rPr>
-        <w:t xml:space="preserve"> figures to build cost of goods sold, a list of selling and </w:t>
+        <w:t xml:space="preserve"> figures to build cost of goods sold, a list of selling and administrative costs to </w:t>
       </w:r>
       <w:r>
         <w:rPr>
@@ -8507,7 +10241,7 @@
           <w:sz w:val="15"/>
           <w:szCs w:val="15"/>
         </w:rPr>
-        <w:t xml:space="preserve"> (7) </w:t>
+        <w:t xml:space="preserve"> (8) </w:t>
       </w:r>
       <w:r>
         <w:rPr>
@@ -8515,7 +10249,7 @@
           <w:sz w:val="19"/>
           <w:szCs w:val="19"/>
         </w:rPr>
-        <w:t xml:space="preserve">                </w:t>
+        <w:t xml:space="preserve">           </w:t>
       </w:r>
       <w:r>
         <w:rPr>
@@ -8529,14 +10263,14 @@
           <w:sz w:val="19"/>
           <w:szCs w:val="19"/>
         </w:rPr>
-        <w:t xml:space="preserve"> costs to classify, and the parts of an operating budget to combine. </w:t>
-      </w:r>
-      <w:r>
-        <w:rPr>
-          <w:sz w:val="19"/>
-          <w:szCs w:val="19"/>
-        </w:rPr>
-        <w:t xml:space="preserve">Watch which costs are </w:t>
+        <w:t xml:space="preserve">, and the parts of an operating budget to combine. </w:t>
+      </w:r>
+      <w:r>
+        <w:rPr>
+          <w:sz w:val="19"/>
+          <w:szCs w:val="19"/>
+        </w:rPr>
+        <w:t xml:space="preserve">Watch which costs are variable, and whether the </w:t>
       </w:r>
       <w:r>
         <w:rPr>
@@ -8546,7 +10280,7 @@
           <w:sz w:val="15"/>
           <w:szCs w:val="15"/>
         </w:rPr>
-        <w:t xml:space="preserve"> (8) </w:t>
+        <w:t xml:space="preserve"> (9) </w:t>
       </w:r>
       <w:r>
         <w:rPr>
@@ -8568,7 +10302,7 @@
           <w:sz w:val="19"/>
           <w:szCs w:val="19"/>
         </w:rPr>
-        <w:t xml:space="preserve">, and whether the question asks for gross margin, </w:t>
+        <w:t xml:space="preserve"> asks for gross margin, </w:t>
       </w:r>
       <w:r>
         <w:rPr>
@@ -8578,7 +10312,7 @@
           <w:sz w:val="15"/>
           <w:szCs w:val="15"/>
         </w:rPr>
-        <w:t xml:space="preserve"> (9) </w:t>
+        <w:t xml:space="preserve"> (10) </w:t>
       </w:r>
       <w:r>
         <w:rPr>
@@ -8658,7 +10392,7 @@
                 <w:sz w:val="16"/>
                 <w:szCs w:val="16"/>
               </w:rPr>
-              <w:t xml:space="preserve">administrative   ·   contribution   ·   production   ·   variable   ·   selling</w:t>
+              <w:t xml:space="preserve">classify   ·   contribution   ·   production   ·   question   ·   figures</w:t>
             </w:r>
           </w:p>
         </w:tc>
@@ -8804,7 +10538,7 @@
                 <w:sz w:val="14"/>
                 <w:szCs w:val="14"/>
               </w:rPr>
-              <w:t xml:space="preserve">(10)</w:t>
+              <w:t xml:space="preserve">(11)</w:t>
             </w:r>
           </w:p>
         </w:tc>
@@ -8906,7 +10640,7 @@
                 <w:sz w:val="14"/>
                 <w:szCs w:val="14"/>
               </w:rPr>
-              <w:t xml:space="preserve">(11)</w:t>
+              <w:t xml:space="preserve">(12)</w:t>
             </w:r>
           </w:p>
         </w:tc>
@@ -8958,7 +10692,7 @@
                 <w:sz w:val="14"/>
                 <w:szCs w:val="14"/>
               </w:rPr>
-              <w:t xml:space="preserve">(12)</w:t>
+              <w:t xml:space="preserve">(13)</w:t>
             </w:r>
           </w:p>
         </w:tc>
@@ -9157,7 +10891,7 @@
                 <w:sz w:val="14"/>
                 <w:szCs w:val="14"/>
               </w:rPr>
-              <w:t xml:space="preserve">(13)</w:t>
+              <w:t xml:space="preserve">(14)</w:t>
             </w:r>
           </w:p>
         </w:tc>
@@ -9210,7 +10944,7 @@
                 <w:sz w:val="14"/>
                 <w:szCs w:val="14"/>
               </w:rPr>
-              <w:t xml:space="preserve">(14)</w:t>
+              <w:t xml:space="preserve">(15)</w:t>
             </w:r>
           </w:p>
         </w:tc>
@@ -9295,7 +11029,7 @@
                 <w:sz w:val="16"/>
                 <w:szCs w:val="16"/>
               </w:rPr>
-              <w:t xml:space="preserve">Finished jars at the start of the quarter   ·   Jars sold in the second quarter   ·   Fixed selling and admin per month   ·   Fixed selling and administrative expense   ·   Finished jars at the end of the quarter   ·   Variable selling cost per jar</w:t>
+              <w:t xml:space="preserve">Finished jars at the start of the quarter   ·   Jars sold in the second quarter   ·   Fixed selling and admin per month   ·   Variable manufacturing cost per jar   ·   Finished jars at the end of the quarter   ·   Variable selling cost per jar</w:t>
             </w:r>
           </w:p>
         </w:tc>
@@ -9458,7 +11192,7 @@
                 <w:sz w:val="14"/>
                 <w:szCs w:val="14"/>
               </w:rPr>
-              <w:t xml:space="preserve"> (15) </w:t>
+              <w:t xml:space="preserve"> (16) </w:t>
             </w:r>
             <w:r>
               <w:rPr>
@@ -9592,7 +11326,7 @@
                 <w:sz w:val="16"/>
                 <w:szCs w:val="16"/>
               </w:rPr>
-              <w:t xml:space="preserve">Cost   ·   Variable</w:t>
+              <w:t xml:space="preserve">Data   ·   Variable</w:t>
             </w:r>
           </w:p>
         </w:tc>
@@ -9613,8 +11347,8 @@
         </w:tblBorders>
       </w:tblPr>
       <w:tblGrid>
-        <w:gridCol w:w="4768"/>
-        <w:gridCol w:w="4832"/>
+        <w:gridCol w:w="4650"/>
+        <w:gridCol w:w="4950"/>
       </w:tblGrid>
       <w:tr>
         <w:tc>
@@ -9649,7 +11383,7 @@
       <w:tr>
         <w:tc>
           <w:tcPr>
-            <w:tcW w:type="pct" w:w="2483"/>
+            <w:tcW w:type="pct" w:w="2422"/>
             <w:shd w:fill="353A7C" w:val="clear"/>
             <w:tcMar>
               <w:top w:type="dxa" w:w="50"/>
@@ -9676,7 +11410,7 @@
         </w:tc>
         <w:tc>
           <w:tcPr>
-            <w:tcW w:type="pct" w:w="2517"/>
+            <w:tcW w:type="pct" w:w="2578"/>
             <w:shd w:fill="353A7C" w:val="clear"/>
             <w:tcMar>
               <w:top w:type="dxa" w:w="50"/>
@@ -9705,7 +11439,7 @@
       <w:tr>
         <w:tc>
           <w:tcPr>
-            <w:tcW w:type="pct" w:w="2483"/>
+            <w:tcW w:type="pct" w:w="2422"/>
             <w:tcMar>
               <w:top w:type="dxa" w:w="50"/>
               <w:left w:type="dxa" w:w="110"/>
@@ -9728,7 +11462,7 @@
         </w:tc>
         <w:tc>
           <w:tcPr>
-            <w:tcW w:type="pct" w:w="2517"/>
+            <w:tcW w:type="pct" w:w="2578"/>
             <w:tcMar>
               <w:top w:type="dxa" w:w="50"/>
               <w:left w:type="dxa" w:w="110"/>
@@ -9753,7 +11487,7 @@
       <w:tr>
         <w:tc>
           <w:tcPr>
-            <w:tcW w:type="pct" w:w="2483"/>
+            <w:tcW w:type="pct" w:w="2422"/>
             <w:shd w:fill="FBFAF6" w:val="clear"/>
             <w:tcMar>
               <w:top w:type="dxa" w:w="50"/>
@@ -9777,7 +11511,7 @@
         </w:tc>
         <w:tc>
           <w:tcPr>
-            <w:tcW w:type="pct" w:w="2517"/>
+            <w:tcW w:type="pct" w:w="2578"/>
             <w:shd w:fill="FFFFFF" w:val="clear"/>
             <w:tcMar>
               <w:top w:type="dxa" w:w="50"/>
@@ -9798,15 +11532,15 @@
                 <w:sz w:val="14"/>
                 <w:szCs w:val="14"/>
               </w:rPr>
-              <w:t xml:space="preserve">(16)</w:t>
-            </w:r>
-          </w:p>
-        </w:tc>
-      </w:tr>
-      <w:tr>
-        <w:tc>
-          <w:tcPr>
-            <w:tcW w:type="pct" w:w="2483"/>
+              <w:t xml:space="preserve">(17)</w:t>
+            </w:r>
+          </w:p>
+        </w:tc>
+      </w:tr>
+      <w:tr>
+        <w:tc>
+          <w:tcPr>
+            <w:tcW w:type="pct" w:w="2422"/>
             <w:tcMar>
               <w:top w:type="dxa" w:w="50"/>
               <w:left w:type="dxa" w:w="110"/>
@@ -9829,7 +11563,105 @@
         </w:tc>
         <w:tc>
           <w:tcPr>
-            <w:tcW w:type="pct" w:w="2517"/>
+            <w:tcW w:type="pct" w:w="2578"/>
+            <w:tcMar>
+              <w:top w:type="dxa" w:w="50"/>
+              <w:left w:type="dxa" w:w="110"/>
+              <w:bottom w:type="dxa" w:w="50"/>
+              <w:right w:type="dxa" w:w="110"/>
+            </w:tcMar>
+          </w:tcPr>
+          <w:p>
+            <w:pPr>
+              <w:spacing w:before="28" w:after="28"/>
+            </w:pPr>
+            <w:r>
+              <w:rPr>
+                <w:sz w:val="15"/>
+                <w:szCs w:val="15"/>
+              </w:rPr>
+              <w:t xml:space="preserve">Fixed selling and administrative expense</w:t>
+            </w:r>
+          </w:p>
+        </w:tc>
+      </w:tr>
+      <w:tr>
+        <w:tc>
+          <w:tcPr>
+            <w:tcW w:type="pct" w:w="2422"/>
+            <w:shd w:fill="FBFAF6" w:val="clear"/>
+            <w:tcMar>
+              <w:top w:type="dxa" w:w="50"/>
+              <w:left w:type="dxa" w:w="110"/>
+              <w:bottom w:type="dxa" w:w="50"/>
+              <w:right w:type="dxa" w:w="110"/>
+            </w:tcMar>
+          </w:tcPr>
+          <w:p>
+            <w:pPr>
+              <w:spacing w:before="28" w:after="28"/>
+            </w:pPr>
+            <w:r>
+              <w:rPr>
+                <w:sz w:val="15"/>
+                <w:szCs w:val="15"/>
+              </w:rPr>
+              <w:t xml:space="preserve">Sesame paste</w:t>
+            </w:r>
+          </w:p>
+        </w:tc>
+        <w:tc>
+          <w:tcPr>
+            <w:tcW w:type="pct" w:w="2578"/>
+            <w:shd w:fill="FBFAF6" w:val="clear"/>
+            <w:tcMar>
+              <w:top w:type="dxa" w:w="50"/>
+              <w:left w:type="dxa" w:w="110"/>
+              <w:bottom w:type="dxa" w:w="50"/>
+              <w:right w:type="dxa" w:w="110"/>
+            </w:tcMar>
+          </w:tcPr>
+          <w:p>
+            <w:pPr>
+              <w:spacing w:before="28" w:after="28"/>
+            </w:pPr>
+            <w:r>
+              <w:rPr>
+                <w:sz w:val="15"/>
+                <w:szCs w:val="15"/>
+              </w:rPr>
+              <w:t xml:space="preserve">Manufacturing cost</w:t>
+            </w:r>
+          </w:p>
+        </w:tc>
+      </w:tr>
+      <w:tr>
+        <w:tc>
+          <w:tcPr>
+            <w:tcW w:type="pct" w:w="2422"/>
+            <w:tcMar>
+              <w:top w:type="dxa" w:w="50"/>
+              <w:left w:type="dxa" w:w="110"/>
+              <w:bottom w:type="dxa" w:w="50"/>
+              <w:right w:type="dxa" w:w="110"/>
+            </w:tcMar>
+          </w:tcPr>
+          <w:p>
+            <w:pPr>
+              <w:spacing w:before="28" w:after="28"/>
+            </w:pPr>
+            <w:r>
+              <w:rPr>
+                <w:sz w:val="15"/>
+                <w:szCs w:val="15"/>
+              </w:rPr>
+              <w:t xml:space="preserve">Marketing in the Gulf</w:t>
+            </w:r>
+          </w:p>
+        </w:tc>
+        <w:tc>
+          <w:tcPr>
+            <w:tcW w:type="pct" w:w="2578"/>
             <w:shd w:fill="FFFFFF" w:val="clear"/>
             <w:tcMar>
               <w:top w:type="dxa" w:w="50"/>
@@ -9850,108 +11682,7 @@
                 <w:sz w:val="14"/>
                 <w:szCs w:val="14"/>
               </w:rPr>
-              <w:t xml:space="preserve">(17)</w:t>
-            </w:r>
-          </w:p>
-        </w:tc>
-      </w:tr>
-      <w:tr>
-        <w:tc>
-          <w:tcPr>
-            <w:tcW w:type="pct" w:w="2483"/>
-            <w:shd w:fill="FBFAF6" w:val="clear"/>
-            <w:tcMar>
-              <w:top w:type="dxa" w:w="50"/>
-              <w:left w:type="dxa" w:w="110"/>
-              <w:bottom w:type="dxa" w:w="50"/>
-              <w:right w:type="dxa" w:w="110"/>
-            </w:tcMar>
-          </w:tcPr>
-          <w:p>
-            <w:pPr>
-              <w:spacing w:before="28" w:after="28"/>
-            </w:pPr>
-            <w:r>
-              <w:rPr>
-                <w:sz w:val="15"/>
-                <w:szCs w:val="15"/>
-              </w:rPr>
-              <w:t xml:space="preserve">Sesame paste</w:t>
-            </w:r>
-          </w:p>
-        </w:tc>
-        <w:tc>
-          <w:tcPr>
-            <w:tcW w:type="pct" w:w="2517"/>
-            <w:shd w:fill="FFFFFF" w:val="clear"/>
-            <w:tcMar>
-              <w:top w:type="dxa" w:w="50"/>
-              <w:left w:type="dxa" w:w="110"/>
-              <w:bottom w:type="dxa" w:w="50"/>
-              <w:right w:type="dxa" w:w="110"/>
-            </w:tcMar>
-          </w:tcPr>
-          <w:p>
-            <w:pPr>
-              <w:spacing w:before="46" w:after="46"/>
-            </w:pPr>
-            <w:r>
-              <w:rPr>
-                <w:b/>
-                <w:bCs/>
-                <w:color w:val="8186EF"/>
-                <w:sz w:val="14"/>
-                <w:szCs w:val="14"/>
-              </w:rPr>
               <w:t xml:space="preserve">(18)</w:t>
-            </w:r>
-          </w:p>
-        </w:tc>
-      </w:tr>
-      <w:tr>
-        <w:tc>
-          <w:tcPr>
-            <w:tcW w:type="pct" w:w="2483"/>
-            <w:tcMar>
-              <w:top w:type="dxa" w:w="50"/>
-              <w:left w:type="dxa" w:w="110"/>
-              <w:bottom w:type="dxa" w:w="50"/>
-              <w:right w:type="dxa" w:w="110"/>
-            </w:tcMar>
-          </w:tcPr>
-          <w:p>
-            <w:pPr>
-              <w:spacing w:before="28" w:after="28"/>
-            </w:pPr>
-            <w:r>
-              <w:rPr>
-                <w:sz w:val="15"/>
-                <w:szCs w:val="15"/>
-              </w:rPr>
-              <w:t xml:space="preserve">Marketing in the Gulf</w:t>
-            </w:r>
-          </w:p>
-        </w:tc>
-        <w:tc>
-          <w:tcPr>
-            <w:tcW w:type="pct" w:w="2517"/>
-            <w:tcMar>
-              <w:top w:type="dxa" w:w="50"/>
-              <w:left w:type="dxa" w:w="110"/>
-              <w:bottom w:type="dxa" w:w="50"/>
-              <w:right w:type="dxa" w:w="110"/>
-            </w:tcMar>
-          </w:tcPr>
-          <w:p>
-            <w:pPr>
-              <w:spacing w:before="28" w:after="28"/>
-            </w:pPr>
-            <w:r>
-              <w:rPr>
-                <w:sz w:val="15"/>
-                <w:szCs w:val="15"/>
-              </w:rPr>
-              <w:t xml:space="preserve">Fixed selling and administrative expense</w:t>
             </w:r>
           </w:p>
         </w:tc>
@@ -10013,7 +11744,7 @@
                 <w:sz w:val="16"/>
                 <w:szCs w:val="16"/>
               </w:rPr>
-              <w:t xml:space="preserve">Manufacturing cost   ·   Fixed selling and administrative expense   ·   Variable selling expense   ·   − Cost of goods sold</w:t>
+              <w:t xml:space="preserve">Beverages 2028 (USD)   ·   Variable selling expense   ·   Fixed selling and administrative expense</w:t>
             </w:r>
           </w:p>
         </w:tc>
@@ -10084,7 +11815,7 @@
                     </pic:cNvPicPr>
                   </pic:nvPicPr>
                   <pic:blipFill>
-                    <a:blip r:embed="rId108" cstate="none"/>
+                    <a:blip r:embed="rId105" cstate="none"/>
                     <a:srcRect/>
                     <a:stretch>
                       <a:fillRect/>
@@ -10520,7 +12251,7 @@
                 <w:sz w:val="16"/>
                 <w:szCs w:val="16"/>
               </w:rPr>
-              <w:t xml:space="preserve">operating</w:t>
+              <w:t xml:space="preserve">reviews</w:t>
             </w:r>
           </w:p>
         </w:tc>
@@ -10553,7 +12284,7 @@
                 <w:sz w:val="16"/>
                 <w:szCs w:val="16"/>
               </w:rPr>
-              <w:t xml:space="preserve">Finished jars at the start of the quarter</w:t>
+              <w:t xml:space="preserve">Jars sold in the second quarter</w:t>
             </w:r>
           </w:p>
         </w:tc>
@@ -10621,7 +12352,7 @@
                 <w:sz w:val="16"/>
                 <w:szCs w:val="16"/>
               </w:rPr>
-              <w:t xml:space="preserve">Finished jars at the end of the quarter</w:t>
+              <w:t xml:space="preserve">Finished jars at the start of the quarter</w:t>
             </w:r>
           </w:p>
         </w:tc>
@@ -10656,7 +12387,7 @@
                 <w:sz w:val="16"/>
                 <w:szCs w:val="16"/>
               </w:rPr>
-              <w:t xml:space="preserve">Sales</w:t>
+              <w:t xml:space="preserve">− Cost of goods sold</w:t>
             </w:r>
           </w:p>
         </w:tc>
@@ -10689,7 +12420,7 @@
                 <w:sz w:val="16"/>
                 <w:szCs w:val="16"/>
               </w:rPr>
-              <w:t xml:space="preserve">Variable selling cost per jar</w:t>
+              <w:t xml:space="preserve">Finished jars at the end of the quarter</w:t>
             </w:r>
           </w:p>
         </w:tc>
@@ -10724,7 +12455,7 @@
                 <w:sz w:val="16"/>
                 <w:szCs w:val="16"/>
               </w:rPr>
-              <w:t xml:space="preserve">follows</w:t>
+              <w:t xml:space="preserve">= Operating income</w:t>
             </w:r>
           </w:p>
         </w:tc>
@@ -10757,7 +12488,7 @@
                 <w:sz w:val="16"/>
                 <w:szCs w:val="16"/>
               </w:rPr>
-              <w:t xml:space="preserve">Fixed selling and admin per month</w:t>
+              <w:t xml:space="preserve">Variable selling cost per jar</w:t>
             </w:r>
           </w:p>
         </w:tc>
@@ -10792,7 +12523,7 @@
                 <w:sz w:val="16"/>
                 <w:szCs w:val="16"/>
               </w:rPr>
-              <w:t xml:space="preserve">quarter's</w:t>
+              <w:t xml:space="preserve">follows</w:t>
             </w:r>
           </w:p>
         </w:tc>
@@ -10825,7 +12556,7 @@
                 <w:sz w:val="16"/>
                 <w:szCs w:val="16"/>
               </w:rPr>
-              <w:t xml:space="preserve">Variable</w:t>
+              <w:t xml:space="preserve">Fixed selling and admin per month</w:t>
             </w:r>
           </w:p>
         </w:tc>
@@ -10860,7 +12591,7 @@
                 <w:sz w:val="16"/>
                 <w:szCs w:val="16"/>
               </w:rPr>
-              <w:t xml:space="preserve">production</w:t>
+              <w:t xml:space="preserve">quarter's</w:t>
             </w:r>
           </w:p>
         </w:tc>
@@ -10893,7 +12624,7 @@
                 <w:sz w:val="16"/>
                 <w:szCs w:val="16"/>
               </w:rPr>
-              <w:t xml:space="preserve">Variable selling expense</w:t>
+              <w:t xml:space="preserve">Variable</w:t>
             </w:r>
           </w:p>
         </w:tc>
@@ -10928,7 +12659,7 @@
                 <w:sz w:val="16"/>
                 <w:szCs w:val="16"/>
               </w:rPr>
-              <w:t xml:space="preserve">administrative</w:t>
+              <w:t xml:space="preserve">production</w:t>
             </w:r>
           </w:p>
         </w:tc>
@@ -10961,7 +12692,7 @@
                 <w:sz w:val="16"/>
                 <w:szCs w:val="16"/>
               </w:rPr>
-              <w:t xml:space="preserve">Fixed selling and administrative expense</w:t>
+              <w:t xml:space="preserve">Variable selling expense</w:t>
             </w:r>
           </w:p>
         </w:tc>
@@ -10996,7 +12727,7 @@
                 <w:sz w:val="16"/>
                 <w:szCs w:val="16"/>
               </w:rPr>
-              <w:t xml:space="preserve">variable</w:t>
+              <w:t xml:space="preserve">classify</w:t>
             </w:r>
           </w:p>
         </w:tc>
@@ -11029,7 +12760,7 @@
                 <w:sz w:val="16"/>
                 <w:szCs w:val="16"/>
               </w:rPr>
-              <w:t xml:space="preserve">Manufacturing cost</w:t>
+              <w:t xml:space="preserve">Fixed selling and administrative expense</w:t>
             </w:r>
           </w:p>
         </w:tc>
@@ -11064,7 +12795,7 @@
                 <w:sz w:val="16"/>
                 <w:szCs w:val="16"/>
               </w:rPr>
-              <w:t xml:space="preserve">contribution</w:t>
+              <w:t xml:space="preserve">question</w:t>
             </w:r>
           </w:p>
         </w:tc>
@@ -11132,7 +12863,7 @@
                 <w:sz w:val="16"/>
                 <w:szCs w:val="16"/>
               </w:rPr>
-              <w:t xml:space="preserve">Jars sold in the second quarter</w:t>
+              <w:t xml:space="preserve">contribution</w:t>
             </w:r>
           </w:p>
         </w:tc>
